--- a/fuentes/52430467_CF01_DU.docx
+++ b/fuentes/52430467_CF01_DU.docx
@@ -1,6 +1,6 @@
 
 <file path=word/document.xml><?xml version="1.0" encoding="utf-8"?>
-<w:document xmlns:wpc="http://schemas.microsoft.com/office/word/2010/wordprocessingCanvas" xmlns:cx="http://schemas.microsoft.com/office/drawing/2014/chartex" xmlns:cx1="http://schemas.microsoft.com/office/drawing/2015/9/8/chartex" xmlns:cx2="http://schemas.microsoft.com/office/drawing/2015/10/21/chartex" xmlns:cx3="http://schemas.microsoft.com/office/drawing/2016/5/9/chartex" xmlns:cx4="http://schemas.microsoft.com/office/drawing/2016/5/10/chartex" xmlns:cx5="http://schemas.microsoft.com/office/drawing/2016/5/11/chartex" xmlns:cx6="http://schemas.microsoft.com/office/drawing/2016/5/12/chartex" xmlns:cx7="http://schemas.microsoft.com/office/drawing/2016/5/13/chartex" xmlns:cx8="http://schemas.microsoft.com/office/drawing/2016/5/14/chartex" xmlns:mc="http://schemas.openxmlformats.org/markup-compatibility/2006" xmlns:aink="http://schemas.microsoft.com/office/drawing/2016/ink" xmlns:am3d="http://schemas.microsoft.com/office/drawing/2017/model3d" xmlns:o="urn:schemas-microsoft-com:office:office" xmlns:oel="http://schemas.microsoft.com/office/2019/extlst" xmlns:r="http://schemas.openxmlformats.org/officeDocument/2006/relationships" xmlns:m="http://schemas.openxmlformats.org/officeDocument/2006/math" xmlns:v="urn:schemas-microsoft-com:vml" xmlns:wp14="http://schemas.microsoft.com/office/word/2010/wordprocessingDrawing" xmlns:wp="http://schemas.openxmlformats.org/drawingml/2006/wordprocessingDrawing" xmlns:w10="urn:schemas-microsoft-com:office:word" xmlns:w="http://schemas.openxmlformats.org/wordprocessingml/2006/main" xmlns:w14="http://schemas.microsoft.com/office/word/2010/wordml" xmlns:w15="http://schemas.microsoft.com/office/word/2012/wordml" xmlns:w16cei="http://schemas.microsoft.com/office/word/2026/wordml/cei" xmlns:w16cex="http://schemas.microsoft.com/office/word/2018/wordml/cex" xmlns:w16cid="http://schemas.microsoft.com/office/word/2016/wordml/cid" xmlns:w16="http://schemas.microsoft.com/office/word/2018/wordml" xmlns:w16du="http://schemas.microsoft.com/office/word/2023/wordml/word16du" xmlns:w16sdtdh="http://schemas.microsoft.com/office/word/2020/wordml/sdtdatahash" xmlns:w16sdtfl="http://schemas.microsoft.com/office/word/2024/wordml/sdtformatlock" xmlns:w16se="http://schemas.microsoft.com/office/word/2015/wordml/symex" xmlns:wpg="http://schemas.microsoft.com/office/word/2010/wordprocessingGroup" xmlns:wpi="http://schemas.microsoft.com/office/word/2010/wordprocessingInk" xmlns:wne="http://schemas.microsoft.com/office/word/2006/wordml" xmlns:wps="http://schemas.microsoft.com/office/word/2010/wordprocessingShape" mc:Ignorable="w14 w15 w16se w16cid w16 w16cex w16sdtdh w16sdtfl w16du wp14">
+<w:document xmlns:wpc="http://schemas.microsoft.com/office/word/2010/wordprocessingCanvas" xmlns:cx="http://schemas.microsoft.com/office/drawing/2014/chartex" xmlns:cx1="http://schemas.microsoft.com/office/drawing/2015/9/8/chartex" xmlns:cx2="http://schemas.microsoft.com/office/drawing/2015/10/21/chartex" xmlns:cx3="http://schemas.microsoft.com/office/drawing/2016/5/9/chartex" xmlns:cx4="http://schemas.microsoft.com/office/drawing/2016/5/10/chartex" xmlns:cx5="http://schemas.microsoft.com/office/drawing/2016/5/11/chartex" xmlns:cx6="http://schemas.microsoft.com/office/drawing/2016/5/12/chartex" xmlns:cx7="http://schemas.microsoft.com/office/drawing/2016/5/13/chartex" xmlns:cx8="http://schemas.microsoft.com/office/drawing/2016/5/14/chartex" xmlns:mc="http://schemas.openxmlformats.org/markup-compatibility/2006" xmlns:aink="http://schemas.microsoft.com/office/drawing/2016/ink" xmlns:am3d="http://schemas.microsoft.com/office/drawing/2017/model3d" xmlns:o="urn:schemas-microsoft-com:office:office" xmlns:r="http://schemas.openxmlformats.org/officeDocument/2006/relationships" xmlns:m="http://schemas.openxmlformats.org/officeDocument/2006/math" xmlns:v="urn:schemas-microsoft-com:vml" xmlns:wp14="http://schemas.microsoft.com/office/word/2010/wordprocessingDrawing" xmlns:wp="http://schemas.openxmlformats.org/drawingml/2006/wordprocessingDrawing" xmlns:w10="urn:schemas-microsoft-com:office:word" xmlns:w="http://schemas.openxmlformats.org/wordprocessingml/2006/main" xmlns:w14="http://schemas.microsoft.com/office/word/2010/wordml" xmlns:w15="http://schemas.microsoft.com/office/word/2012/wordml" xmlns:w16cex="http://schemas.microsoft.com/office/word/2018/wordml/cex" xmlns:w16cid="http://schemas.microsoft.com/office/word/2016/wordml/cid" xmlns:w16="http://schemas.microsoft.com/office/word/2018/wordml" xmlns:w16sdtdh="http://schemas.microsoft.com/office/word/2020/wordml/sdtdatahash" xmlns:w16se="http://schemas.microsoft.com/office/word/2015/wordml/symex" xmlns:wpg="http://schemas.microsoft.com/office/word/2010/wordprocessingGroup" xmlns:wpi="http://schemas.microsoft.com/office/word/2010/wordprocessingInk" xmlns:wne="http://schemas.microsoft.com/office/word/2006/wordml" xmlns:wps="http://schemas.microsoft.com/office/word/2010/wordprocessingShape" mc:Ignorable="w14 w15 w16se w16cid w16 w16cex w16sdtdh wp14">
   <w:body>
     <w:p>
       <w:pPr>
@@ -205,7 +205,7 @@
               </wp:anchor>
             </w:drawing>
           </mc:Choice>
-          <mc:Fallback>
+          <mc:Fallback xmlns:oel="http://schemas.microsoft.com/office/2019/extlst" xmlns:w16cei="http://schemas.microsoft.com/office/word/2026/wordml/cei" xmlns:w16du="http://schemas.microsoft.com/office/word/2023/wordml/word16du" xmlns:w16sdtfl="http://schemas.microsoft.com/office/word/2024/wordml/sdtformatlock">
             <w:pict>
               <v:rect w14:anchorId="4C256C62" id="Rectángulo 3" o:spid="_x0000_s1026" alt="&quot;&quot;" style="position:absolute;margin-left:-55.95pt;margin-top:26.4pt;width:613.85pt;height:164.25pt;z-index:-251655168;visibility:visible;mso-wrap-style:square;mso-height-percent:0;mso-wrap-distance-left:9pt;mso-wrap-distance-top:0;mso-wrap-distance-right:9pt;mso-wrap-distance-bottom:0;mso-position-horizontal:absolute;mso-position-horizontal-relative:text;mso-position-vertical:absolute;mso-position-vertical-relative:text;mso-height-percent:0;mso-height-relative:margin;v-text-anchor:middle" o:gfxdata="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" fillcolor="#00314d" stroked="f" strokeweight="1pt"/>
             </w:pict>
@@ -318,7 +318,7 @@
                 <v:stroke joinstyle="miter"/>
                 <v:path gradientshapeok="t" o:connecttype="rect"/>
               </v:shapetype>
-              <v:shape id="Cuadro de texto 2" o:spid="_x0000_s1026" type="#_x0000_t202" alt="&quot;&quot;" style="position:absolute;left:0;text-align:left;margin-left:-25.2pt;margin-top:21.9pt;width:549pt;height:102.95pt;z-index:251663360;visibility:visible;mso-wrap-style:square;mso-width-percent:0;mso-height-percent:0;mso-wrap-distance-left:9pt;mso-wrap-distance-top:3.6pt;mso-wrap-distance-right:9pt;mso-wrap-distance-bottom:3.6pt;mso-position-horizontal:absolute;mso-position-horizontal-relative:margin;mso-position-vertical:absolute;mso-position-vertical-relative:text;mso-width-percent:0;mso-height-percent:0;mso-width-relative:margin;mso-height-relative:margin;v-text-anchor:top" o:gfxdata="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" filled="f" stroked="f">
+              <v:shape id="Cuadro de texto 2" o:spid="_x0000_s1026" type="#_x0000_t202" alt="&quot;&quot;" style="position:absolute;left:0;text-align:left;margin-left:-25.2pt;margin-top:21.9pt;width:549pt;height:102.95pt;z-index:251663360;visibility:visible;mso-wrap-style:square;mso-width-percent:0;mso-height-percent:0;mso-wrap-distance-left:9pt;mso-wrap-distance-top:3.6pt;mso-wrap-distance-right:9pt;mso-wrap-distance-bottom:3.6pt;mso-position-horizontal:absolute;mso-position-horizontal-relative:margin;mso-position-vertical:absolute;mso-position-vertical-relative:text;mso-width-percent:0;mso-height-percent:0;mso-width-relative:margin;mso-height-relative:margin;v-text-anchor:top" o:gfxdata="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" filled="f" stroked="f">
                 <v:textbox>
                   <w:txbxContent>
                     <w:p>
@@ -546,6 +546,7 @@
           <w:docPartUnique/>
         </w:docPartObj>
       </w:sdtPr>
+      <w:sdtEndPr/>
       <w:sdtContent>
         <w:p>
           <w:pPr>
@@ -567,9 +568,10 @@
             <w:rPr>
               <w:rFonts w:eastAsiaTheme="minorEastAsia"/>
               <w:noProof/>
-              <w:sz w:val="24"/>
-              <w:szCs w:val="24"/>
+              <w:kern w:val="0"/>
+              <w:sz w:val="22"/>
               <w:lang w:eastAsia="es-CO"/>
+              <w14:ligatures w14:val="none"/>
             </w:rPr>
           </w:pPr>
           <w:r>
@@ -581,7 +583,7 @@
           <w:r>
             <w:fldChar w:fldCharType="separate"/>
           </w:r>
-          <w:hyperlink w:anchor="_Toc234249783" w:history="1">
+          <w:hyperlink w:anchor="_Toc235862310" w:history="1">
             <w:r>
               <w:rPr>
                 <w:rStyle w:val="Hipervnculo"/>
@@ -608,7 +610,7 @@
                 <w:noProof/>
                 <w:webHidden/>
               </w:rPr>
-              <w:instrText xml:space="preserve"> PAGEREF _Toc234249783 \h </w:instrText>
+              <w:instrText xml:space="preserve"> PAGEREF _Toc235862310 \h </w:instrText>
             </w:r>
             <w:r>
               <w:rPr>
@@ -648,12 +650,13 @@
             <w:rPr>
               <w:rFonts w:eastAsiaTheme="minorEastAsia"/>
               <w:noProof/>
-              <w:sz w:val="24"/>
-              <w:szCs w:val="24"/>
+              <w:kern w:val="0"/>
+              <w:sz w:val="22"/>
               <w:lang w:eastAsia="es-CO"/>
+              <w14:ligatures w14:val="none"/>
             </w:rPr>
           </w:pPr>
-          <w:hyperlink w:anchor="_Toc234249784" w:history="1">
+          <w:hyperlink w:anchor="_Toc235862311" w:history="1">
             <w:r>
               <w:rPr>
                 <w:rStyle w:val="Hipervnculo"/>
@@ -680,7 +683,7 @@
                 <w:noProof/>
                 <w:webHidden/>
               </w:rPr>
-              <w:instrText xml:space="preserve"> PAGEREF _Toc234249784 \h </w:instrText>
+              <w:instrText xml:space="preserve"> PAGEREF _Toc235862311 \h </w:instrText>
             </w:r>
             <w:r>
               <w:rPr>
@@ -720,12 +723,13 @@
             <w:rPr>
               <w:rFonts w:eastAsiaTheme="minorEastAsia"/>
               <w:noProof/>
-              <w:sz w:val="24"/>
-              <w:szCs w:val="24"/>
+              <w:kern w:val="0"/>
+              <w:sz w:val="22"/>
               <w:lang w:eastAsia="es-CO"/>
+              <w14:ligatures w14:val="none"/>
             </w:rPr>
           </w:pPr>
-          <w:hyperlink w:anchor="_Toc234249785" w:history="1">
+          <w:hyperlink w:anchor="_Toc235862312" w:history="1">
             <w:r>
               <w:rPr>
                 <w:rStyle w:val="Hipervnculo"/>
@@ -752,7 +756,7 @@
                 <w:noProof/>
                 <w:webHidden/>
               </w:rPr>
-              <w:instrText xml:space="preserve"> PAGEREF _Toc234249785 \h </w:instrText>
+              <w:instrText xml:space="preserve"> PAGEREF _Toc235862312 \h </w:instrText>
             </w:r>
             <w:r>
               <w:rPr>
@@ -792,12 +796,13 @@
             <w:rPr>
               <w:rFonts w:eastAsiaTheme="minorEastAsia"/>
               <w:noProof/>
-              <w:sz w:val="24"/>
-              <w:szCs w:val="24"/>
+              <w:kern w:val="0"/>
+              <w:sz w:val="22"/>
               <w:lang w:eastAsia="es-CO"/>
+              <w14:ligatures w14:val="none"/>
             </w:rPr>
           </w:pPr>
-          <w:hyperlink w:anchor="_Toc234249786" w:history="1">
+          <w:hyperlink w:anchor="_Toc235862313" w:history="1">
             <w:r>
               <w:rPr>
                 <w:rStyle w:val="Hipervnculo"/>
@@ -824,7 +829,7 @@
                 <w:noProof/>
                 <w:webHidden/>
               </w:rPr>
-              <w:instrText xml:space="preserve"> PAGEREF _Toc234249786 \h </w:instrText>
+              <w:instrText xml:space="preserve"> PAGEREF _Toc235862313 \h </w:instrText>
             </w:r>
             <w:r>
               <w:rPr>
@@ -864,12 +869,13 @@
             <w:rPr>
               <w:rFonts w:eastAsiaTheme="minorEastAsia"/>
               <w:noProof/>
-              <w:sz w:val="24"/>
-              <w:szCs w:val="24"/>
+              <w:kern w:val="0"/>
+              <w:sz w:val="22"/>
               <w:lang w:eastAsia="es-CO"/>
+              <w14:ligatures w14:val="none"/>
             </w:rPr>
           </w:pPr>
-          <w:hyperlink w:anchor="_Toc234249787" w:history="1">
+          <w:hyperlink w:anchor="_Toc235862314" w:history="1">
             <w:r>
               <w:rPr>
                 <w:rStyle w:val="Hipervnculo"/>
@@ -896,7 +902,7 @@
                 <w:noProof/>
                 <w:webHidden/>
               </w:rPr>
-              <w:instrText xml:space="preserve"> PAGEREF _Toc234249787 \h </w:instrText>
+              <w:instrText xml:space="preserve"> PAGEREF _Toc235862314 \h </w:instrText>
             </w:r>
             <w:r>
               <w:rPr>
@@ -936,12 +942,13 @@
             <w:rPr>
               <w:rFonts w:eastAsiaTheme="minorEastAsia"/>
               <w:noProof/>
-              <w:sz w:val="24"/>
-              <w:szCs w:val="24"/>
+              <w:kern w:val="0"/>
+              <w:sz w:val="22"/>
               <w:lang w:eastAsia="es-CO"/>
+              <w14:ligatures w14:val="none"/>
             </w:rPr>
           </w:pPr>
-          <w:hyperlink w:anchor="_Toc234249788" w:history="1">
+          <w:hyperlink w:anchor="_Toc235862315" w:history="1">
             <w:r>
               <w:rPr>
                 <w:rStyle w:val="Hipervnculo"/>
@@ -968,7 +975,7 @@
                 <w:noProof/>
                 <w:webHidden/>
               </w:rPr>
-              <w:instrText xml:space="preserve"> PAGEREF _Toc234249788 \h </w:instrText>
+              <w:instrText xml:space="preserve"> PAGEREF _Toc235862315 \h </w:instrText>
             </w:r>
             <w:r>
               <w:rPr>
@@ -1008,12 +1015,13 @@
             <w:rPr>
               <w:rFonts w:eastAsiaTheme="minorEastAsia"/>
               <w:noProof/>
-              <w:sz w:val="24"/>
-              <w:szCs w:val="24"/>
+              <w:kern w:val="0"/>
+              <w:sz w:val="22"/>
               <w:lang w:eastAsia="es-CO"/>
+              <w14:ligatures w14:val="none"/>
             </w:rPr>
           </w:pPr>
-          <w:hyperlink w:anchor="_Toc234249789" w:history="1">
+          <w:hyperlink w:anchor="_Toc235862316" w:history="1">
             <w:r>
               <w:rPr>
                 <w:rStyle w:val="Hipervnculo"/>
@@ -1040,7 +1048,7 @@
                 <w:noProof/>
                 <w:webHidden/>
               </w:rPr>
-              <w:instrText xml:space="preserve"> PAGEREF _Toc234249789 \h </w:instrText>
+              <w:instrText xml:space="preserve"> PAGEREF _Toc235862316 \h </w:instrText>
             </w:r>
             <w:r>
               <w:rPr>
@@ -1080,12 +1088,13 @@
             <w:rPr>
               <w:rFonts w:eastAsiaTheme="minorEastAsia"/>
               <w:noProof/>
-              <w:sz w:val="24"/>
-              <w:szCs w:val="24"/>
+              <w:kern w:val="0"/>
+              <w:sz w:val="22"/>
               <w:lang w:eastAsia="es-CO"/>
+              <w14:ligatures w14:val="none"/>
             </w:rPr>
           </w:pPr>
-          <w:hyperlink w:anchor="_Toc234249790" w:history="1">
+          <w:hyperlink w:anchor="_Toc235862317" w:history="1">
             <w:r>
               <w:rPr>
                 <w:rStyle w:val="Hipervnculo"/>
@@ -1112,7 +1121,7 @@
                 <w:noProof/>
                 <w:webHidden/>
               </w:rPr>
-              <w:instrText xml:space="preserve"> PAGEREF _Toc234249790 \h </w:instrText>
+              <w:instrText xml:space="preserve"> PAGEREF _Toc235862317 \h </w:instrText>
             </w:r>
             <w:r>
               <w:rPr>
@@ -1152,12 +1161,13 @@
             <w:rPr>
               <w:rFonts w:eastAsiaTheme="minorEastAsia"/>
               <w:noProof/>
-              <w:sz w:val="24"/>
-              <w:szCs w:val="24"/>
+              <w:kern w:val="0"/>
+              <w:sz w:val="22"/>
               <w:lang w:eastAsia="es-CO"/>
+              <w14:ligatures w14:val="none"/>
             </w:rPr>
           </w:pPr>
-          <w:hyperlink w:anchor="_Toc234249791" w:history="1">
+          <w:hyperlink w:anchor="_Toc235862318" w:history="1">
             <w:r>
               <w:rPr>
                 <w:rStyle w:val="Hipervnculo"/>
@@ -1184,7 +1194,7 @@
                 <w:noProof/>
                 <w:webHidden/>
               </w:rPr>
-              <w:instrText xml:space="preserve"> PAGEREF _Toc234249791 \h </w:instrText>
+              <w:instrText xml:space="preserve"> PAGEREF _Toc235862318 \h </w:instrText>
             </w:r>
             <w:r>
               <w:rPr>
@@ -1224,12 +1234,13 @@
             <w:rPr>
               <w:rFonts w:eastAsiaTheme="minorEastAsia"/>
               <w:noProof/>
-              <w:sz w:val="24"/>
-              <w:szCs w:val="24"/>
+              <w:kern w:val="0"/>
+              <w:sz w:val="22"/>
               <w:lang w:eastAsia="es-CO"/>
+              <w14:ligatures w14:val="none"/>
             </w:rPr>
           </w:pPr>
-          <w:hyperlink w:anchor="_Toc234249792" w:history="1">
+          <w:hyperlink w:anchor="_Toc235862319" w:history="1">
             <w:r>
               <w:rPr>
                 <w:rStyle w:val="Hipervnculo"/>
@@ -1256,7 +1267,7 @@
                 <w:noProof/>
                 <w:webHidden/>
               </w:rPr>
-              <w:instrText xml:space="preserve"> PAGEREF _Toc234249792 \h </w:instrText>
+              <w:instrText xml:space="preserve"> PAGEREF _Toc235862319 \h </w:instrText>
             </w:r>
             <w:r>
               <w:rPr>
@@ -1296,12 +1307,13 @@
             <w:rPr>
               <w:rFonts w:eastAsiaTheme="minorEastAsia"/>
               <w:noProof/>
-              <w:sz w:val="24"/>
-              <w:szCs w:val="24"/>
+              <w:kern w:val="0"/>
+              <w:sz w:val="22"/>
               <w:lang w:eastAsia="es-CO"/>
+              <w14:ligatures w14:val="none"/>
             </w:rPr>
           </w:pPr>
-          <w:hyperlink w:anchor="_Toc234249793" w:history="1">
+          <w:hyperlink w:anchor="_Toc235862320" w:history="1">
             <w:r>
               <w:rPr>
                 <w:rStyle w:val="Hipervnculo"/>
@@ -1328,7 +1340,7 @@
                 <w:noProof/>
                 <w:webHidden/>
               </w:rPr>
-              <w:instrText xml:space="preserve"> PAGEREF _Toc234249793 \h </w:instrText>
+              <w:instrText xml:space="preserve"> PAGEREF _Toc235862320 \h </w:instrText>
             </w:r>
             <w:r>
               <w:rPr>
@@ -1368,12 +1380,13 @@
             <w:rPr>
               <w:rFonts w:eastAsiaTheme="minorEastAsia"/>
               <w:noProof/>
-              <w:sz w:val="24"/>
-              <w:szCs w:val="24"/>
+              <w:kern w:val="0"/>
+              <w:sz w:val="22"/>
               <w:lang w:eastAsia="es-CO"/>
+              <w14:ligatures w14:val="none"/>
             </w:rPr>
           </w:pPr>
-          <w:hyperlink w:anchor="_Toc234249794" w:history="1">
+          <w:hyperlink w:anchor="_Toc235862321" w:history="1">
             <w:r>
               <w:rPr>
                 <w:rStyle w:val="Hipervnculo"/>
@@ -1400,7 +1413,7 @@
                 <w:noProof/>
                 <w:webHidden/>
               </w:rPr>
-              <w:instrText xml:space="preserve"> PAGEREF _Toc234249794 \h </w:instrText>
+              <w:instrText xml:space="preserve"> PAGEREF _Toc235862321 \h </w:instrText>
             </w:r>
             <w:r>
               <w:rPr>
@@ -1420,7 +1433,7 @@
                 <w:noProof/>
                 <w:webHidden/>
               </w:rPr>
-              <w:t>14</w:t>
+              <w:t>15</w:t>
             </w:r>
             <w:r>
               <w:rPr>
@@ -1440,12 +1453,13 @@
             <w:rPr>
               <w:rFonts w:eastAsiaTheme="minorEastAsia"/>
               <w:noProof/>
-              <w:sz w:val="24"/>
-              <w:szCs w:val="24"/>
+              <w:kern w:val="0"/>
+              <w:sz w:val="22"/>
               <w:lang w:eastAsia="es-CO"/>
+              <w14:ligatures w14:val="none"/>
             </w:rPr>
           </w:pPr>
-          <w:hyperlink w:anchor="_Toc234249795" w:history="1">
+          <w:hyperlink w:anchor="_Toc235862322" w:history="1">
             <w:r>
               <w:rPr>
                 <w:rStyle w:val="Hipervnculo"/>
@@ -1453,7 +1467,13 @@
                 <w:spacing w:val="20"/>
                 <w:lang w:val="en-US"/>
               </w:rPr>
-              <w:t>3. Merchandising</w:t>
+              <w:t xml:space="preserve">3. </w:t>
+            </w:r>
+            <w:r>
+              <w:rPr>
+                <w:rStyle w:val="Extranjerismo"/>
+              </w:rPr>
+              <w:t>Merchandising</w:t>
             </w:r>
             <w:r>
               <w:rPr>
@@ -1474,7 +1494,7 @@
                 <w:noProof/>
                 <w:webHidden/>
               </w:rPr>
-              <w:instrText xml:space="preserve"> PAGEREF _Toc234249795 \h </w:instrText>
+              <w:instrText xml:space="preserve"> PAGEREF _Toc235862322 \h </w:instrText>
             </w:r>
             <w:r>
               <w:rPr>
@@ -1494,7 +1514,7 @@
                 <w:noProof/>
                 <w:webHidden/>
               </w:rPr>
-              <w:t>16</w:t>
+              <w:t>20</w:t>
             </w:r>
             <w:r>
               <w:rPr>
@@ -1514,12 +1534,13 @@
             <w:rPr>
               <w:rFonts w:eastAsiaTheme="minorEastAsia"/>
               <w:noProof/>
-              <w:sz w:val="24"/>
-              <w:szCs w:val="24"/>
+              <w:kern w:val="0"/>
+              <w:sz w:val="22"/>
               <w:lang w:eastAsia="es-CO"/>
+              <w14:ligatures w14:val="none"/>
             </w:rPr>
           </w:pPr>
-          <w:hyperlink w:anchor="_Toc234249796" w:history="1">
+          <w:hyperlink w:anchor="_Toc235862323" w:history="1">
             <w:r>
               <w:rPr>
                 <w:rStyle w:val="Hipervnculo"/>
@@ -1546,7 +1567,7 @@
                 <w:noProof/>
                 <w:webHidden/>
               </w:rPr>
-              <w:instrText xml:space="preserve"> PAGEREF _Toc234249796 \h </w:instrText>
+              <w:instrText xml:space="preserve"> PAGEREF _Toc235862323 \h </w:instrText>
             </w:r>
             <w:r>
               <w:rPr>
@@ -1566,7 +1587,7 @@
                 <w:noProof/>
                 <w:webHidden/>
               </w:rPr>
-              <w:t>16</w:t>
+              <w:t>20</w:t>
             </w:r>
             <w:r>
               <w:rPr>
@@ -1586,12 +1607,13 @@
             <w:rPr>
               <w:rFonts w:eastAsiaTheme="minorEastAsia"/>
               <w:noProof/>
-              <w:sz w:val="24"/>
-              <w:szCs w:val="24"/>
+              <w:kern w:val="0"/>
+              <w:sz w:val="22"/>
               <w:lang w:eastAsia="es-CO"/>
+              <w14:ligatures w14:val="none"/>
             </w:rPr>
           </w:pPr>
-          <w:hyperlink w:anchor="_Toc234249797" w:history="1">
+          <w:hyperlink w:anchor="_Toc235862324" w:history="1">
             <w:r>
               <w:rPr>
                 <w:rStyle w:val="Hipervnculo"/>
@@ -1618,7 +1640,7 @@
                 <w:noProof/>
                 <w:webHidden/>
               </w:rPr>
-              <w:instrText xml:space="preserve"> PAGEREF _Toc234249797 \h </w:instrText>
+              <w:instrText xml:space="preserve"> PAGEREF _Toc235862324 \h </w:instrText>
             </w:r>
             <w:r>
               <w:rPr>
@@ -1638,7 +1660,7 @@
                 <w:noProof/>
                 <w:webHidden/>
               </w:rPr>
-              <w:t>17</w:t>
+              <w:t>21</w:t>
             </w:r>
             <w:r>
               <w:rPr>
@@ -1658,12 +1680,13 @@
             <w:rPr>
               <w:rFonts w:eastAsiaTheme="minorEastAsia"/>
               <w:noProof/>
-              <w:sz w:val="24"/>
-              <w:szCs w:val="24"/>
+              <w:kern w:val="0"/>
+              <w:sz w:val="22"/>
               <w:lang w:eastAsia="es-CO"/>
+              <w14:ligatures w14:val="none"/>
             </w:rPr>
           </w:pPr>
-          <w:hyperlink w:anchor="_Toc234249798" w:history="1">
+          <w:hyperlink w:anchor="_Toc235862325" w:history="1">
             <w:r>
               <w:rPr>
                 <w:rStyle w:val="Hipervnculo"/>
@@ -1690,7 +1713,7 @@
                 <w:noProof/>
                 <w:webHidden/>
               </w:rPr>
-              <w:instrText xml:space="preserve"> PAGEREF _Toc234249798 \h </w:instrText>
+              <w:instrText xml:space="preserve"> PAGEREF _Toc235862325 \h </w:instrText>
             </w:r>
             <w:r>
               <w:rPr>
@@ -1710,7 +1733,7 @@
                 <w:noProof/>
                 <w:webHidden/>
               </w:rPr>
-              <w:t>17</w:t>
+              <w:t>21</w:t>
             </w:r>
             <w:r>
               <w:rPr>
@@ -1730,12 +1753,13 @@
             <w:rPr>
               <w:rFonts w:eastAsiaTheme="minorEastAsia"/>
               <w:noProof/>
-              <w:sz w:val="24"/>
-              <w:szCs w:val="24"/>
+              <w:kern w:val="0"/>
+              <w:sz w:val="22"/>
               <w:lang w:eastAsia="es-CO"/>
+              <w14:ligatures w14:val="none"/>
             </w:rPr>
           </w:pPr>
-          <w:hyperlink w:anchor="_Toc234249799" w:history="1">
+          <w:hyperlink w:anchor="_Toc235862326" w:history="1">
             <w:r>
               <w:rPr>
                 <w:rStyle w:val="Hipervnculo"/>
@@ -1762,7 +1786,7 @@
                 <w:noProof/>
                 <w:webHidden/>
               </w:rPr>
-              <w:instrText xml:space="preserve"> PAGEREF _Toc234249799 \h </w:instrText>
+              <w:instrText xml:space="preserve"> PAGEREF _Toc235862326 \h </w:instrText>
             </w:r>
             <w:r>
               <w:rPr>
@@ -1782,7 +1806,7 @@
                 <w:noProof/>
                 <w:webHidden/>
               </w:rPr>
-              <w:t>19</w:t>
+              <w:t>23</w:t>
             </w:r>
             <w:r>
               <w:rPr>
@@ -1802,12 +1826,13 @@
             <w:rPr>
               <w:rFonts w:eastAsiaTheme="minorEastAsia"/>
               <w:noProof/>
-              <w:sz w:val="24"/>
-              <w:szCs w:val="24"/>
+              <w:kern w:val="0"/>
+              <w:sz w:val="22"/>
               <w:lang w:eastAsia="es-CO"/>
+              <w14:ligatures w14:val="none"/>
             </w:rPr>
           </w:pPr>
-          <w:hyperlink w:anchor="_Toc234249800" w:history="1">
+          <w:hyperlink w:anchor="_Toc235862327" w:history="1">
             <w:r>
               <w:rPr>
                 <w:rStyle w:val="Hipervnculo"/>
@@ -1822,23 +1847,13 @@
                 <w:spacing w:val="20"/>
                 <w:lang w:val="en-US"/>
               </w:rPr>
-              <w:t xml:space="preserve"> Visual</w:t>
-            </w:r>
-            <w:r>
-              <w:rPr>
-                <w:rStyle w:val="Hipervnculo"/>
-                <w:noProof/>
-              </w:rPr>
               <w:t xml:space="preserve"> </w:t>
             </w:r>
             <w:r>
               <w:rPr>
-                <w:rStyle w:val="Hipervnculo"/>
-                <w:noProof/>
-                <w:spacing w:val="20"/>
-                <w:lang w:val="en-US"/>
-              </w:rPr>
-              <w:t>merchandising</w:t>
+                <w:rStyle w:val="Extranjerismo"/>
+              </w:rPr>
+              <w:t>Visual merchandising</w:t>
             </w:r>
             <w:r>
               <w:rPr>
@@ -1859,7 +1874,7 @@
                 <w:noProof/>
                 <w:webHidden/>
               </w:rPr>
-              <w:instrText xml:space="preserve"> PAGEREF _Toc234249800 \h </w:instrText>
+              <w:instrText xml:space="preserve"> PAGEREF _Toc235862327 \h </w:instrText>
             </w:r>
             <w:r>
               <w:rPr>
@@ -1879,7 +1894,7 @@
                 <w:noProof/>
                 <w:webHidden/>
               </w:rPr>
-              <w:t>19</w:t>
+              <w:t>23</w:t>
             </w:r>
             <w:r>
               <w:rPr>
@@ -1899,12 +1914,13 @@
             <w:rPr>
               <w:rFonts w:eastAsiaTheme="minorEastAsia"/>
               <w:noProof/>
-              <w:sz w:val="24"/>
-              <w:szCs w:val="24"/>
+              <w:kern w:val="0"/>
+              <w:sz w:val="22"/>
               <w:lang w:eastAsia="es-CO"/>
+              <w14:ligatures w14:val="none"/>
             </w:rPr>
           </w:pPr>
-          <w:hyperlink w:anchor="_Toc234249801" w:history="1">
+          <w:hyperlink w:anchor="_Toc235862328" w:history="1">
             <w:r>
               <w:rPr>
                 <w:rStyle w:val="Hipervnculo"/>
@@ -1931,7 +1947,7 @@
                 <w:noProof/>
                 <w:webHidden/>
               </w:rPr>
-              <w:instrText xml:space="preserve"> PAGEREF _Toc234249801 \h </w:instrText>
+              <w:instrText xml:space="preserve"> PAGEREF _Toc235862328 \h </w:instrText>
             </w:r>
             <w:r>
               <w:rPr>
@@ -1951,7 +1967,7 @@
                 <w:noProof/>
                 <w:webHidden/>
               </w:rPr>
-              <w:t>23</w:t>
+              <w:t>27</w:t>
             </w:r>
             <w:r>
               <w:rPr>
@@ -1971,12 +1987,13 @@
             <w:rPr>
               <w:rFonts w:eastAsiaTheme="minorEastAsia"/>
               <w:noProof/>
-              <w:sz w:val="24"/>
-              <w:szCs w:val="24"/>
+              <w:kern w:val="0"/>
+              <w:sz w:val="22"/>
               <w:lang w:eastAsia="es-CO"/>
+              <w14:ligatures w14:val="none"/>
             </w:rPr>
           </w:pPr>
-          <w:hyperlink w:anchor="_Toc234249802" w:history="1">
+          <w:hyperlink w:anchor="_Toc235862329" w:history="1">
             <w:r>
               <w:rPr>
                 <w:rStyle w:val="Hipervnculo"/>
@@ -2003,7 +2020,7 @@
                 <w:noProof/>
                 <w:webHidden/>
               </w:rPr>
-              <w:instrText xml:space="preserve"> PAGEREF _Toc234249802 \h </w:instrText>
+              <w:instrText xml:space="preserve"> PAGEREF _Toc235862329 \h </w:instrText>
             </w:r>
             <w:r>
               <w:rPr>
@@ -2023,7 +2040,7 @@
                 <w:noProof/>
                 <w:webHidden/>
               </w:rPr>
-              <w:t>23</w:t>
+              <w:t>27</w:t>
             </w:r>
             <w:r>
               <w:rPr>
@@ -2043,12 +2060,13 @@
             <w:rPr>
               <w:rFonts w:eastAsiaTheme="minorEastAsia"/>
               <w:noProof/>
-              <w:sz w:val="24"/>
-              <w:szCs w:val="24"/>
+              <w:kern w:val="0"/>
+              <w:sz w:val="22"/>
               <w:lang w:eastAsia="es-CO"/>
+              <w14:ligatures w14:val="none"/>
             </w:rPr>
           </w:pPr>
-          <w:hyperlink w:anchor="_Toc234249803" w:history="1">
+          <w:hyperlink w:anchor="_Toc235862330" w:history="1">
             <w:r>
               <w:rPr>
                 <w:rStyle w:val="Hipervnculo"/>
@@ -2075,7 +2093,7 @@
                 <w:noProof/>
                 <w:webHidden/>
               </w:rPr>
-              <w:instrText xml:space="preserve"> PAGEREF _Toc234249803 \h </w:instrText>
+              <w:instrText xml:space="preserve"> PAGEREF _Toc235862330 \h </w:instrText>
             </w:r>
             <w:r>
               <w:rPr>
@@ -2095,7 +2113,7 @@
                 <w:noProof/>
                 <w:webHidden/>
               </w:rPr>
-              <w:t>25</w:t>
+              <w:t>29</w:t>
             </w:r>
             <w:r>
               <w:rPr>
@@ -2115,12 +2133,13 @@
             <w:rPr>
               <w:rFonts w:eastAsiaTheme="minorEastAsia"/>
               <w:noProof/>
-              <w:sz w:val="24"/>
-              <w:szCs w:val="24"/>
+              <w:kern w:val="0"/>
+              <w:sz w:val="22"/>
               <w:lang w:eastAsia="es-CO"/>
+              <w14:ligatures w14:val="none"/>
             </w:rPr>
           </w:pPr>
-          <w:hyperlink w:anchor="_Toc234249804" w:history="1">
+          <w:hyperlink w:anchor="_Toc235862331" w:history="1">
             <w:r>
               <w:rPr>
                 <w:rStyle w:val="Hipervnculo"/>
@@ -2147,7 +2166,7 @@
                 <w:noProof/>
                 <w:webHidden/>
               </w:rPr>
-              <w:instrText xml:space="preserve"> PAGEREF _Toc234249804 \h </w:instrText>
+              <w:instrText xml:space="preserve"> PAGEREF _Toc235862331 \h </w:instrText>
             </w:r>
             <w:r>
               <w:rPr>
@@ -2167,7 +2186,7 @@
                 <w:noProof/>
                 <w:webHidden/>
               </w:rPr>
-              <w:t>27</w:t>
+              <w:t>33</w:t>
             </w:r>
             <w:r>
               <w:rPr>
@@ -2187,12 +2206,13 @@
             <w:rPr>
               <w:rFonts w:eastAsiaTheme="minorEastAsia"/>
               <w:noProof/>
-              <w:sz w:val="24"/>
-              <w:szCs w:val="24"/>
+              <w:kern w:val="0"/>
+              <w:sz w:val="22"/>
               <w:lang w:eastAsia="es-CO"/>
+              <w14:ligatures w14:val="none"/>
             </w:rPr>
           </w:pPr>
-          <w:hyperlink w:anchor="_Toc234249805" w:history="1">
+          <w:hyperlink w:anchor="_Toc235862332" w:history="1">
             <w:r>
               <w:rPr>
                 <w:rStyle w:val="Hipervnculo"/>
@@ -2219,7 +2239,7 @@
                 <w:noProof/>
                 <w:webHidden/>
               </w:rPr>
-              <w:instrText xml:space="preserve"> PAGEREF _Toc234249805 \h </w:instrText>
+              <w:instrText xml:space="preserve"> PAGEREF _Toc235862332 \h </w:instrText>
             </w:r>
             <w:r>
               <w:rPr>
@@ -2239,7 +2259,7 @@
                 <w:noProof/>
                 <w:webHidden/>
               </w:rPr>
-              <w:t>27</w:t>
+              <w:t>33</w:t>
             </w:r>
             <w:r>
               <w:rPr>
@@ -2259,12 +2279,13 @@
             <w:rPr>
               <w:rFonts w:eastAsiaTheme="minorEastAsia"/>
               <w:noProof/>
-              <w:sz w:val="24"/>
-              <w:szCs w:val="24"/>
+              <w:kern w:val="0"/>
+              <w:sz w:val="22"/>
               <w:lang w:eastAsia="es-CO"/>
+              <w14:ligatures w14:val="none"/>
             </w:rPr>
           </w:pPr>
-          <w:hyperlink w:anchor="_Toc234249806" w:history="1">
+          <w:hyperlink w:anchor="_Toc235862333" w:history="1">
             <w:r>
               <w:rPr>
                 <w:rStyle w:val="Hipervnculo"/>
@@ -2291,7 +2312,7 @@
                 <w:noProof/>
                 <w:webHidden/>
               </w:rPr>
-              <w:instrText xml:space="preserve"> PAGEREF _Toc234249806 \h </w:instrText>
+              <w:instrText xml:space="preserve"> PAGEREF _Toc235862333 \h </w:instrText>
             </w:r>
             <w:r>
               <w:rPr>
@@ -2311,7 +2332,7 @@
                 <w:noProof/>
                 <w:webHidden/>
               </w:rPr>
-              <w:t>28</w:t>
+              <w:t>34</w:t>
             </w:r>
             <w:r>
               <w:rPr>
@@ -2331,12 +2352,13 @@
             <w:rPr>
               <w:rFonts w:eastAsiaTheme="minorEastAsia"/>
               <w:noProof/>
-              <w:sz w:val="24"/>
-              <w:szCs w:val="24"/>
+              <w:kern w:val="0"/>
+              <w:sz w:val="22"/>
               <w:lang w:eastAsia="es-CO"/>
+              <w14:ligatures w14:val="none"/>
             </w:rPr>
           </w:pPr>
-          <w:hyperlink w:anchor="_Toc234249807" w:history="1">
+          <w:hyperlink w:anchor="_Toc235862334" w:history="1">
             <w:r>
               <w:rPr>
                 <w:rStyle w:val="Hipervnculo"/>
@@ -2363,7 +2385,7 @@
                 <w:noProof/>
                 <w:webHidden/>
               </w:rPr>
-              <w:instrText xml:space="preserve"> PAGEREF _Toc234249807 \h </w:instrText>
+              <w:instrText xml:space="preserve"> PAGEREF _Toc235862334 \h </w:instrText>
             </w:r>
             <w:r>
               <w:rPr>
@@ -2383,7 +2405,7 @@
                 <w:noProof/>
                 <w:webHidden/>
               </w:rPr>
-              <w:t>29</w:t>
+              <w:t>35</w:t>
             </w:r>
             <w:r>
               <w:rPr>
@@ -2403,12 +2425,13 @@
             <w:rPr>
               <w:rFonts w:eastAsiaTheme="minorEastAsia"/>
               <w:noProof/>
-              <w:sz w:val="24"/>
-              <w:szCs w:val="24"/>
+              <w:kern w:val="0"/>
+              <w:sz w:val="22"/>
               <w:lang w:eastAsia="es-CO"/>
+              <w14:ligatures w14:val="none"/>
             </w:rPr>
           </w:pPr>
-          <w:hyperlink w:anchor="_Toc234249808" w:history="1">
+          <w:hyperlink w:anchor="_Toc235862335" w:history="1">
             <w:r>
               <w:rPr>
                 <w:rStyle w:val="Hipervnculo"/>
@@ -2435,7 +2458,7 @@
                 <w:noProof/>
                 <w:webHidden/>
               </w:rPr>
-              <w:instrText xml:space="preserve"> PAGEREF _Toc234249808 \h </w:instrText>
+              <w:instrText xml:space="preserve"> PAGEREF _Toc235862335 \h </w:instrText>
             </w:r>
             <w:r>
               <w:rPr>
@@ -2455,7 +2478,7 @@
                 <w:noProof/>
                 <w:webHidden/>
               </w:rPr>
-              <w:t>31</w:t>
+              <w:t>37</w:t>
             </w:r>
             <w:r>
               <w:rPr>
@@ -2475,12 +2498,13 @@
             <w:rPr>
               <w:rFonts w:eastAsiaTheme="minorEastAsia"/>
               <w:noProof/>
-              <w:sz w:val="24"/>
-              <w:szCs w:val="24"/>
+              <w:kern w:val="0"/>
+              <w:sz w:val="22"/>
               <w:lang w:eastAsia="es-CO"/>
+              <w14:ligatures w14:val="none"/>
             </w:rPr>
           </w:pPr>
-          <w:hyperlink w:anchor="_Toc234249809" w:history="1">
+          <w:hyperlink w:anchor="_Toc235862336" w:history="1">
             <w:r>
               <w:rPr>
                 <w:rStyle w:val="Hipervnculo"/>
@@ -2507,7 +2531,7 @@
                 <w:noProof/>
                 <w:webHidden/>
               </w:rPr>
-              <w:instrText xml:space="preserve"> PAGEREF _Toc234249809 \h </w:instrText>
+              <w:instrText xml:space="preserve"> PAGEREF _Toc235862336 \h </w:instrText>
             </w:r>
             <w:r>
               <w:rPr>
@@ -2527,7 +2551,7 @@
                 <w:noProof/>
                 <w:webHidden/>
               </w:rPr>
-              <w:t>31</w:t>
+              <w:t>37</w:t>
             </w:r>
             <w:r>
               <w:rPr>
@@ -2547,12 +2571,13 @@
             <w:rPr>
               <w:rFonts w:eastAsiaTheme="minorEastAsia"/>
               <w:noProof/>
-              <w:sz w:val="24"/>
-              <w:szCs w:val="24"/>
+              <w:kern w:val="0"/>
+              <w:sz w:val="22"/>
               <w:lang w:eastAsia="es-CO"/>
+              <w14:ligatures w14:val="none"/>
             </w:rPr>
           </w:pPr>
-          <w:hyperlink w:anchor="_Toc234249810" w:history="1">
+          <w:hyperlink w:anchor="_Toc235862337" w:history="1">
             <w:r>
               <w:rPr>
                 <w:rStyle w:val="Hipervnculo"/>
@@ -2579,7 +2604,7 @@
                 <w:noProof/>
                 <w:webHidden/>
               </w:rPr>
-              <w:instrText xml:space="preserve"> PAGEREF _Toc234249810 \h </w:instrText>
+              <w:instrText xml:space="preserve"> PAGEREF _Toc235862337 \h </w:instrText>
             </w:r>
             <w:r>
               <w:rPr>
@@ -2599,7 +2624,7 @@
                 <w:noProof/>
                 <w:webHidden/>
               </w:rPr>
-              <w:t>32</w:t>
+              <w:t>38</w:t>
             </w:r>
             <w:r>
               <w:rPr>
@@ -2619,12 +2644,13 @@
             <w:rPr>
               <w:rFonts w:eastAsiaTheme="minorEastAsia"/>
               <w:noProof/>
-              <w:sz w:val="24"/>
-              <w:szCs w:val="24"/>
+              <w:kern w:val="0"/>
+              <w:sz w:val="22"/>
               <w:lang w:eastAsia="es-CO"/>
+              <w14:ligatures w14:val="none"/>
             </w:rPr>
           </w:pPr>
-          <w:hyperlink w:anchor="_Toc234249811" w:history="1">
+          <w:hyperlink w:anchor="_Toc235862338" w:history="1">
             <w:r>
               <w:rPr>
                 <w:rStyle w:val="Hipervnculo"/>
@@ -2651,7 +2677,7 @@
                 <w:noProof/>
                 <w:webHidden/>
               </w:rPr>
-              <w:instrText xml:space="preserve"> PAGEREF _Toc234249811 \h </w:instrText>
+              <w:instrText xml:space="preserve"> PAGEREF _Toc235862338 \h </w:instrText>
             </w:r>
             <w:r>
               <w:rPr>
@@ -2671,7 +2697,7 @@
                 <w:noProof/>
                 <w:webHidden/>
               </w:rPr>
-              <w:t>34</w:t>
+              <w:t>40</w:t>
             </w:r>
             <w:r>
               <w:rPr>
@@ -2691,12 +2717,13 @@
             <w:rPr>
               <w:rFonts w:eastAsiaTheme="minorEastAsia"/>
               <w:noProof/>
-              <w:sz w:val="24"/>
-              <w:szCs w:val="24"/>
+              <w:kern w:val="0"/>
+              <w:sz w:val="22"/>
               <w:lang w:eastAsia="es-CO"/>
+              <w14:ligatures w14:val="none"/>
             </w:rPr>
           </w:pPr>
-          <w:hyperlink w:anchor="_Toc234249812" w:history="1">
+          <w:hyperlink w:anchor="_Toc235862339" w:history="1">
             <w:r>
               <w:rPr>
                 <w:rStyle w:val="Hipervnculo"/>
@@ -2723,7 +2750,7 @@
                 <w:noProof/>
                 <w:webHidden/>
               </w:rPr>
-              <w:instrText xml:space="preserve"> PAGEREF _Toc234249812 \h </w:instrText>
+              <w:instrText xml:space="preserve"> PAGEREF _Toc235862339 \h </w:instrText>
             </w:r>
             <w:r>
               <w:rPr>
@@ -2743,7 +2770,7 @@
                 <w:noProof/>
                 <w:webHidden/>
               </w:rPr>
-              <w:t>37</w:t>
+              <w:t>43</w:t>
             </w:r>
             <w:r>
               <w:rPr>
@@ -2763,12 +2790,13 @@
             <w:rPr>
               <w:rFonts w:eastAsiaTheme="minorEastAsia"/>
               <w:noProof/>
-              <w:sz w:val="24"/>
-              <w:szCs w:val="24"/>
+              <w:kern w:val="0"/>
+              <w:sz w:val="22"/>
               <w:lang w:eastAsia="es-CO"/>
+              <w14:ligatures w14:val="none"/>
             </w:rPr>
           </w:pPr>
-          <w:hyperlink w:anchor="_Toc234249813" w:history="1">
+          <w:hyperlink w:anchor="_Toc235862340" w:history="1">
             <w:r>
               <w:rPr>
                 <w:rStyle w:val="Hipervnculo"/>
@@ -2795,7 +2823,7 @@
                 <w:noProof/>
                 <w:webHidden/>
               </w:rPr>
-              <w:instrText xml:space="preserve"> PAGEREF _Toc234249813 \h </w:instrText>
+              <w:instrText xml:space="preserve"> PAGEREF _Toc235862340 \h </w:instrText>
             </w:r>
             <w:r>
               <w:rPr>
@@ -2815,7 +2843,7 @@
                 <w:noProof/>
                 <w:webHidden/>
               </w:rPr>
-              <w:t>39</w:t>
+              <w:t>45</w:t>
             </w:r>
             <w:r>
               <w:rPr>
@@ -2835,12 +2863,13 @@
             <w:rPr>
               <w:rFonts w:eastAsiaTheme="minorEastAsia"/>
               <w:noProof/>
-              <w:sz w:val="24"/>
-              <w:szCs w:val="24"/>
+              <w:kern w:val="0"/>
+              <w:sz w:val="22"/>
               <w:lang w:eastAsia="es-CO"/>
+              <w14:ligatures w14:val="none"/>
             </w:rPr>
           </w:pPr>
-          <w:hyperlink w:anchor="_Toc234249814" w:history="1">
+          <w:hyperlink w:anchor="_Toc235862341" w:history="1">
             <w:r>
               <w:rPr>
                 <w:rStyle w:val="Hipervnculo"/>
@@ -2867,7 +2896,7 @@
                 <w:noProof/>
                 <w:webHidden/>
               </w:rPr>
-              <w:instrText xml:space="preserve"> PAGEREF _Toc234249814 \h </w:instrText>
+              <w:instrText xml:space="preserve"> PAGEREF _Toc235862341 \h </w:instrText>
             </w:r>
             <w:r>
               <w:rPr>
@@ -2887,7 +2916,7 @@
                 <w:noProof/>
                 <w:webHidden/>
               </w:rPr>
-              <w:t>42</w:t>
+              <w:t>48</w:t>
             </w:r>
             <w:r>
               <w:rPr>
@@ -2907,12 +2936,13 @@
             <w:rPr>
               <w:rFonts w:eastAsiaTheme="minorEastAsia"/>
               <w:noProof/>
-              <w:sz w:val="24"/>
-              <w:szCs w:val="24"/>
+              <w:kern w:val="0"/>
+              <w:sz w:val="22"/>
               <w:lang w:eastAsia="es-CO"/>
+              <w14:ligatures w14:val="none"/>
             </w:rPr>
           </w:pPr>
-          <w:hyperlink w:anchor="_Toc234249815" w:history="1">
+          <w:hyperlink w:anchor="_Toc235862342" w:history="1">
             <w:r>
               <w:rPr>
                 <w:rStyle w:val="Hipervnculo"/>
@@ -2939,7 +2969,7 @@
                 <w:noProof/>
                 <w:webHidden/>
               </w:rPr>
-              <w:instrText xml:space="preserve"> PAGEREF _Toc234249815 \h </w:instrText>
+              <w:instrText xml:space="preserve"> PAGEREF _Toc235862342 \h </w:instrText>
             </w:r>
             <w:r>
               <w:rPr>
@@ -2959,7 +2989,7 @@
                 <w:noProof/>
                 <w:webHidden/>
               </w:rPr>
-              <w:t>43</w:t>
+              <w:t>49</w:t>
             </w:r>
             <w:r>
               <w:rPr>
@@ -2987,7 +3017,7 @@
       <w:pPr>
         <w:pStyle w:val="Titulosgenerales"/>
       </w:pPr>
-      <w:bookmarkStart w:id="0" w:name="_Toc234249783"/>
+      <w:bookmarkStart w:id="0" w:name="_Toc235862310"/>
       <w:r>
         <w:lastRenderedPageBreak/>
         <w:t>Introducción</w:t>
@@ -3043,7 +3073,7 @@
       <w:pPr>
         <w:pStyle w:val="Ttulo1"/>
       </w:pPr>
-      <w:bookmarkStart w:id="1" w:name="_Toc234249784"/>
+      <w:bookmarkStart w:id="1" w:name="_Toc235862311"/>
       <w:r>
         <w:lastRenderedPageBreak/>
         <w:t>Historia del escaparatismo</w:t>
@@ -3082,7 +3112,7 @@
       <w:pPr>
         <w:pStyle w:val="Ttulo2"/>
       </w:pPr>
-      <w:bookmarkStart w:id="2" w:name="_Toc234249785"/>
+      <w:bookmarkStart w:id="2" w:name="_Toc235862312"/>
       <w:r>
         <w:t>Evolución</w:t>
       </w:r>
@@ -3274,7 +3304,7 @@
       <w:pPr>
         <w:pStyle w:val="Ttulo2"/>
       </w:pPr>
-      <w:bookmarkStart w:id="3" w:name="_Toc234249786"/>
+      <w:bookmarkStart w:id="3" w:name="_Toc235862313"/>
       <w:r>
         <w:lastRenderedPageBreak/>
         <w:t>Importancia</w:t>
@@ -3391,7 +3421,7 @@
       <w:pPr>
         <w:pStyle w:val="Ttulo2"/>
       </w:pPr>
-      <w:bookmarkStart w:id="4" w:name="_Toc234249787"/>
+      <w:bookmarkStart w:id="4" w:name="_Toc235862314"/>
       <w:r>
         <w:lastRenderedPageBreak/>
         <w:t>Tendencias</w:t>
@@ -3551,7 +3581,7 @@
       <w:pPr>
         <w:pStyle w:val="Ttulo1"/>
       </w:pPr>
-      <w:bookmarkStart w:id="5" w:name="_Toc234249788"/>
+      <w:bookmarkStart w:id="5" w:name="_Toc235862315"/>
       <w:r>
         <w:lastRenderedPageBreak/>
         <w:t>Exhibición de productos</w:t>
@@ -3576,7 +3606,7 @@
       <w:pPr>
         <w:pStyle w:val="Ttulo2"/>
       </w:pPr>
-      <w:bookmarkStart w:id="6" w:name="_Toc234249789"/>
+      <w:bookmarkStart w:id="6" w:name="_Toc235862316"/>
       <w:r>
         <w:t>Concepto</w:t>
       </w:r>
@@ -3591,7 +3621,7 @@
       <w:pPr>
         <w:pStyle w:val="Ttulo2"/>
       </w:pPr>
-      <w:bookmarkStart w:id="7" w:name="_Toc234249790"/>
+      <w:bookmarkStart w:id="7" w:name="_Toc235862317"/>
       <w:r>
         <w:t>Zonas</w:t>
       </w:r>
@@ -3691,7 +3721,7 @@
       <w:pPr>
         <w:pStyle w:val="Ttulo2"/>
       </w:pPr>
-      <w:bookmarkStart w:id="8" w:name="_Toc234249791"/>
+      <w:bookmarkStart w:id="8" w:name="_Toc235862318"/>
       <w:r>
         <w:t>Tipos</w:t>
       </w:r>
@@ -3828,7 +3858,7 @@
       <w:pPr>
         <w:pStyle w:val="Ttulo2"/>
       </w:pPr>
-      <w:bookmarkStart w:id="9" w:name="_Toc234249792"/>
+      <w:bookmarkStart w:id="9" w:name="_Toc235862319"/>
       <w:r>
         <w:lastRenderedPageBreak/>
         <w:t>Niveles</w:t>
@@ -4032,7 +4062,7 @@
       <w:pPr>
         <w:pStyle w:val="Ttulo2"/>
       </w:pPr>
-      <w:bookmarkStart w:id="10" w:name="_Toc234249793"/>
+      <w:bookmarkStart w:id="10" w:name="_Toc235862320"/>
       <w:r>
         <w:t>Técnicas</w:t>
       </w:r>
@@ -4191,7 +4221,7 @@
       <w:pPr>
         <w:pStyle w:val="Ttulo2"/>
       </w:pPr>
-      <w:bookmarkStart w:id="11" w:name="_Toc234249794"/>
+      <w:bookmarkStart w:id="11" w:name="_Toc235862321"/>
       <w:r>
         <w:lastRenderedPageBreak/>
         <w:t>Usos</w:t>
@@ -4219,6 +4249,8 @@
       <w:r>
         <w:t xml:space="preserve"> </w:t>
       </w:r>
+    </w:p>
+    <w:p>
       <w:hyperlink r:id="rId12" w:history="1">
         <w:r>
           <w:rPr>
@@ -4380,13 +4412,7 @@
               <w:rPr>
                 <w:b/>
               </w:rPr>
-              <w:t>Transcripción del video.</w:t>
-            </w:r>
-            <w:r>
-              <w:rPr>
-                <w:b/>
-              </w:rPr>
-              <w:t xml:space="preserve"> </w:t>
+              <w:t xml:space="preserve">Transcripción del video. </w:t>
             </w:r>
             <w:r>
               <w:rPr>
@@ -4418,13 +4444,7 @@
           </w:p>
           <w:p>
             <w:r>
-              <w:t>Por lo general, los clientes toman las decisiones de compra directamente en el punto de venta, por lo que una efectiva exhibición de los artículos puede influir positivamente en la toma de decisión.</w:t>
-            </w:r>
-            <w:r>
-              <w:t xml:space="preserve"> </w:t>
-            </w:r>
-            <w:r>
-              <w:t>Los siguientes son algunos de los tipos de exhibición más comunes:</w:t>
+              <w:t>Por lo general, los clientes toman las decisiones de compra directamente en el punto de venta, por lo que una efectiva exhibición de los artículos puede influir positivamente en la toma de decisión. Los siguientes son algunos de los tipos de exhibición más comunes:</w:t>
             </w:r>
           </w:p>
           <w:p>
@@ -4507,10 +4527,7 @@
           </w:p>
           <w:p>
             <w:r>
-              <w:t>Exhibición en ganchos. Es especial para tiendas de ropa, de tal forma que se pueda crear un diseño impactante a la hora de colgar el vestuario de los ganchos</w:t>
-            </w:r>
-            <w:r>
-              <w:t>.</w:t>
+              <w:t>Exhibición en ganchos. Es especial para tiendas de ropa, de tal forma que se pueda crear un diseño impactante a la hora de colgar el vestuario de los ganchos.</w:t>
             </w:r>
           </w:p>
           <w:p>
@@ -4553,7 +4570,7 @@
           <w:rStyle w:val="Extranjerismo"/>
         </w:rPr>
       </w:pPr>
-      <w:bookmarkStart w:id="12" w:name="_Toc234249795"/>
+      <w:bookmarkStart w:id="12" w:name="_Toc235862322"/>
       <w:r>
         <w:rPr>
           <w:rStyle w:val="Extranjerismo"/>
@@ -4595,7 +4612,7 @@
       <w:pPr>
         <w:pStyle w:val="Ttulo2"/>
       </w:pPr>
-      <w:bookmarkStart w:id="13" w:name="_Toc234249796"/>
+      <w:bookmarkStart w:id="13" w:name="_Toc235862323"/>
       <w:r>
         <w:t>Concepto</w:t>
       </w:r>
@@ -4628,7 +4645,7 @@
       <w:pPr>
         <w:pStyle w:val="Ttulo2"/>
       </w:pPr>
-      <w:bookmarkStart w:id="14" w:name="_Toc234249797"/>
+      <w:bookmarkStart w:id="14" w:name="_Toc235862324"/>
       <w:r>
         <w:lastRenderedPageBreak/>
         <w:t>Tipos</w:t>
@@ -4812,7 +4829,7 @@
       <w:pPr>
         <w:pStyle w:val="Ttulo2"/>
       </w:pPr>
-      <w:bookmarkStart w:id="15" w:name="_Toc234249798"/>
+      <w:bookmarkStart w:id="15" w:name="_Toc235862325"/>
       <w:r>
         <w:t>Técnicas</w:t>
       </w:r>
@@ -4952,7 +4969,7 @@
       <w:pPr>
         <w:pStyle w:val="Ttulo2"/>
       </w:pPr>
-      <w:bookmarkStart w:id="16" w:name="_Toc234249799"/>
+      <w:bookmarkStart w:id="16" w:name="_Toc235862326"/>
       <w:r>
         <w:lastRenderedPageBreak/>
         <w:t>Aplicabilidad</w:t>
@@ -4980,10 +4997,7 @@
     </w:p>
     <w:p>
       <w:r>
-        <w:t>Se invita a explorar e</w:t>
-      </w:r>
-      <w:r>
-        <w:t xml:space="preserve">l siguiente video donde se explica qué es el </w:t>
+        <w:t xml:space="preserve">Para ampliar la información, se sugiere explorar el siguiente video donde se explica qué es el </w:t>
       </w:r>
       <w:r>
         <w:rPr>
@@ -5012,7 +5026,7 @@
       <w:pPr>
         <w:pStyle w:val="Ttulo2"/>
       </w:pPr>
-      <w:bookmarkStart w:id="17" w:name="_Toc234249800"/>
+      <w:bookmarkStart w:id="17" w:name="_Toc235862327"/>
       <w:r>
         <w:rPr>
           <w:rStyle w:val="Extranjerismo"/>
@@ -5617,10 +5631,20 @@
     </w:p>
     <w:p>
       <w:pPr>
+        <w:spacing w:before="0" w:after="160" w:line="259" w:lineRule="auto"/>
+        <w:ind w:firstLine="0"/>
+      </w:pPr>
+      <w:r>
+        <w:br w:type="page"/>
+      </w:r>
+    </w:p>
+    <w:p>
+      <w:pPr>
         <w:pStyle w:val="Ttulo1"/>
       </w:pPr>
-      <w:bookmarkStart w:id="18" w:name="_Toc234249801"/>
-      <w:r>
+      <w:bookmarkStart w:id="18" w:name="_Toc235862328"/>
+      <w:r>
+        <w:lastRenderedPageBreak/>
         <w:t>Medios visuales y comunicación</w:t>
       </w:r>
       <w:bookmarkEnd w:id="18"/>
@@ -5652,7 +5676,7 @@
       <w:pPr>
         <w:pStyle w:val="Ttulo2"/>
       </w:pPr>
-      <w:bookmarkStart w:id="19" w:name="_Toc234249802"/>
+      <w:bookmarkStart w:id="19" w:name="_Toc235862329"/>
       <w:r>
         <w:t>Fundamentos visuales</w:t>
       </w:r>
@@ -5665,7 +5689,6 @@
     </w:p>
     <w:p>
       <w:r>
-        <w:lastRenderedPageBreak/>
         <w:t>Entre los principales fundamentos visuales se encuentran:</w:t>
       </w:r>
     </w:p>
@@ -5690,6 +5713,7 @@
         <w:t>Elemento visual que transmite sensaciones, refuerza la identidad de la marca, dirige la atención del consumidor y resalta productos, favoreciendo la comunicación y el impacto de la exhibición.</w:t>
       </w:r>
     </w:p>
+    <w:p/>
     <w:p>
       <w:pPr>
         <w:pStyle w:val="Prrafodelista"/>
@@ -5703,6 +5727,7 @@
           <w:b/>
           <w:bCs/>
         </w:rPr>
+        <w:lastRenderedPageBreak/>
         <w:t>Iluminación</w:t>
       </w:r>
     </w:p>
@@ -5767,15 +5792,6 @@
     </w:p>
     <w:p>
       <w:pPr>
-        <w:spacing w:before="0" w:after="160" w:line="259" w:lineRule="auto"/>
-        <w:ind w:firstLine="0"/>
-      </w:pPr>
-      <w:r>
-        <w:br w:type="page"/>
-      </w:r>
-    </w:p>
-    <w:p>
-      <w:pPr>
         <w:pStyle w:val="Prrafodelista"/>
         <w:numPr>
           <w:ilvl w:val="0"/>
@@ -5791,18 +5807,21 @@
           <w:b/>
           <w:bCs/>
         </w:rPr>
+        <w:t>Equilibrio visual</w:t>
+      </w:r>
+    </w:p>
+    <w:p>
+      <w:r>
+        <w:t>Distribución armónica de los elementos de la exhibición para lograr una composición ordenada, atractiva y funcional, favoreciendo la percepción y el recorrido visual del consumidor.</w:t>
+      </w:r>
+    </w:p>
+    <w:p>
+      <w:r>
+        <w:t xml:space="preserve">Por ejemplo, tiendas como Zara y Nike utilizan iluminación estratégica y fachadas de vidrio que permiten observar la exhibición de productos en el interior del establecimiento. Este tipo de vitrinas abiertas forman parte del escaparatismo, estrategia que utiliza iluminación, diseño y presentación visual para atraer la atención </w:t>
+      </w:r>
+      <w:r>
         <w:lastRenderedPageBreak/>
-        <w:t>Equilibrio visual</w:t>
-      </w:r>
-    </w:p>
-    <w:p>
-      <w:r>
-        <w:t>Distribución armónica de los elementos de la exhibición para lograr una composición ordenada, atractiva y funcional, favoreciendo la percepción y el recorrido visual del consumidor.</w:t>
-      </w:r>
-    </w:p>
-    <w:p>
-      <w:r>
-        <w:t>Por ejemplo, tiendas como Zara y Nike utilizan iluminación estratégica y fachadas de vidrio que permiten observar la exhibición de productos en el interior del establecimiento. Este tipo de vitrinas abiertas forman parte del escaparatismo, estrategia que utiliza iluminación, diseño y presentación visual para atraer la atención de los clientes y resaltar la marca. Además, se utilizan colores neutros y composición visual organizada para fortalecer la experiencia del consumidor y destacar sus productos</w:t>
+        <w:t>de los clientes y resaltar la marca. Además, se utilizan colores neutros y composición visual organizada para fortalecer la experiencia del consumidor y destacar sus productos</w:t>
       </w:r>
       <w:r>
         <w:t>.</w:t>
@@ -5812,7 +5831,7 @@
       <w:pPr>
         <w:pStyle w:val="Ttulo2"/>
       </w:pPr>
-      <w:bookmarkStart w:id="20" w:name="_Toc234249803"/>
+      <w:bookmarkStart w:id="20" w:name="_Toc235862330"/>
       <w:r>
         <w:t>Teoría visual</w:t>
       </w:r>
@@ -6223,7 +6242,7 @@
       <w:pPr>
         <w:pStyle w:val="Ttulo1"/>
       </w:pPr>
-      <w:bookmarkStart w:id="21" w:name="_Toc234249804"/>
+      <w:bookmarkStart w:id="21" w:name="_Toc235862331"/>
       <w:r>
         <w:lastRenderedPageBreak/>
         <w:t>Percepción visual</w:t>
@@ -6239,7 +6258,7 @@
       <w:pPr>
         <w:pStyle w:val="Ttulo2"/>
       </w:pPr>
-      <w:bookmarkStart w:id="22" w:name="_Toc234249805"/>
+      <w:bookmarkStart w:id="22" w:name="_Toc235862332"/>
       <w:r>
         <w:t>Concepto</w:t>
       </w:r>
@@ -6366,7 +6385,7 @@
       <w:pPr>
         <w:pStyle w:val="Ttulo2"/>
       </w:pPr>
-      <w:bookmarkStart w:id="23" w:name="_Toc234249806"/>
+      <w:bookmarkStart w:id="23" w:name="_Toc235862333"/>
       <w:r>
         <w:t>Dinámicas visuales</w:t>
       </w:r>
@@ -6995,7 +7014,7 @@
       <w:pPr>
         <w:pStyle w:val="Ttulo2"/>
       </w:pPr>
-      <w:bookmarkStart w:id="24" w:name="_Toc234249807"/>
+      <w:bookmarkStart w:id="24" w:name="_Toc235862334"/>
       <w:r>
         <w:t>Comportamiento visual del consumidor</w:t>
       </w:r>
@@ -7145,7 +7164,7 @@
       <w:pPr>
         <w:pStyle w:val="Ttulo1"/>
       </w:pPr>
-      <w:bookmarkStart w:id="25" w:name="_Toc234249808"/>
+      <w:bookmarkStart w:id="25" w:name="_Toc235862335"/>
       <w:r>
         <w:lastRenderedPageBreak/>
         <w:t>Leyes de Gestalt</w:t>
@@ -7175,7 +7194,7 @@
       <w:pPr>
         <w:pStyle w:val="Ttulo2"/>
       </w:pPr>
-      <w:bookmarkStart w:id="26" w:name="_Toc234249809"/>
+      <w:bookmarkStart w:id="26" w:name="_Toc235862336"/>
       <w:r>
         <w:t>Concepto y principios de Gestalt</w:t>
       </w:r>
@@ -7477,7 +7496,15 @@
         <w:ind w:firstLine="0"/>
       </w:pPr>
       <w:r>
-        <w:t>Nota. Adaptada de Arnheim (2008).</w:t>
+        <w:t xml:space="preserve">Nota. Adaptada de </w:t>
+      </w:r>
+      <w:proofErr w:type="spellStart"/>
+      <w:r>
+        <w:t>Arnheim</w:t>
+      </w:r>
+      <w:proofErr w:type="spellEnd"/>
+      <w:r>
+        <w:t xml:space="preserve"> (2008).</w:t>
       </w:r>
     </w:p>
     <w:p>
@@ -7489,7 +7516,7 @@
       <w:pPr>
         <w:pStyle w:val="Ttulo2"/>
       </w:pPr>
-      <w:bookmarkStart w:id="27" w:name="_Toc234249810"/>
+      <w:bookmarkStart w:id="27" w:name="_Toc235862337"/>
       <w:r>
         <w:t>Aplicación de las leyes de Gestalt</w:t>
       </w:r>
@@ -7723,7 +7750,7 @@
       <w:pPr>
         <w:pStyle w:val="Ttulo2"/>
       </w:pPr>
-      <w:bookmarkStart w:id="28" w:name="_Toc234249811"/>
+      <w:bookmarkStart w:id="28" w:name="_Toc235862338"/>
       <w:r>
         <w:t>Organización visual de espacios y productos</w:t>
       </w:r>
@@ -8034,7 +8061,15 @@
         <w:ind w:firstLine="0"/>
       </w:pPr>
       <w:r>
-        <w:t>Nota. Adaptada de Pegler, (2018).</w:t>
+        <w:t xml:space="preserve">Nota. Adaptada de </w:t>
+      </w:r>
+      <w:proofErr w:type="spellStart"/>
+      <w:r>
+        <w:t>Pegler</w:t>
+      </w:r>
+      <w:proofErr w:type="spellEnd"/>
+      <w:r>
+        <w:t>, (2018).</w:t>
       </w:r>
     </w:p>
     <w:p>
@@ -8062,6 +8097,90 @@
       </w:r>
     </w:p>
     <w:p>
+      <w:r>
+        <w:t xml:space="preserve">Ir al Pódcast: </w:t>
+      </w:r>
+    </w:p>
+    <w:tbl>
+      <w:tblPr>
+        <w:tblStyle w:val="Tablaconcuadrcula"/>
+        <w:tblW w:w="0" w:type="auto"/>
+        <w:tblLook w:val="04A0" w:firstRow="1" w:lastRow="0" w:firstColumn="1" w:lastColumn="0" w:noHBand="0" w:noVBand="1"/>
+      </w:tblPr>
+      <w:tblGrid>
+        <w:gridCol w:w="9962"/>
+      </w:tblGrid>
+      <w:tr>
+        <w:tc>
+          <w:tcPr>
+            <w:tcW w:w="9962" w:type="dxa"/>
+          </w:tcPr>
+          <w:p>
+            <w:pPr>
+              <w:rPr>
+                <w:b/>
+                <w:bCs/>
+              </w:rPr>
+            </w:pPr>
+            <w:r>
+              <w:rPr>
+                <w:b/>
+                <w:bCs/>
+              </w:rPr>
+              <w:t xml:space="preserve">Transcripción del pódcast. </w:t>
+            </w:r>
+            <w:r>
+              <w:rPr>
+                <w:b/>
+                <w:bCs/>
+              </w:rPr>
+              <w:t>Estrategias para aumentar las ventas y la productividad en los negocios</w:t>
+            </w:r>
+          </w:p>
+        </w:tc>
+      </w:tr>
+      <w:tr>
+        <w:tc>
+          <w:tcPr>
+            <w:tcW w:w="9962" w:type="dxa"/>
+          </w:tcPr>
+          <w:p>
+            <w:r>
+              <w:rPr>
+                <w:b/>
+                <w:bCs/>
+              </w:rPr>
+              <w:t>Hombre:</w:t>
+            </w:r>
+            <w:r>
+              <w:t xml:space="preserve"> </w:t>
+            </w:r>
+          </w:p>
+          <w:p/>
+          <w:p/>
+          <w:p/>
+          <w:p/>
+          <w:p/>
+          <w:p/>
+          <w:p/>
+          <w:p/>
+          <w:p>
+            <w:r>
+              <w:rPr>
+                <w:b/>
+                <w:bCs/>
+              </w:rPr>
+              <w:t>Mujer:</w:t>
+            </w:r>
+            <w:r>
+              <w:t xml:space="preserve"> </w:t>
+            </w:r>
+          </w:p>
+        </w:tc>
+      </w:tr>
+    </w:tbl>
+    <w:p/>
+    <w:p>
       <w:pPr>
         <w:spacing w:before="0" w:after="160" w:line="259" w:lineRule="auto"/>
         <w:ind w:firstLine="0"/>
@@ -8082,7 +8201,7 @@
           <w:u w:val="single"/>
         </w:rPr>
       </w:pPr>
-      <w:bookmarkStart w:id="29" w:name="_Toc234249812"/>
+      <w:bookmarkStart w:id="29" w:name="_Toc235862339"/>
       <w:r>
         <w:lastRenderedPageBreak/>
         <w:t>Síntesis</w:t>
@@ -8212,7 +8331,7 @@
       <w:pPr>
         <w:pStyle w:val="Titulosgenerales"/>
       </w:pPr>
-      <w:bookmarkStart w:id="30" w:name="_Toc234249813"/>
+      <w:bookmarkStart w:id="30" w:name="_Toc235862340"/>
       <w:r>
         <w:lastRenderedPageBreak/>
         <w:t>Glosario</w:t>
@@ -8481,7 +8600,7 @@
       <w:pPr>
         <w:pStyle w:val="Titulosgenerales"/>
       </w:pPr>
-      <w:bookmarkStart w:id="31" w:name="_Toc234249814"/>
+      <w:bookmarkStart w:id="31" w:name="_Toc235862341"/>
       <w:r>
         <w:lastRenderedPageBreak/>
         <w:t>Referencias bibliográficas</w:t>
@@ -8632,7 +8751,7 @@
       <w:pPr>
         <w:pStyle w:val="Titulosgenerales"/>
       </w:pPr>
-      <w:bookmarkStart w:id="32" w:name="_Toc234249815"/>
+      <w:bookmarkStart w:id="32" w:name="_Toc235862342"/>
       <w:r>
         <w:lastRenderedPageBreak/>
         <w:t>Créditos</w:t>
@@ -9045,7 +9164,22 @@
               </w:rPr>
             </w:pPr>
             <w:r>
-              <w:t>Desarrollador full stack</w:t>
+              <w:t xml:space="preserve">Desarrollador </w:t>
+            </w:r>
+            <w:r>
+              <w:rPr>
+                <w:rStyle w:val="Extranjerismo"/>
+              </w:rPr>
+              <w:t>full</w:t>
+            </w:r>
+            <w:r>
+              <w:t xml:space="preserve"> </w:t>
+            </w:r>
+            <w:r>
+              <w:rPr>
+                <w:rStyle w:val="Extranjerismo"/>
+              </w:rPr>
+              <w:t>stack</w:t>
             </w:r>
           </w:p>
         </w:tc>
@@ -9311,8 +9445,13 @@
                 <w:lang w:val="es-CO"/>
               </w:rPr>
             </w:pPr>
-            <w:r>
-              <w:t xml:space="preserve">Karine Isabel Ospino Fritz </w:t>
+            <w:proofErr w:type="spellStart"/>
+            <w:r>
+              <w:t>Karine</w:t>
+            </w:r>
+            <w:proofErr w:type="spellEnd"/>
+            <w:r>
+              <w:t xml:space="preserve"> Isabel Ospino Fritz </w:t>
             </w:r>
           </w:p>
         </w:tc>
@@ -9436,7 +9575,7 @@
 </file>
 
 <file path=word/endnotes.xml><?xml version="1.0" encoding="utf-8"?>
-<w:endnotes xmlns:wpc="http://schemas.microsoft.com/office/word/2010/wordprocessingCanvas" xmlns:cx="http://schemas.microsoft.com/office/drawing/2014/chartex" xmlns:cx1="http://schemas.microsoft.com/office/drawing/2015/9/8/chartex" xmlns:cx2="http://schemas.microsoft.com/office/drawing/2015/10/21/chartex" xmlns:cx3="http://schemas.microsoft.com/office/drawing/2016/5/9/chartex" xmlns:cx4="http://schemas.microsoft.com/office/drawing/2016/5/10/chartex" xmlns:cx5="http://schemas.microsoft.com/office/drawing/2016/5/11/chartex" xmlns:cx6="http://schemas.microsoft.com/office/drawing/2016/5/12/chartex" xmlns:cx7="http://schemas.microsoft.com/office/drawing/2016/5/13/chartex" xmlns:cx8="http://schemas.microsoft.com/office/drawing/2016/5/14/chartex" xmlns:mc="http://schemas.openxmlformats.org/markup-compatibility/2006" xmlns:aink="http://schemas.microsoft.com/office/drawing/2016/ink" xmlns:am3d="http://schemas.microsoft.com/office/drawing/2017/model3d" xmlns:o="urn:schemas-microsoft-com:office:office" xmlns:oel="http://schemas.microsoft.com/office/2019/extlst" xmlns:r="http://schemas.openxmlformats.org/officeDocument/2006/relationships" xmlns:m="http://schemas.openxmlformats.org/officeDocument/2006/math" xmlns:v="urn:schemas-microsoft-com:vml" xmlns:wp14="http://schemas.microsoft.com/office/word/2010/wordprocessingDrawing" xmlns:wp="http://schemas.openxmlformats.org/drawingml/2006/wordprocessingDrawing" xmlns:w10="urn:schemas-microsoft-com:office:word" xmlns:w="http://schemas.openxmlformats.org/wordprocessingml/2006/main" xmlns:w14="http://schemas.microsoft.com/office/word/2010/wordml" xmlns:w15="http://schemas.microsoft.com/office/word/2012/wordml" xmlns:w16cei="http://schemas.microsoft.com/office/word/2026/wordml/cei" xmlns:w16cex="http://schemas.microsoft.com/office/word/2018/wordml/cex" xmlns:w16cid="http://schemas.microsoft.com/office/word/2016/wordml/cid" xmlns:w16="http://schemas.microsoft.com/office/word/2018/wordml" xmlns:w16du="http://schemas.microsoft.com/office/word/2023/wordml/word16du" xmlns:w16sdtdh="http://schemas.microsoft.com/office/word/2020/wordml/sdtdatahash" xmlns:w16sdtfl="http://schemas.microsoft.com/office/word/2024/wordml/sdtformatlock" xmlns:w16se="http://schemas.microsoft.com/office/word/2015/wordml/symex" xmlns:wpg="http://schemas.microsoft.com/office/word/2010/wordprocessingGroup" xmlns:wpi="http://schemas.microsoft.com/office/word/2010/wordprocessingInk" xmlns:wne="http://schemas.microsoft.com/office/word/2006/wordml" xmlns:wps="http://schemas.microsoft.com/office/word/2010/wordprocessingShape" mc:Ignorable="w14 w15 w16se w16cid w16 w16cex w16sdtdh w16sdtfl w16du wp14">
+<w:endnotes xmlns:wpc="http://schemas.microsoft.com/office/word/2010/wordprocessingCanvas" xmlns:cx="http://schemas.microsoft.com/office/drawing/2014/chartex" xmlns:cx1="http://schemas.microsoft.com/office/drawing/2015/9/8/chartex" xmlns:cx2="http://schemas.microsoft.com/office/drawing/2015/10/21/chartex" xmlns:cx3="http://schemas.microsoft.com/office/drawing/2016/5/9/chartex" xmlns:cx4="http://schemas.microsoft.com/office/drawing/2016/5/10/chartex" xmlns:cx5="http://schemas.microsoft.com/office/drawing/2016/5/11/chartex" xmlns:cx6="http://schemas.microsoft.com/office/drawing/2016/5/12/chartex" xmlns:cx7="http://schemas.microsoft.com/office/drawing/2016/5/13/chartex" xmlns:cx8="http://schemas.microsoft.com/office/drawing/2016/5/14/chartex" xmlns:mc="http://schemas.openxmlformats.org/markup-compatibility/2006" xmlns:aink="http://schemas.microsoft.com/office/drawing/2016/ink" xmlns:am3d="http://schemas.microsoft.com/office/drawing/2017/model3d" xmlns:o="urn:schemas-microsoft-com:office:office" xmlns:r="http://schemas.openxmlformats.org/officeDocument/2006/relationships" xmlns:m="http://schemas.openxmlformats.org/officeDocument/2006/math" xmlns:v="urn:schemas-microsoft-com:vml" xmlns:wp14="http://schemas.microsoft.com/office/word/2010/wordprocessingDrawing" xmlns:wp="http://schemas.openxmlformats.org/drawingml/2006/wordprocessingDrawing" xmlns:w10="urn:schemas-microsoft-com:office:word" xmlns:w="http://schemas.openxmlformats.org/wordprocessingml/2006/main" xmlns:w14="http://schemas.microsoft.com/office/word/2010/wordml" xmlns:w15="http://schemas.microsoft.com/office/word/2012/wordml" xmlns:w16cex="http://schemas.microsoft.com/office/word/2018/wordml/cex" xmlns:w16cid="http://schemas.microsoft.com/office/word/2016/wordml/cid" xmlns:w16="http://schemas.microsoft.com/office/word/2018/wordml" xmlns:w16sdtdh="http://schemas.microsoft.com/office/word/2020/wordml/sdtdatahash" xmlns:w16se="http://schemas.microsoft.com/office/word/2015/wordml/symex" xmlns:wpg="http://schemas.microsoft.com/office/word/2010/wordprocessingGroup" xmlns:wpi="http://schemas.microsoft.com/office/word/2010/wordprocessingInk" xmlns:wne="http://schemas.microsoft.com/office/word/2006/wordml" xmlns:wps="http://schemas.microsoft.com/office/word/2010/wordprocessingShape" mc:Ignorable="w14 w15 w16se w16cid w16 w16cex w16sdtdh wp14">
   <w:endnote w:type="separator" w:id="-1">
     <w:p>
       <w:pPr>
@@ -9463,7 +9602,7 @@
 </file>
 
 <file path=word/footer1.xml><?xml version="1.0" encoding="utf-8"?>
-<w:ftr xmlns:wpc="http://schemas.microsoft.com/office/word/2010/wordprocessingCanvas" xmlns:cx="http://schemas.microsoft.com/office/drawing/2014/chartex" xmlns:cx1="http://schemas.microsoft.com/office/drawing/2015/9/8/chartex" xmlns:cx2="http://schemas.microsoft.com/office/drawing/2015/10/21/chartex" xmlns:cx3="http://schemas.microsoft.com/office/drawing/2016/5/9/chartex" xmlns:cx4="http://schemas.microsoft.com/office/drawing/2016/5/10/chartex" xmlns:cx5="http://schemas.microsoft.com/office/drawing/2016/5/11/chartex" xmlns:cx6="http://schemas.microsoft.com/office/drawing/2016/5/12/chartex" xmlns:cx7="http://schemas.microsoft.com/office/drawing/2016/5/13/chartex" xmlns:cx8="http://schemas.microsoft.com/office/drawing/2016/5/14/chartex" xmlns:mc="http://schemas.openxmlformats.org/markup-compatibility/2006" xmlns:aink="http://schemas.microsoft.com/office/drawing/2016/ink" xmlns:am3d="http://schemas.microsoft.com/office/drawing/2017/model3d" xmlns:o="urn:schemas-microsoft-com:office:office" xmlns:oel="http://schemas.microsoft.com/office/2019/extlst" xmlns:r="http://schemas.openxmlformats.org/officeDocument/2006/relationships" xmlns:m="http://schemas.openxmlformats.org/officeDocument/2006/math" xmlns:v="urn:schemas-microsoft-com:vml" xmlns:wp14="http://schemas.microsoft.com/office/word/2010/wordprocessingDrawing" xmlns:wp="http://schemas.openxmlformats.org/drawingml/2006/wordprocessingDrawing" xmlns:w10="urn:schemas-microsoft-com:office:word" xmlns:w="http://schemas.openxmlformats.org/wordprocessingml/2006/main" xmlns:w14="http://schemas.microsoft.com/office/word/2010/wordml" xmlns:w15="http://schemas.microsoft.com/office/word/2012/wordml" xmlns:w16cei="http://schemas.microsoft.com/office/word/2026/wordml/cei" xmlns:w16cex="http://schemas.microsoft.com/office/word/2018/wordml/cex" xmlns:w16cid="http://schemas.microsoft.com/office/word/2016/wordml/cid" xmlns:w16="http://schemas.microsoft.com/office/word/2018/wordml" xmlns:w16du="http://schemas.microsoft.com/office/word/2023/wordml/word16du" xmlns:w16sdtdh="http://schemas.microsoft.com/office/word/2020/wordml/sdtdatahash" xmlns:w16sdtfl="http://schemas.microsoft.com/office/word/2024/wordml/sdtformatlock" xmlns:w16se="http://schemas.microsoft.com/office/word/2015/wordml/symex" xmlns:wpg="http://schemas.microsoft.com/office/word/2010/wordprocessingGroup" xmlns:wpi="http://schemas.microsoft.com/office/word/2010/wordprocessingInk" xmlns:wne="http://schemas.microsoft.com/office/word/2006/wordml" xmlns:wps="http://schemas.microsoft.com/office/word/2010/wordprocessingShape" mc:Ignorable="w14 w15 w16se w16cid w16 w16cex w16sdtdh w16sdtfl w16du wp14">
+<w:ftr xmlns:wpc="http://schemas.microsoft.com/office/word/2010/wordprocessingCanvas" xmlns:cx="http://schemas.microsoft.com/office/drawing/2014/chartex" xmlns:cx1="http://schemas.microsoft.com/office/drawing/2015/9/8/chartex" xmlns:cx2="http://schemas.microsoft.com/office/drawing/2015/10/21/chartex" xmlns:cx3="http://schemas.microsoft.com/office/drawing/2016/5/9/chartex" xmlns:cx4="http://schemas.microsoft.com/office/drawing/2016/5/10/chartex" xmlns:cx5="http://schemas.microsoft.com/office/drawing/2016/5/11/chartex" xmlns:cx6="http://schemas.microsoft.com/office/drawing/2016/5/12/chartex" xmlns:cx7="http://schemas.microsoft.com/office/drawing/2016/5/13/chartex" xmlns:cx8="http://schemas.microsoft.com/office/drawing/2016/5/14/chartex" xmlns:mc="http://schemas.openxmlformats.org/markup-compatibility/2006" xmlns:aink="http://schemas.microsoft.com/office/drawing/2016/ink" xmlns:am3d="http://schemas.microsoft.com/office/drawing/2017/model3d" xmlns:o="urn:schemas-microsoft-com:office:office" xmlns:r="http://schemas.openxmlformats.org/officeDocument/2006/relationships" xmlns:m="http://schemas.openxmlformats.org/officeDocument/2006/math" xmlns:v="urn:schemas-microsoft-com:vml" xmlns:wp14="http://schemas.microsoft.com/office/word/2010/wordprocessingDrawing" xmlns:wp="http://schemas.openxmlformats.org/drawingml/2006/wordprocessingDrawing" xmlns:w10="urn:schemas-microsoft-com:office:word" xmlns:w="http://schemas.openxmlformats.org/wordprocessingml/2006/main" xmlns:w14="http://schemas.microsoft.com/office/word/2010/wordml" xmlns:w15="http://schemas.microsoft.com/office/word/2012/wordml" xmlns:w16cex="http://schemas.microsoft.com/office/word/2018/wordml/cex" xmlns:w16cid="http://schemas.microsoft.com/office/word/2016/wordml/cid" xmlns:w16="http://schemas.microsoft.com/office/word/2018/wordml" xmlns:w16sdtdh="http://schemas.microsoft.com/office/word/2020/wordml/sdtdatahash" xmlns:w16se="http://schemas.microsoft.com/office/word/2015/wordml/symex" xmlns:wpg="http://schemas.microsoft.com/office/word/2010/wordprocessingGroup" xmlns:wpi="http://schemas.microsoft.com/office/word/2010/wordprocessingInk" xmlns:wne="http://schemas.microsoft.com/office/word/2006/wordml" xmlns:wps="http://schemas.microsoft.com/office/word/2010/wordprocessingShape" mc:Ignorable="w14 w15 w16se w16cid w16 w16cex w16sdtdh wp14">
   <w:sdt>
     <w:sdtPr>
       <w:id w:val="-1465197936"/>
@@ -9472,6 +9611,7 @@
         <w:docPartUnique/>
       </w:docPartObj>
     </w:sdtPr>
+    <w:sdtEndPr/>
     <w:sdtContent>
       <w:p>
         <w:pPr>
@@ -9509,7 +9649,7 @@
 </file>
 
 <file path=word/footnotes.xml><?xml version="1.0" encoding="utf-8"?>
-<w:footnotes xmlns:wpc="http://schemas.microsoft.com/office/word/2010/wordprocessingCanvas" xmlns:cx="http://schemas.microsoft.com/office/drawing/2014/chartex" xmlns:cx1="http://schemas.microsoft.com/office/drawing/2015/9/8/chartex" xmlns:cx2="http://schemas.microsoft.com/office/drawing/2015/10/21/chartex" xmlns:cx3="http://schemas.microsoft.com/office/drawing/2016/5/9/chartex" xmlns:cx4="http://schemas.microsoft.com/office/drawing/2016/5/10/chartex" xmlns:cx5="http://schemas.microsoft.com/office/drawing/2016/5/11/chartex" xmlns:cx6="http://schemas.microsoft.com/office/drawing/2016/5/12/chartex" xmlns:cx7="http://schemas.microsoft.com/office/drawing/2016/5/13/chartex" xmlns:cx8="http://schemas.microsoft.com/office/drawing/2016/5/14/chartex" xmlns:mc="http://schemas.openxmlformats.org/markup-compatibility/2006" xmlns:aink="http://schemas.microsoft.com/office/drawing/2016/ink" xmlns:am3d="http://schemas.microsoft.com/office/drawing/2017/model3d" xmlns:o="urn:schemas-microsoft-com:office:office" xmlns:oel="http://schemas.microsoft.com/office/2019/extlst" xmlns:r="http://schemas.openxmlformats.org/officeDocument/2006/relationships" xmlns:m="http://schemas.openxmlformats.org/officeDocument/2006/math" xmlns:v="urn:schemas-microsoft-com:vml" xmlns:wp14="http://schemas.microsoft.com/office/word/2010/wordprocessingDrawing" xmlns:wp="http://schemas.openxmlformats.org/drawingml/2006/wordprocessingDrawing" xmlns:w10="urn:schemas-microsoft-com:office:word" xmlns:w="http://schemas.openxmlformats.org/wordprocessingml/2006/main" xmlns:w14="http://schemas.microsoft.com/office/word/2010/wordml" xmlns:w15="http://schemas.microsoft.com/office/word/2012/wordml" xmlns:w16cei="http://schemas.microsoft.com/office/word/2026/wordml/cei" xmlns:w16cex="http://schemas.microsoft.com/office/word/2018/wordml/cex" xmlns:w16cid="http://schemas.microsoft.com/office/word/2016/wordml/cid" xmlns:w16="http://schemas.microsoft.com/office/word/2018/wordml" xmlns:w16du="http://schemas.microsoft.com/office/word/2023/wordml/word16du" xmlns:w16sdtdh="http://schemas.microsoft.com/office/word/2020/wordml/sdtdatahash" xmlns:w16sdtfl="http://schemas.microsoft.com/office/word/2024/wordml/sdtformatlock" xmlns:w16se="http://schemas.microsoft.com/office/word/2015/wordml/symex" xmlns:wpg="http://schemas.microsoft.com/office/word/2010/wordprocessingGroup" xmlns:wpi="http://schemas.microsoft.com/office/word/2010/wordprocessingInk" xmlns:wne="http://schemas.microsoft.com/office/word/2006/wordml" xmlns:wps="http://schemas.microsoft.com/office/word/2010/wordprocessingShape" mc:Ignorable="w14 w15 w16se w16cid w16 w16cex w16sdtdh w16sdtfl w16du wp14">
+<w:footnotes xmlns:wpc="http://schemas.microsoft.com/office/word/2010/wordprocessingCanvas" xmlns:cx="http://schemas.microsoft.com/office/drawing/2014/chartex" xmlns:cx1="http://schemas.microsoft.com/office/drawing/2015/9/8/chartex" xmlns:cx2="http://schemas.microsoft.com/office/drawing/2015/10/21/chartex" xmlns:cx3="http://schemas.microsoft.com/office/drawing/2016/5/9/chartex" xmlns:cx4="http://schemas.microsoft.com/office/drawing/2016/5/10/chartex" xmlns:cx5="http://schemas.microsoft.com/office/drawing/2016/5/11/chartex" xmlns:cx6="http://schemas.microsoft.com/office/drawing/2016/5/12/chartex" xmlns:cx7="http://schemas.microsoft.com/office/drawing/2016/5/13/chartex" xmlns:cx8="http://schemas.microsoft.com/office/drawing/2016/5/14/chartex" xmlns:mc="http://schemas.openxmlformats.org/markup-compatibility/2006" xmlns:aink="http://schemas.microsoft.com/office/drawing/2016/ink" xmlns:am3d="http://schemas.microsoft.com/office/drawing/2017/model3d" xmlns:o="urn:schemas-microsoft-com:office:office" xmlns:r="http://schemas.openxmlformats.org/officeDocument/2006/relationships" xmlns:m="http://schemas.openxmlformats.org/officeDocument/2006/math" xmlns:v="urn:schemas-microsoft-com:vml" xmlns:wp14="http://schemas.microsoft.com/office/word/2010/wordprocessingDrawing" xmlns:wp="http://schemas.openxmlformats.org/drawingml/2006/wordprocessingDrawing" xmlns:w10="urn:schemas-microsoft-com:office:word" xmlns:w="http://schemas.openxmlformats.org/wordprocessingml/2006/main" xmlns:w14="http://schemas.microsoft.com/office/word/2010/wordml" xmlns:w15="http://schemas.microsoft.com/office/word/2012/wordml" xmlns:w16cex="http://schemas.microsoft.com/office/word/2018/wordml/cex" xmlns:w16cid="http://schemas.microsoft.com/office/word/2016/wordml/cid" xmlns:w16="http://schemas.microsoft.com/office/word/2018/wordml" xmlns:w16sdtdh="http://schemas.microsoft.com/office/word/2020/wordml/sdtdatahash" xmlns:w16se="http://schemas.microsoft.com/office/word/2015/wordml/symex" xmlns:wpg="http://schemas.microsoft.com/office/word/2010/wordprocessingGroup" xmlns:wpi="http://schemas.microsoft.com/office/word/2010/wordprocessingInk" xmlns:wne="http://schemas.microsoft.com/office/word/2006/wordml" xmlns:wps="http://schemas.microsoft.com/office/word/2010/wordprocessingShape" mc:Ignorable="w14 w15 w16se w16cid w16 w16cex w16sdtdh wp14">
   <w:footnote w:type="separator" w:id="-1">
     <w:p>
       <w:pPr>
@@ -9536,7 +9676,7 @@
 </file>
 
 <file path=word/header1.xml><?xml version="1.0" encoding="utf-8"?>
-<w:hdr xmlns:wpc="http://schemas.microsoft.com/office/word/2010/wordprocessingCanvas" xmlns:cx="http://schemas.microsoft.com/office/drawing/2014/chartex" xmlns:cx1="http://schemas.microsoft.com/office/drawing/2015/9/8/chartex" xmlns:cx2="http://schemas.microsoft.com/office/drawing/2015/10/21/chartex" xmlns:cx3="http://schemas.microsoft.com/office/drawing/2016/5/9/chartex" xmlns:cx4="http://schemas.microsoft.com/office/drawing/2016/5/10/chartex" xmlns:cx5="http://schemas.microsoft.com/office/drawing/2016/5/11/chartex" xmlns:cx6="http://schemas.microsoft.com/office/drawing/2016/5/12/chartex" xmlns:cx7="http://schemas.microsoft.com/office/drawing/2016/5/13/chartex" xmlns:cx8="http://schemas.microsoft.com/office/drawing/2016/5/14/chartex" xmlns:mc="http://schemas.openxmlformats.org/markup-compatibility/2006" xmlns:aink="http://schemas.microsoft.com/office/drawing/2016/ink" xmlns:am3d="http://schemas.microsoft.com/office/drawing/2017/model3d" xmlns:o="urn:schemas-microsoft-com:office:office" xmlns:oel="http://schemas.microsoft.com/office/2019/extlst" xmlns:r="http://schemas.openxmlformats.org/officeDocument/2006/relationships" xmlns:m="http://schemas.openxmlformats.org/officeDocument/2006/math" xmlns:v="urn:schemas-microsoft-com:vml" xmlns:wp14="http://schemas.microsoft.com/office/word/2010/wordprocessingDrawing" xmlns:wp="http://schemas.openxmlformats.org/drawingml/2006/wordprocessingDrawing" xmlns:w10="urn:schemas-microsoft-com:office:word" xmlns:w="http://schemas.openxmlformats.org/wordprocessingml/2006/main" xmlns:w14="http://schemas.microsoft.com/office/word/2010/wordml" xmlns:w15="http://schemas.microsoft.com/office/word/2012/wordml" xmlns:w16cei="http://schemas.microsoft.com/office/word/2026/wordml/cei" xmlns:w16cex="http://schemas.microsoft.com/office/word/2018/wordml/cex" xmlns:w16cid="http://schemas.microsoft.com/office/word/2016/wordml/cid" xmlns:w16="http://schemas.microsoft.com/office/word/2018/wordml" xmlns:w16du="http://schemas.microsoft.com/office/word/2023/wordml/word16du" xmlns:w16sdtdh="http://schemas.microsoft.com/office/word/2020/wordml/sdtdatahash" xmlns:w16sdtfl="http://schemas.microsoft.com/office/word/2024/wordml/sdtformatlock" xmlns:w16se="http://schemas.microsoft.com/office/word/2015/wordml/symex" xmlns:wpg="http://schemas.microsoft.com/office/word/2010/wordprocessingGroup" xmlns:wpi="http://schemas.microsoft.com/office/word/2010/wordprocessingInk" xmlns:wne="http://schemas.microsoft.com/office/word/2006/wordml" xmlns:wps="http://schemas.microsoft.com/office/word/2010/wordprocessingShape" mc:Ignorable="w14 w15 w16se w16cid w16 w16cex w16sdtdh w16sdtfl w16du wp14">
+<w:hdr xmlns:wpc="http://schemas.microsoft.com/office/word/2010/wordprocessingCanvas" xmlns:cx="http://schemas.microsoft.com/office/drawing/2014/chartex" xmlns:cx1="http://schemas.microsoft.com/office/drawing/2015/9/8/chartex" xmlns:cx2="http://schemas.microsoft.com/office/drawing/2015/10/21/chartex" xmlns:cx3="http://schemas.microsoft.com/office/drawing/2016/5/9/chartex" xmlns:cx4="http://schemas.microsoft.com/office/drawing/2016/5/10/chartex" xmlns:cx5="http://schemas.microsoft.com/office/drawing/2016/5/11/chartex" xmlns:cx6="http://schemas.microsoft.com/office/drawing/2016/5/12/chartex" xmlns:cx7="http://schemas.microsoft.com/office/drawing/2016/5/13/chartex" xmlns:cx8="http://schemas.microsoft.com/office/drawing/2016/5/14/chartex" xmlns:mc="http://schemas.openxmlformats.org/markup-compatibility/2006" xmlns:aink="http://schemas.microsoft.com/office/drawing/2016/ink" xmlns:am3d="http://schemas.microsoft.com/office/drawing/2017/model3d" xmlns:o="urn:schemas-microsoft-com:office:office" xmlns:r="http://schemas.openxmlformats.org/officeDocument/2006/relationships" xmlns:m="http://schemas.openxmlformats.org/officeDocument/2006/math" xmlns:v="urn:schemas-microsoft-com:vml" xmlns:wp14="http://schemas.microsoft.com/office/word/2010/wordprocessingDrawing" xmlns:wp="http://schemas.openxmlformats.org/drawingml/2006/wordprocessingDrawing" xmlns:w10="urn:schemas-microsoft-com:office:word" xmlns:w="http://schemas.openxmlformats.org/wordprocessingml/2006/main" xmlns:w14="http://schemas.microsoft.com/office/word/2010/wordml" xmlns:w15="http://schemas.microsoft.com/office/word/2012/wordml" xmlns:w16cex="http://schemas.microsoft.com/office/word/2018/wordml/cex" xmlns:w16cid="http://schemas.microsoft.com/office/word/2016/wordml/cid" xmlns:w16="http://schemas.microsoft.com/office/word/2018/wordml" xmlns:w16sdtdh="http://schemas.microsoft.com/office/word/2020/wordml/sdtdatahash" xmlns:w16se="http://schemas.microsoft.com/office/word/2015/wordml/symex" xmlns:wpg="http://schemas.microsoft.com/office/word/2010/wordprocessingGroup" xmlns:wpi="http://schemas.microsoft.com/office/word/2010/wordprocessingInk" xmlns:wne="http://schemas.microsoft.com/office/word/2006/wordml" xmlns:wps="http://schemas.microsoft.com/office/word/2010/wordprocessingShape" mc:Ignorable="w14 w15 w16se w16cid w16 w16cex w16sdtdh wp14">
   <w:p>
     <w:pPr>
       <w:pStyle w:val="Encabezado"/>
@@ -9623,7 +9763,7 @@
 </file>
 
 <file path=word/numbering.xml><?xml version="1.0" encoding="utf-8"?>
-<w:numbering xmlns:wpc="http://schemas.microsoft.com/office/word/2010/wordprocessingCanvas" xmlns:cx="http://schemas.microsoft.com/office/drawing/2014/chartex" xmlns:cx1="http://schemas.microsoft.com/office/drawing/2015/9/8/chartex" xmlns:cx2="http://schemas.microsoft.com/office/drawing/2015/10/21/chartex" xmlns:cx3="http://schemas.microsoft.com/office/drawing/2016/5/9/chartex" xmlns:cx4="http://schemas.microsoft.com/office/drawing/2016/5/10/chartex" xmlns:cx5="http://schemas.microsoft.com/office/drawing/2016/5/11/chartex" xmlns:cx6="http://schemas.microsoft.com/office/drawing/2016/5/12/chartex" xmlns:cx7="http://schemas.microsoft.com/office/drawing/2016/5/13/chartex" xmlns:cx8="http://schemas.microsoft.com/office/drawing/2016/5/14/chartex" xmlns:mc="http://schemas.openxmlformats.org/markup-compatibility/2006" xmlns:aink="http://schemas.microsoft.com/office/drawing/2016/ink" xmlns:am3d="http://schemas.microsoft.com/office/drawing/2017/model3d" xmlns:o="urn:schemas-microsoft-com:office:office" xmlns:oel="http://schemas.microsoft.com/office/2019/extlst" xmlns:r="http://schemas.openxmlformats.org/officeDocument/2006/relationships" xmlns:m="http://schemas.openxmlformats.org/officeDocument/2006/math" xmlns:v="urn:schemas-microsoft-com:vml" xmlns:wp14="http://schemas.microsoft.com/office/word/2010/wordprocessingDrawing" xmlns:wp="http://schemas.openxmlformats.org/drawingml/2006/wordprocessingDrawing" xmlns:w10="urn:schemas-microsoft-com:office:word" xmlns:w="http://schemas.openxmlformats.org/wordprocessingml/2006/main" xmlns:w14="http://schemas.microsoft.com/office/word/2010/wordml" xmlns:w15="http://schemas.microsoft.com/office/word/2012/wordml" xmlns:w16cei="http://schemas.microsoft.com/office/word/2026/wordml/cei" xmlns:w16cex="http://schemas.microsoft.com/office/word/2018/wordml/cex" xmlns:w16cid="http://schemas.microsoft.com/office/word/2016/wordml/cid" xmlns:w16="http://schemas.microsoft.com/office/word/2018/wordml" xmlns:w16du="http://schemas.microsoft.com/office/word/2023/wordml/word16du" xmlns:w16sdtdh="http://schemas.microsoft.com/office/word/2020/wordml/sdtdatahash" xmlns:w16sdtfl="http://schemas.microsoft.com/office/word/2024/wordml/sdtformatlock" xmlns:w16se="http://schemas.microsoft.com/office/word/2015/wordml/symex" xmlns:wpg="http://schemas.microsoft.com/office/word/2010/wordprocessingGroup" xmlns:wpi="http://schemas.microsoft.com/office/word/2010/wordprocessingInk" xmlns:wne="http://schemas.microsoft.com/office/word/2006/wordml" xmlns:wps="http://schemas.microsoft.com/office/word/2010/wordprocessingShape" mc:Ignorable="w14 w15 w16se w16cid w16 w16cex w16sdtdh w16sdtfl w16du wp14">
+<w:numbering xmlns:wpc="http://schemas.microsoft.com/office/word/2010/wordprocessingCanvas" xmlns:cx="http://schemas.microsoft.com/office/drawing/2014/chartex" xmlns:cx1="http://schemas.microsoft.com/office/drawing/2015/9/8/chartex" xmlns:cx2="http://schemas.microsoft.com/office/drawing/2015/10/21/chartex" xmlns:cx3="http://schemas.microsoft.com/office/drawing/2016/5/9/chartex" xmlns:cx4="http://schemas.microsoft.com/office/drawing/2016/5/10/chartex" xmlns:cx5="http://schemas.microsoft.com/office/drawing/2016/5/11/chartex" xmlns:cx6="http://schemas.microsoft.com/office/drawing/2016/5/12/chartex" xmlns:cx7="http://schemas.microsoft.com/office/drawing/2016/5/13/chartex" xmlns:cx8="http://schemas.microsoft.com/office/drawing/2016/5/14/chartex" xmlns:mc="http://schemas.openxmlformats.org/markup-compatibility/2006" xmlns:aink="http://schemas.microsoft.com/office/drawing/2016/ink" xmlns:am3d="http://schemas.microsoft.com/office/drawing/2017/model3d" xmlns:o="urn:schemas-microsoft-com:office:office" xmlns:r="http://schemas.openxmlformats.org/officeDocument/2006/relationships" xmlns:m="http://schemas.openxmlformats.org/officeDocument/2006/math" xmlns:v="urn:schemas-microsoft-com:vml" xmlns:wp14="http://schemas.microsoft.com/office/word/2010/wordprocessingDrawing" xmlns:wp="http://schemas.openxmlformats.org/drawingml/2006/wordprocessingDrawing" xmlns:w10="urn:schemas-microsoft-com:office:word" xmlns:w="http://schemas.openxmlformats.org/wordprocessingml/2006/main" xmlns:w14="http://schemas.microsoft.com/office/word/2010/wordml" xmlns:w15="http://schemas.microsoft.com/office/word/2012/wordml" xmlns:w16cex="http://schemas.microsoft.com/office/word/2018/wordml/cex" xmlns:w16cid="http://schemas.microsoft.com/office/word/2016/wordml/cid" xmlns:w16="http://schemas.microsoft.com/office/word/2018/wordml" xmlns:w16sdtdh="http://schemas.microsoft.com/office/word/2020/wordml/sdtdatahash" xmlns:w16se="http://schemas.microsoft.com/office/word/2015/wordml/symex" xmlns:wpg="http://schemas.microsoft.com/office/word/2010/wordprocessingGroup" xmlns:wpi="http://schemas.microsoft.com/office/word/2010/wordprocessingInk" xmlns:wne="http://schemas.microsoft.com/office/word/2006/wordml" xmlns:wps="http://schemas.microsoft.com/office/word/2010/wordprocessingShape" mc:Ignorable="w14 w15 w16se w16cid w16 w16cex w16sdtdh wp14">
   <w:abstractNum w:abstractNumId="0" w15:restartNumberingAfterBreak="0">
     <w:nsid w:val="FFFFFF89"/>
     <w:multiLevelType w:val="singleLevel"/>
@@ -12957,97 +13097,97 @@
       </w:rPr>
     </w:lvl>
   </w:abstractNum>
-  <w:num w:numId="1" w16cid:durableId="987133220">
+  <w:num w:numId="1">
     <w:abstractNumId w:val="0"/>
   </w:num>
-  <w:num w:numId="2" w16cid:durableId="2091392394">
+  <w:num w:numId="2">
     <w:abstractNumId w:val="9"/>
   </w:num>
-  <w:num w:numId="3" w16cid:durableId="476577908">
+  <w:num w:numId="3">
     <w:abstractNumId w:val="22"/>
   </w:num>
-  <w:num w:numId="4" w16cid:durableId="643853943">
+  <w:num w:numId="4">
     <w:abstractNumId w:val="14"/>
   </w:num>
-  <w:num w:numId="5" w16cid:durableId="1314718948">
+  <w:num w:numId="5">
     <w:abstractNumId w:val="16"/>
   </w:num>
-  <w:num w:numId="6" w16cid:durableId="2066103832">
+  <w:num w:numId="6">
     <w:abstractNumId w:val="10"/>
   </w:num>
-  <w:num w:numId="7" w16cid:durableId="157355180">
+  <w:num w:numId="7">
     <w:abstractNumId w:val="24"/>
   </w:num>
-  <w:num w:numId="8" w16cid:durableId="1523665652">
+  <w:num w:numId="8">
     <w:abstractNumId w:val="18"/>
   </w:num>
-  <w:num w:numId="9" w16cid:durableId="1236016024">
+  <w:num w:numId="9">
     <w:abstractNumId w:val="4"/>
   </w:num>
-  <w:num w:numId="10" w16cid:durableId="229120697">
+  <w:num w:numId="10">
     <w:abstractNumId w:val="30"/>
   </w:num>
-  <w:num w:numId="11" w16cid:durableId="578826805">
+  <w:num w:numId="11">
     <w:abstractNumId w:val="11"/>
   </w:num>
-  <w:num w:numId="12" w16cid:durableId="375664947">
+  <w:num w:numId="12">
     <w:abstractNumId w:val="15"/>
   </w:num>
-  <w:num w:numId="13" w16cid:durableId="1973320734">
+  <w:num w:numId="13">
     <w:abstractNumId w:val="8"/>
   </w:num>
-  <w:num w:numId="14" w16cid:durableId="1783263989">
+  <w:num w:numId="14">
     <w:abstractNumId w:val="3"/>
   </w:num>
-  <w:num w:numId="15" w16cid:durableId="701244731">
+  <w:num w:numId="15">
     <w:abstractNumId w:val="1"/>
   </w:num>
-  <w:num w:numId="16" w16cid:durableId="467551007">
+  <w:num w:numId="16">
     <w:abstractNumId w:val="2"/>
   </w:num>
-  <w:num w:numId="17" w16cid:durableId="1536380265">
+  <w:num w:numId="17">
     <w:abstractNumId w:val="5"/>
   </w:num>
-  <w:num w:numId="18" w16cid:durableId="466438886">
+  <w:num w:numId="18">
     <w:abstractNumId w:val="25"/>
   </w:num>
-  <w:num w:numId="19" w16cid:durableId="1393700175">
+  <w:num w:numId="19">
     <w:abstractNumId w:val="20"/>
   </w:num>
-  <w:num w:numId="20" w16cid:durableId="1510608374">
+  <w:num w:numId="20">
     <w:abstractNumId w:val="21"/>
   </w:num>
-  <w:num w:numId="21" w16cid:durableId="274286722">
+  <w:num w:numId="21">
     <w:abstractNumId w:val="26"/>
   </w:num>
-  <w:num w:numId="22" w16cid:durableId="1521240670">
+  <w:num w:numId="22">
     <w:abstractNumId w:val="29"/>
   </w:num>
-  <w:num w:numId="23" w16cid:durableId="962921968">
+  <w:num w:numId="23">
     <w:abstractNumId w:val="19"/>
   </w:num>
-  <w:num w:numId="24" w16cid:durableId="636570141">
+  <w:num w:numId="24">
     <w:abstractNumId w:val="7"/>
   </w:num>
-  <w:num w:numId="25" w16cid:durableId="149181757">
+  <w:num w:numId="25">
     <w:abstractNumId w:val="23"/>
   </w:num>
-  <w:num w:numId="26" w16cid:durableId="820537088">
+  <w:num w:numId="26">
     <w:abstractNumId w:val="17"/>
   </w:num>
-  <w:num w:numId="27" w16cid:durableId="723872654">
+  <w:num w:numId="27">
     <w:abstractNumId w:val="27"/>
   </w:num>
-  <w:num w:numId="28" w16cid:durableId="1505432398">
+  <w:num w:numId="28">
     <w:abstractNumId w:val="28"/>
   </w:num>
-  <w:num w:numId="29" w16cid:durableId="1237516311">
+  <w:num w:numId="29">
     <w:abstractNumId w:val="6"/>
   </w:num>
-  <w:num w:numId="30" w16cid:durableId="1977758949">
+  <w:num w:numId="30">
     <w:abstractNumId w:val="12"/>
   </w:num>
-  <w:num w:numId="31" w16cid:durableId="871187206">
+  <w:num w:numId="31">
     <w:abstractNumId w:val="13"/>
   </w:num>
   <w:numIdMacAtCleanup w:val="21"/>
@@ -13055,7 +13195,7 @@
 </file>
 
 <file path=word/styles.xml><?xml version="1.0" encoding="utf-8"?>
-<w:styles xmlns:mc="http://schemas.openxmlformats.org/markup-compatibility/2006" xmlns:r="http://schemas.openxmlformats.org/officeDocument/2006/relationships" xmlns:w="http://schemas.openxmlformats.org/wordprocessingml/2006/main" xmlns:w14="http://schemas.microsoft.com/office/word/2010/wordml" xmlns:w15="http://schemas.microsoft.com/office/word/2012/wordml" xmlns:w16cex="http://schemas.microsoft.com/office/word/2018/wordml/cex" xmlns:w16cid="http://schemas.microsoft.com/office/word/2016/wordml/cid" xmlns:w16="http://schemas.microsoft.com/office/word/2018/wordml" xmlns:w16du="http://schemas.microsoft.com/office/word/2023/wordml/word16du" xmlns:w16sdtdh="http://schemas.microsoft.com/office/word/2020/wordml/sdtdatahash" xmlns:w16sdtfl="http://schemas.microsoft.com/office/word/2024/wordml/sdtformatlock" xmlns:w16se="http://schemas.microsoft.com/office/word/2015/wordml/symex" mc:Ignorable="w14 w15 w16se w16cid w16 w16cex w16sdtdh w16sdtfl w16du">
+<w:styles xmlns:mc="http://schemas.openxmlformats.org/markup-compatibility/2006" xmlns:r="http://schemas.openxmlformats.org/officeDocument/2006/relationships" xmlns:w="http://schemas.openxmlformats.org/wordprocessingml/2006/main" xmlns:w14="http://schemas.microsoft.com/office/word/2010/wordml" xmlns:w15="http://schemas.microsoft.com/office/word/2012/wordml" xmlns:w16cex="http://schemas.microsoft.com/office/word/2018/wordml/cex" xmlns:w16cid="http://schemas.microsoft.com/office/word/2016/wordml/cid" xmlns:w16="http://schemas.microsoft.com/office/word/2018/wordml" xmlns:w16sdtdh="http://schemas.microsoft.com/office/word/2020/wordml/sdtdatahash" xmlns:w16se="http://schemas.microsoft.com/office/word/2015/wordml/symex" mc:Ignorable="w14 w15 w16se w16cid w16 w16cex w16sdtdh">
   <w:docDefaults>
     <w:rPrDefault>
       <w:rPr>
@@ -14403,7 +14543,7 @@
       </w:rPr>
     </w:tblStylePr>
   </w:style>
-  <w:style w:type="character" w:styleId="Fuerte">
+  <w:style w:type="character" w:styleId="Textoennegrita">
     <w:name w:val="Strong"/>
     <w:basedOn w:val="Fuentedeprrafopredeter"/>
     <w:uiPriority w:val="22"/>
@@ -15021,7 +15161,22 @@
 </file>
 
 <file path=customXml/itemProps1.xml><?xml version="1.0" encoding="utf-8"?>
-<ds:datastoreItem xmlns:ds="http://schemas.openxmlformats.org/officeDocument/2006/customXml" ds:itemID="{D00E70C1-9BA7-4A7A-A382-48D7EA622A39}"/>
+<ds:datastoreItem xmlns:ds="http://schemas.openxmlformats.org/officeDocument/2006/customXml" ds:itemID="{D00E70C1-9BA7-4A7A-A382-48D7EA622A39}">
+  <ds:schemaRefs>
+    <ds:schemaRef ds:uri="http://schemas.microsoft.com/office/2006/metadata/contentType"/>
+    <ds:schemaRef ds:uri="http://schemas.microsoft.com/office/2006/metadata/properties/metaAttributes"/>
+    <ds:schemaRef ds:uri="http://www.w3.org/2001/XMLSchema"/>
+    <ds:schemaRef ds:uri="http://schemas.microsoft.com/office/2006/metadata/properties"/>
+    <ds:schemaRef ds:uri="42760c81-fd8e-4d59-8953-7cdb9f38b14f"/>
+    <ds:schemaRef ds:uri="67a0edcd-0de5-43ed-8c27-e32f38a00c91"/>
+    <ds:schemaRef ds:uri="http://schemas.microsoft.com/office/2006/documentManagement/types"/>
+    <ds:schemaRef ds:uri="http://schemas.microsoft.com/office/infopath/2007/PartnerControls"/>
+    <ds:schemaRef ds:uri="http://schemas.openxmlformats.org/package/2006/metadata/core-properties"/>
+    <ds:schemaRef ds:uri="http://purl.org/dc/elements/1.1/"/>
+    <ds:schemaRef ds:uri="http://purl.org/dc/terms/"/>
+    <ds:schemaRef ds:uri="http://schemas.microsoft.com/internal/obd"/>
+  </ds:schemaRefs>
+</ds:datastoreItem>
 </file>
 
 <file path=customXml/itemProps2.xml><?xml version="1.0" encoding="utf-8"?>

--- a/fuentes/52430467_CF01_DU.docx
+++ b/fuentes/52430467_CF01_DU.docx
@@ -1,6 +1,6 @@
 
 <file path=word/document.xml><?xml version="1.0" encoding="utf-8"?>
-<w:document xmlns:wpc="http://schemas.microsoft.com/office/word/2010/wordprocessingCanvas" xmlns:cx="http://schemas.microsoft.com/office/drawing/2014/chartex" xmlns:cx1="http://schemas.microsoft.com/office/drawing/2015/9/8/chartex" xmlns:cx2="http://schemas.microsoft.com/office/drawing/2015/10/21/chartex" xmlns:cx3="http://schemas.microsoft.com/office/drawing/2016/5/9/chartex" xmlns:cx4="http://schemas.microsoft.com/office/drawing/2016/5/10/chartex" xmlns:cx5="http://schemas.microsoft.com/office/drawing/2016/5/11/chartex" xmlns:cx6="http://schemas.microsoft.com/office/drawing/2016/5/12/chartex" xmlns:cx7="http://schemas.microsoft.com/office/drawing/2016/5/13/chartex" xmlns:cx8="http://schemas.microsoft.com/office/drawing/2016/5/14/chartex" xmlns:mc="http://schemas.openxmlformats.org/markup-compatibility/2006" xmlns:aink="http://schemas.microsoft.com/office/drawing/2016/ink" xmlns:am3d="http://schemas.microsoft.com/office/drawing/2017/model3d" xmlns:o="urn:schemas-microsoft-com:office:office" xmlns:r="http://schemas.openxmlformats.org/officeDocument/2006/relationships" xmlns:m="http://schemas.openxmlformats.org/officeDocument/2006/math" xmlns:v="urn:schemas-microsoft-com:vml" xmlns:wp14="http://schemas.microsoft.com/office/word/2010/wordprocessingDrawing" xmlns:wp="http://schemas.openxmlformats.org/drawingml/2006/wordprocessingDrawing" xmlns:w10="urn:schemas-microsoft-com:office:word" xmlns:w="http://schemas.openxmlformats.org/wordprocessingml/2006/main" xmlns:w14="http://schemas.microsoft.com/office/word/2010/wordml" xmlns:w15="http://schemas.microsoft.com/office/word/2012/wordml" xmlns:w16cex="http://schemas.microsoft.com/office/word/2018/wordml/cex" xmlns:w16cid="http://schemas.microsoft.com/office/word/2016/wordml/cid" xmlns:w16="http://schemas.microsoft.com/office/word/2018/wordml" xmlns:w16sdtdh="http://schemas.microsoft.com/office/word/2020/wordml/sdtdatahash" xmlns:w16se="http://schemas.microsoft.com/office/word/2015/wordml/symex" xmlns:wpg="http://schemas.microsoft.com/office/word/2010/wordprocessingGroup" xmlns:wpi="http://schemas.microsoft.com/office/word/2010/wordprocessingInk" xmlns:wne="http://schemas.microsoft.com/office/word/2006/wordml" xmlns:wps="http://schemas.microsoft.com/office/word/2010/wordprocessingShape" mc:Ignorable="w14 w15 w16se w16cid w16 w16cex w16sdtdh wp14">
+<w:document xmlns:wpc="http://schemas.microsoft.com/office/word/2010/wordprocessingCanvas" xmlns:cx="http://schemas.microsoft.com/office/drawing/2014/chartex" xmlns:cx1="http://schemas.microsoft.com/office/drawing/2015/9/8/chartex" xmlns:cx2="http://schemas.microsoft.com/office/drawing/2015/10/21/chartex" xmlns:cx3="http://schemas.microsoft.com/office/drawing/2016/5/9/chartex" xmlns:cx4="http://schemas.microsoft.com/office/drawing/2016/5/10/chartex" xmlns:cx5="http://schemas.microsoft.com/office/drawing/2016/5/11/chartex" xmlns:cx6="http://schemas.microsoft.com/office/drawing/2016/5/12/chartex" xmlns:cx7="http://schemas.microsoft.com/office/drawing/2016/5/13/chartex" xmlns:cx8="http://schemas.microsoft.com/office/drawing/2016/5/14/chartex" xmlns:mc="http://schemas.openxmlformats.org/markup-compatibility/2006" xmlns:aink="http://schemas.microsoft.com/office/drawing/2016/ink" xmlns:am3d="http://schemas.microsoft.com/office/drawing/2017/model3d" xmlns:o="urn:schemas-microsoft-com:office:office" xmlns:oel="http://schemas.microsoft.com/office/2019/extlst" xmlns:r="http://schemas.openxmlformats.org/officeDocument/2006/relationships" xmlns:m="http://schemas.openxmlformats.org/officeDocument/2006/math" xmlns:v="urn:schemas-microsoft-com:vml" xmlns:wp14="http://schemas.microsoft.com/office/word/2010/wordprocessingDrawing" xmlns:wp="http://schemas.openxmlformats.org/drawingml/2006/wordprocessingDrawing" xmlns:w10="urn:schemas-microsoft-com:office:word" xmlns:w="http://schemas.openxmlformats.org/wordprocessingml/2006/main" xmlns:w14="http://schemas.microsoft.com/office/word/2010/wordml" xmlns:w15="http://schemas.microsoft.com/office/word/2012/wordml" xmlns:w16cei="http://schemas.microsoft.com/office/word/2026/wordml/cei" xmlns:w16cex="http://schemas.microsoft.com/office/word/2018/wordml/cex" xmlns:w16cid="http://schemas.microsoft.com/office/word/2016/wordml/cid" xmlns:w16="http://schemas.microsoft.com/office/word/2018/wordml" xmlns:w16du="http://schemas.microsoft.com/office/word/2023/wordml/word16du" xmlns:w16sdtdh="http://schemas.microsoft.com/office/word/2020/wordml/sdtdatahash" xmlns:w16sdtfl="http://schemas.microsoft.com/office/word/2024/wordml/sdtformatlock" xmlns:w16se="http://schemas.microsoft.com/office/word/2015/wordml/symex" xmlns:wpg="http://schemas.microsoft.com/office/word/2010/wordprocessingGroup" xmlns:wpi="http://schemas.microsoft.com/office/word/2010/wordprocessingInk" xmlns:wne="http://schemas.microsoft.com/office/word/2006/wordml" xmlns:wps="http://schemas.microsoft.com/office/word/2010/wordprocessingShape" mc:Ignorable="w14 w15 w16se w16cid w16 w16cex w16sdtdh w16sdtfl w16du wp14">
   <w:body>
     <w:p>
       <w:pPr>
@@ -205,7 +205,7 @@
               </wp:anchor>
             </w:drawing>
           </mc:Choice>
-          <mc:Fallback xmlns:oel="http://schemas.microsoft.com/office/2019/extlst" xmlns:w16cei="http://schemas.microsoft.com/office/word/2026/wordml/cei" xmlns:w16du="http://schemas.microsoft.com/office/word/2023/wordml/word16du" xmlns:w16sdtfl="http://schemas.microsoft.com/office/word/2024/wordml/sdtformatlock">
+          <mc:Fallback>
             <w:pict>
               <v:rect w14:anchorId="4C256C62" id="Rectángulo 3" o:spid="_x0000_s1026" alt="&quot;&quot;" style="position:absolute;margin-left:-55.95pt;margin-top:26.4pt;width:613.85pt;height:164.25pt;z-index:-251655168;visibility:visible;mso-wrap-style:square;mso-height-percent:0;mso-wrap-distance-left:9pt;mso-wrap-distance-top:0;mso-wrap-distance-right:9pt;mso-wrap-distance-bottom:0;mso-position-horizontal:absolute;mso-position-horizontal-relative:text;mso-position-vertical:absolute;mso-position-vertical-relative:text;mso-height-percent:0;mso-height-relative:margin;v-text-anchor:middle" o:gfxdata="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" fillcolor="#00314d" stroked="f" strokeweight="1pt"/>
             </w:pict>
@@ -318,7 +318,7 @@
                 <v:stroke joinstyle="miter"/>
                 <v:path gradientshapeok="t" o:connecttype="rect"/>
               </v:shapetype>
-              <v:shape id="Cuadro de texto 2" o:spid="_x0000_s1026" type="#_x0000_t202" alt="&quot;&quot;" style="position:absolute;left:0;text-align:left;margin-left:-25.2pt;margin-top:21.9pt;width:549pt;height:102.95pt;z-index:251663360;visibility:visible;mso-wrap-style:square;mso-width-percent:0;mso-height-percent:0;mso-wrap-distance-left:9pt;mso-wrap-distance-top:3.6pt;mso-wrap-distance-right:9pt;mso-wrap-distance-bottom:3.6pt;mso-position-horizontal:absolute;mso-position-horizontal-relative:margin;mso-position-vertical:absolute;mso-position-vertical-relative:text;mso-width-percent:0;mso-height-percent:0;mso-width-relative:margin;mso-height-relative:margin;v-text-anchor:top" o:gfxdata="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" filled="f" stroked="f">
+              <v:shape id="Cuadro de texto 2" o:spid="_x0000_s1026" type="#_x0000_t202" alt="&quot;&quot;" style="position:absolute;left:0;text-align:left;margin-left:-25.2pt;margin-top:21.9pt;width:549pt;height:102.95pt;z-index:251663360;visibility:visible;mso-wrap-style:square;mso-width-percent:0;mso-height-percent:0;mso-wrap-distance-left:9pt;mso-wrap-distance-top:3.6pt;mso-wrap-distance-right:9pt;mso-wrap-distance-bottom:3.6pt;mso-position-horizontal:absolute;mso-position-horizontal-relative:margin;mso-position-vertical:absolute;mso-position-vertical-relative:text;mso-width-percent:0;mso-height-percent:0;mso-width-relative:margin;mso-height-relative:margin;v-text-anchor:top" o:gfxdata="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" filled="f" stroked="f">
                 <v:textbox>
                   <w:txbxContent>
                     <w:p>
@@ -546,7 +546,6 @@
           <w:docPartUnique/>
         </w:docPartObj>
       </w:sdtPr>
-      <w:sdtEndPr/>
       <w:sdtContent>
         <w:p>
           <w:pPr>
@@ -568,10 +567,9 @@
             <w:rPr>
               <w:rFonts w:eastAsiaTheme="minorEastAsia"/>
               <w:noProof/>
-              <w:kern w:val="0"/>
-              <w:sz w:val="22"/>
+              <w:sz w:val="24"/>
+              <w:szCs w:val="24"/>
               <w:lang w:eastAsia="es-CO"/>
-              <w14:ligatures w14:val="none"/>
             </w:rPr>
           </w:pPr>
           <w:r>
@@ -583,7 +581,7 @@
           <w:r>
             <w:fldChar w:fldCharType="separate"/>
           </w:r>
-          <w:hyperlink w:anchor="_Toc235862310" w:history="1">
+          <w:hyperlink w:anchor="_Toc236138141" w:history="1">
             <w:r>
               <w:rPr>
                 <w:rStyle w:val="Hipervnculo"/>
@@ -610,7 +608,7 @@
                 <w:noProof/>
                 <w:webHidden/>
               </w:rPr>
-              <w:instrText xml:space="preserve"> PAGEREF _Toc235862310 \h </w:instrText>
+              <w:instrText xml:space="preserve"> PAGEREF _Toc236138141 \h </w:instrText>
             </w:r>
             <w:r>
               <w:rPr>
@@ -650,13 +648,12 @@
             <w:rPr>
               <w:rFonts w:eastAsiaTheme="minorEastAsia"/>
               <w:noProof/>
-              <w:kern w:val="0"/>
-              <w:sz w:val="22"/>
+              <w:sz w:val="24"/>
+              <w:szCs w:val="24"/>
               <w:lang w:eastAsia="es-CO"/>
-              <w14:ligatures w14:val="none"/>
             </w:rPr>
           </w:pPr>
-          <w:hyperlink w:anchor="_Toc235862311" w:history="1">
+          <w:hyperlink w:anchor="_Toc236138142" w:history="1">
             <w:r>
               <w:rPr>
                 <w:rStyle w:val="Hipervnculo"/>
@@ -683,7 +680,7 @@
                 <w:noProof/>
                 <w:webHidden/>
               </w:rPr>
-              <w:instrText xml:space="preserve"> PAGEREF _Toc235862311 \h </w:instrText>
+              <w:instrText xml:space="preserve"> PAGEREF _Toc236138142 \h </w:instrText>
             </w:r>
             <w:r>
               <w:rPr>
@@ -723,13 +720,12 @@
             <w:rPr>
               <w:rFonts w:eastAsiaTheme="minorEastAsia"/>
               <w:noProof/>
-              <w:kern w:val="0"/>
-              <w:sz w:val="22"/>
+              <w:sz w:val="24"/>
+              <w:szCs w:val="24"/>
               <w:lang w:eastAsia="es-CO"/>
-              <w14:ligatures w14:val="none"/>
             </w:rPr>
           </w:pPr>
-          <w:hyperlink w:anchor="_Toc235862312" w:history="1">
+          <w:hyperlink w:anchor="_Toc236138143" w:history="1">
             <w:r>
               <w:rPr>
                 <w:rStyle w:val="Hipervnculo"/>
@@ -756,7 +752,7 @@
                 <w:noProof/>
                 <w:webHidden/>
               </w:rPr>
-              <w:instrText xml:space="preserve"> PAGEREF _Toc235862312 \h </w:instrText>
+              <w:instrText xml:space="preserve"> PAGEREF _Toc236138143 \h </w:instrText>
             </w:r>
             <w:r>
               <w:rPr>
@@ -796,13 +792,12 @@
             <w:rPr>
               <w:rFonts w:eastAsiaTheme="minorEastAsia"/>
               <w:noProof/>
-              <w:kern w:val="0"/>
-              <w:sz w:val="22"/>
+              <w:sz w:val="24"/>
+              <w:szCs w:val="24"/>
               <w:lang w:eastAsia="es-CO"/>
-              <w14:ligatures w14:val="none"/>
             </w:rPr>
           </w:pPr>
-          <w:hyperlink w:anchor="_Toc235862313" w:history="1">
+          <w:hyperlink w:anchor="_Toc236138144" w:history="1">
             <w:r>
               <w:rPr>
                 <w:rStyle w:val="Hipervnculo"/>
@@ -829,7 +824,7 @@
                 <w:noProof/>
                 <w:webHidden/>
               </w:rPr>
-              <w:instrText xml:space="preserve"> PAGEREF _Toc235862313 \h </w:instrText>
+              <w:instrText xml:space="preserve"> PAGEREF _Toc236138144 \h </w:instrText>
             </w:r>
             <w:r>
               <w:rPr>
@@ -869,13 +864,12 @@
             <w:rPr>
               <w:rFonts w:eastAsiaTheme="minorEastAsia"/>
               <w:noProof/>
-              <w:kern w:val="0"/>
-              <w:sz w:val="22"/>
+              <w:sz w:val="24"/>
+              <w:szCs w:val="24"/>
               <w:lang w:eastAsia="es-CO"/>
-              <w14:ligatures w14:val="none"/>
             </w:rPr>
           </w:pPr>
-          <w:hyperlink w:anchor="_Toc235862314" w:history="1">
+          <w:hyperlink w:anchor="_Toc236138145" w:history="1">
             <w:r>
               <w:rPr>
                 <w:rStyle w:val="Hipervnculo"/>
@@ -902,7 +896,7 @@
                 <w:noProof/>
                 <w:webHidden/>
               </w:rPr>
-              <w:instrText xml:space="preserve"> PAGEREF _Toc235862314 \h </w:instrText>
+              <w:instrText xml:space="preserve"> PAGEREF _Toc236138145 \h </w:instrText>
             </w:r>
             <w:r>
               <w:rPr>
@@ -942,13 +936,12 @@
             <w:rPr>
               <w:rFonts w:eastAsiaTheme="minorEastAsia"/>
               <w:noProof/>
-              <w:kern w:val="0"/>
-              <w:sz w:val="22"/>
+              <w:sz w:val="24"/>
+              <w:szCs w:val="24"/>
               <w:lang w:eastAsia="es-CO"/>
-              <w14:ligatures w14:val="none"/>
             </w:rPr>
           </w:pPr>
-          <w:hyperlink w:anchor="_Toc235862315" w:history="1">
+          <w:hyperlink w:anchor="_Toc236138146" w:history="1">
             <w:r>
               <w:rPr>
                 <w:rStyle w:val="Hipervnculo"/>
@@ -975,7 +968,7 @@
                 <w:noProof/>
                 <w:webHidden/>
               </w:rPr>
-              <w:instrText xml:space="preserve"> PAGEREF _Toc235862315 \h </w:instrText>
+              <w:instrText xml:space="preserve"> PAGEREF _Toc236138146 \h </w:instrText>
             </w:r>
             <w:r>
               <w:rPr>
@@ -1015,13 +1008,12 @@
             <w:rPr>
               <w:rFonts w:eastAsiaTheme="minorEastAsia"/>
               <w:noProof/>
-              <w:kern w:val="0"/>
-              <w:sz w:val="22"/>
+              <w:sz w:val="24"/>
+              <w:szCs w:val="24"/>
               <w:lang w:eastAsia="es-CO"/>
-              <w14:ligatures w14:val="none"/>
             </w:rPr>
           </w:pPr>
-          <w:hyperlink w:anchor="_Toc235862316" w:history="1">
+          <w:hyperlink w:anchor="_Toc236138147" w:history="1">
             <w:r>
               <w:rPr>
                 <w:rStyle w:val="Hipervnculo"/>
@@ -1048,7 +1040,7 @@
                 <w:noProof/>
                 <w:webHidden/>
               </w:rPr>
-              <w:instrText xml:space="preserve"> PAGEREF _Toc235862316 \h </w:instrText>
+              <w:instrText xml:space="preserve"> PAGEREF _Toc236138147 \h </w:instrText>
             </w:r>
             <w:r>
               <w:rPr>
@@ -1088,13 +1080,12 @@
             <w:rPr>
               <w:rFonts w:eastAsiaTheme="minorEastAsia"/>
               <w:noProof/>
-              <w:kern w:val="0"/>
-              <w:sz w:val="22"/>
+              <w:sz w:val="24"/>
+              <w:szCs w:val="24"/>
               <w:lang w:eastAsia="es-CO"/>
-              <w14:ligatures w14:val="none"/>
             </w:rPr>
           </w:pPr>
-          <w:hyperlink w:anchor="_Toc235862317" w:history="1">
+          <w:hyperlink w:anchor="_Toc236138148" w:history="1">
             <w:r>
               <w:rPr>
                 <w:rStyle w:val="Hipervnculo"/>
@@ -1121,7 +1112,7 @@
                 <w:noProof/>
                 <w:webHidden/>
               </w:rPr>
-              <w:instrText xml:space="preserve"> PAGEREF _Toc235862317 \h </w:instrText>
+              <w:instrText xml:space="preserve"> PAGEREF _Toc236138148 \h </w:instrText>
             </w:r>
             <w:r>
               <w:rPr>
@@ -1161,13 +1152,12 @@
             <w:rPr>
               <w:rFonts w:eastAsiaTheme="minorEastAsia"/>
               <w:noProof/>
-              <w:kern w:val="0"/>
-              <w:sz w:val="22"/>
+              <w:sz w:val="24"/>
+              <w:szCs w:val="24"/>
               <w:lang w:eastAsia="es-CO"/>
-              <w14:ligatures w14:val="none"/>
             </w:rPr>
           </w:pPr>
-          <w:hyperlink w:anchor="_Toc235862318" w:history="1">
+          <w:hyperlink w:anchor="_Toc236138149" w:history="1">
             <w:r>
               <w:rPr>
                 <w:rStyle w:val="Hipervnculo"/>
@@ -1194,7 +1184,7 @@
                 <w:noProof/>
                 <w:webHidden/>
               </w:rPr>
-              <w:instrText xml:space="preserve"> PAGEREF _Toc235862318 \h </w:instrText>
+              <w:instrText xml:space="preserve"> PAGEREF _Toc236138149 \h </w:instrText>
             </w:r>
             <w:r>
               <w:rPr>
@@ -1234,13 +1224,12 @@
             <w:rPr>
               <w:rFonts w:eastAsiaTheme="minorEastAsia"/>
               <w:noProof/>
-              <w:kern w:val="0"/>
-              <w:sz w:val="22"/>
+              <w:sz w:val="24"/>
+              <w:szCs w:val="24"/>
               <w:lang w:eastAsia="es-CO"/>
-              <w14:ligatures w14:val="none"/>
             </w:rPr>
           </w:pPr>
-          <w:hyperlink w:anchor="_Toc235862319" w:history="1">
+          <w:hyperlink w:anchor="_Toc236138150" w:history="1">
             <w:r>
               <w:rPr>
                 <w:rStyle w:val="Hipervnculo"/>
@@ -1267,7 +1256,7 @@
                 <w:noProof/>
                 <w:webHidden/>
               </w:rPr>
-              <w:instrText xml:space="preserve"> PAGEREF _Toc235862319 \h </w:instrText>
+              <w:instrText xml:space="preserve"> PAGEREF _Toc236138150 \h </w:instrText>
             </w:r>
             <w:r>
               <w:rPr>
@@ -1307,13 +1296,12 @@
             <w:rPr>
               <w:rFonts w:eastAsiaTheme="minorEastAsia"/>
               <w:noProof/>
-              <w:kern w:val="0"/>
-              <w:sz w:val="22"/>
+              <w:sz w:val="24"/>
+              <w:szCs w:val="24"/>
               <w:lang w:eastAsia="es-CO"/>
-              <w14:ligatures w14:val="none"/>
             </w:rPr>
           </w:pPr>
-          <w:hyperlink w:anchor="_Toc235862320" w:history="1">
+          <w:hyperlink w:anchor="_Toc236138151" w:history="1">
             <w:r>
               <w:rPr>
                 <w:rStyle w:val="Hipervnculo"/>
@@ -1340,7 +1328,7 @@
                 <w:noProof/>
                 <w:webHidden/>
               </w:rPr>
-              <w:instrText xml:space="preserve"> PAGEREF _Toc235862320 \h </w:instrText>
+              <w:instrText xml:space="preserve"> PAGEREF _Toc236138151 \h </w:instrText>
             </w:r>
             <w:r>
               <w:rPr>
@@ -1380,13 +1368,12 @@
             <w:rPr>
               <w:rFonts w:eastAsiaTheme="minorEastAsia"/>
               <w:noProof/>
-              <w:kern w:val="0"/>
-              <w:sz w:val="22"/>
+              <w:sz w:val="24"/>
+              <w:szCs w:val="24"/>
               <w:lang w:eastAsia="es-CO"/>
-              <w14:ligatures w14:val="none"/>
             </w:rPr>
           </w:pPr>
-          <w:hyperlink w:anchor="_Toc235862321" w:history="1">
+          <w:hyperlink w:anchor="_Toc236138152" w:history="1">
             <w:r>
               <w:rPr>
                 <w:rStyle w:val="Hipervnculo"/>
@@ -1413,7 +1400,7 @@
                 <w:noProof/>
                 <w:webHidden/>
               </w:rPr>
-              <w:instrText xml:space="preserve"> PAGEREF _Toc235862321 \h </w:instrText>
+              <w:instrText xml:space="preserve"> PAGEREF _Toc236138152 \h </w:instrText>
             </w:r>
             <w:r>
               <w:rPr>
@@ -1453,13 +1440,12 @@
             <w:rPr>
               <w:rFonts w:eastAsiaTheme="minorEastAsia"/>
               <w:noProof/>
-              <w:kern w:val="0"/>
-              <w:sz w:val="22"/>
+              <w:sz w:val="24"/>
+              <w:szCs w:val="24"/>
               <w:lang w:eastAsia="es-CO"/>
-              <w14:ligatures w14:val="none"/>
             </w:rPr>
           </w:pPr>
-          <w:hyperlink w:anchor="_Toc235862322" w:history="1">
+          <w:hyperlink w:anchor="_Toc236138153" w:history="1">
             <w:r>
               <w:rPr>
                 <w:rStyle w:val="Hipervnculo"/>
@@ -1467,13 +1453,7 @@
                 <w:spacing w:val="20"/>
                 <w:lang w:val="en-US"/>
               </w:rPr>
-              <w:t xml:space="preserve">3. </w:t>
-            </w:r>
-            <w:r>
-              <w:rPr>
-                <w:rStyle w:val="Extranjerismo"/>
-              </w:rPr>
-              <w:t>Merchandising</w:t>
+              <w:t>3. Merchandising</w:t>
             </w:r>
             <w:r>
               <w:rPr>
@@ -1494,7 +1474,7 @@
                 <w:noProof/>
                 <w:webHidden/>
               </w:rPr>
-              <w:instrText xml:space="preserve"> PAGEREF _Toc235862322 \h </w:instrText>
+              <w:instrText xml:space="preserve"> PAGEREF _Toc236138153 \h </w:instrText>
             </w:r>
             <w:r>
               <w:rPr>
@@ -1534,13 +1514,12 @@
             <w:rPr>
               <w:rFonts w:eastAsiaTheme="minorEastAsia"/>
               <w:noProof/>
-              <w:kern w:val="0"/>
-              <w:sz w:val="22"/>
+              <w:sz w:val="24"/>
+              <w:szCs w:val="24"/>
               <w:lang w:eastAsia="es-CO"/>
-              <w14:ligatures w14:val="none"/>
             </w:rPr>
           </w:pPr>
-          <w:hyperlink w:anchor="_Toc235862323" w:history="1">
+          <w:hyperlink w:anchor="_Toc236138154" w:history="1">
             <w:r>
               <w:rPr>
                 <w:rStyle w:val="Hipervnculo"/>
@@ -1567,7 +1546,7 @@
                 <w:noProof/>
                 <w:webHidden/>
               </w:rPr>
-              <w:instrText xml:space="preserve"> PAGEREF _Toc235862323 \h </w:instrText>
+              <w:instrText xml:space="preserve"> PAGEREF _Toc236138154 \h </w:instrText>
             </w:r>
             <w:r>
               <w:rPr>
@@ -1607,13 +1586,12 @@
             <w:rPr>
               <w:rFonts w:eastAsiaTheme="minorEastAsia"/>
               <w:noProof/>
-              <w:kern w:val="0"/>
-              <w:sz w:val="22"/>
+              <w:sz w:val="24"/>
+              <w:szCs w:val="24"/>
               <w:lang w:eastAsia="es-CO"/>
-              <w14:ligatures w14:val="none"/>
             </w:rPr>
           </w:pPr>
-          <w:hyperlink w:anchor="_Toc235862324" w:history="1">
+          <w:hyperlink w:anchor="_Toc236138155" w:history="1">
             <w:r>
               <w:rPr>
                 <w:rStyle w:val="Hipervnculo"/>
@@ -1640,7 +1618,7 @@
                 <w:noProof/>
                 <w:webHidden/>
               </w:rPr>
-              <w:instrText xml:space="preserve"> PAGEREF _Toc235862324 \h </w:instrText>
+              <w:instrText xml:space="preserve"> PAGEREF _Toc236138155 \h </w:instrText>
             </w:r>
             <w:r>
               <w:rPr>
@@ -1680,13 +1658,12 @@
             <w:rPr>
               <w:rFonts w:eastAsiaTheme="minorEastAsia"/>
               <w:noProof/>
-              <w:kern w:val="0"/>
-              <w:sz w:val="22"/>
+              <w:sz w:val="24"/>
+              <w:szCs w:val="24"/>
               <w:lang w:eastAsia="es-CO"/>
-              <w14:ligatures w14:val="none"/>
             </w:rPr>
           </w:pPr>
-          <w:hyperlink w:anchor="_Toc235862325" w:history="1">
+          <w:hyperlink w:anchor="_Toc236138156" w:history="1">
             <w:r>
               <w:rPr>
                 <w:rStyle w:val="Hipervnculo"/>
@@ -1713,7 +1690,7 @@
                 <w:noProof/>
                 <w:webHidden/>
               </w:rPr>
-              <w:instrText xml:space="preserve"> PAGEREF _Toc235862325 \h </w:instrText>
+              <w:instrText xml:space="preserve"> PAGEREF _Toc236138156 \h </w:instrText>
             </w:r>
             <w:r>
               <w:rPr>
@@ -1753,13 +1730,12 @@
             <w:rPr>
               <w:rFonts w:eastAsiaTheme="minorEastAsia"/>
               <w:noProof/>
-              <w:kern w:val="0"/>
-              <w:sz w:val="22"/>
+              <w:sz w:val="24"/>
+              <w:szCs w:val="24"/>
               <w:lang w:eastAsia="es-CO"/>
-              <w14:ligatures w14:val="none"/>
             </w:rPr>
           </w:pPr>
-          <w:hyperlink w:anchor="_Toc235862326" w:history="1">
+          <w:hyperlink w:anchor="_Toc236138157" w:history="1">
             <w:r>
               <w:rPr>
                 <w:rStyle w:val="Hipervnculo"/>
@@ -1786,7 +1762,7 @@
                 <w:noProof/>
                 <w:webHidden/>
               </w:rPr>
-              <w:instrText xml:space="preserve"> PAGEREF _Toc235862326 \h </w:instrText>
+              <w:instrText xml:space="preserve"> PAGEREF _Toc236138157 \h </w:instrText>
             </w:r>
             <w:r>
               <w:rPr>
@@ -1826,13 +1802,12 @@
             <w:rPr>
               <w:rFonts w:eastAsiaTheme="minorEastAsia"/>
               <w:noProof/>
-              <w:kern w:val="0"/>
-              <w:sz w:val="22"/>
+              <w:sz w:val="24"/>
+              <w:szCs w:val="24"/>
               <w:lang w:eastAsia="es-CO"/>
-              <w14:ligatures w14:val="none"/>
             </w:rPr>
           </w:pPr>
-          <w:hyperlink w:anchor="_Toc235862327" w:history="1">
+          <w:hyperlink w:anchor="_Toc236138158" w:history="1">
             <w:r>
               <w:rPr>
                 <w:rStyle w:val="Hipervnculo"/>
@@ -1847,13 +1822,23 @@
                 <w:spacing w:val="20"/>
                 <w:lang w:val="en-US"/>
               </w:rPr>
+              <w:t xml:space="preserve"> Visual</w:t>
+            </w:r>
+            <w:r>
+              <w:rPr>
+                <w:rStyle w:val="Hipervnculo"/>
+                <w:noProof/>
+              </w:rPr>
               <w:t xml:space="preserve"> </w:t>
             </w:r>
             <w:r>
               <w:rPr>
-                <w:rStyle w:val="Extranjerismo"/>
-              </w:rPr>
-              <w:t>Visual merchandising</w:t>
+                <w:rStyle w:val="Hipervnculo"/>
+                <w:noProof/>
+                <w:spacing w:val="20"/>
+                <w:lang w:val="en-US"/>
+              </w:rPr>
+              <w:t>merchandising</w:t>
             </w:r>
             <w:r>
               <w:rPr>
@@ -1874,7 +1859,7 @@
                 <w:noProof/>
                 <w:webHidden/>
               </w:rPr>
-              <w:instrText xml:space="preserve"> PAGEREF _Toc235862327 \h </w:instrText>
+              <w:instrText xml:space="preserve"> PAGEREF _Toc236138158 \h </w:instrText>
             </w:r>
             <w:r>
               <w:rPr>
@@ -1914,13 +1899,12 @@
             <w:rPr>
               <w:rFonts w:eastAsiaTheme="minorEastAsia"/>
               <w:noProof/>
-              <w:kern w:val="0"/>
-              <w:sz w:val="22"/>
+              <w:sz w:val="24"/>
+              <w:szCs w:val="24"/>
               <w:lang w:eastAsia="es-CO"/>
-              <w14:ligatures w14:val="none"/>
             </w:rPr>
           </w:pPr>
-          <w:hyperlink w:anchor="_Toc235862328" w:history="1">
+          <w:hyperlink w:anchor="_Toc236138159" w:history="1">
             <w:r>
               <w:rPr>
                 <w:rStyle w:val="Hipervnculo"/>
@@ -1947,7 +1931,7 @@
                 <w:noProof/>
                 <w:webHidden/>
               </w:rPr>
-              <w:instrText xml:space="preserve"> PAGEREF _Toc235862328 \h </w:instrText>
+              <w:instrText xml:space="preserve"> PAGEREF _Toc236138159 \h </w:instrText>
             </w:r>
             <w:r>
               <w:rPr>
@@ -1987,13 +1971,12 @@
             <w:rPr>
               <w:rFonts w:eastAsiaTheme="minorEastAsia"/>
               <w:noProof/>
-              <w:kern w:val="0"/>
-              <w:sz w:val="22"/>
+              <w:sz w:val="24"/>
+              <w:szCs w:val="24"/>
               <w:lang w:eastAsia="es-CO"/>
-              <w14:ligatures w14:val="none"/>
             </w:rPr>
           </w:pPr>
-          <w:hyperlink w:anchor="_Toc235862329" w:history="1">
+          <w:hyperlink w:anchor="_Toc236138160" w:history="1">
             <w:r>
               <w:rPr>
                 <w:rStyle w:val="Hipervnculo"/>
@@ -2020,7 +2003,7 @@
                 <w:noProof/>
                 <w:webHidden/>
               </w:rPr>
-              <w:instrText xml:space="preserve"> PAGEREF _Toc235862329 \h </w:instrText>
+              <w:instrText xml:space="preserve"> PAGEREF _Toc236138160 \h </w:instrText>
             </w:r>
             <w:r>
               <w:rPr>
@@ -2060,13 +2043,12 @@
             <w:rPr>
               <w:rFonts w:eastAsiaTheme="minorEastAsia"/>
               <w:noProof/>
-              <w:kern w:val="0"/>
-              <w:sz w:val="22"/>
+              <w:sz w:val="24"/>
+              <w:szCs w:val="24"/>
               <w:lang w:eastAsia="es-CO"/>
-              <w14:ligatures w14:val="none"/>
             </w:rPr>
           </w:pPr>
-          <w:hyperlink w:anchor="_Toc235862330" w:history="1">
+          <w:hyperlink w:anchor="_Toc236138161" w:history="1">
             <w:r>
               <w:rPr>
                 <w:rStyle w:val="Hipervnculo"/>
@@ -2093,7 +2075,7 @@
                 <w:noProof/>
                 <w:webHidden/>
               </w:rPr>
-              <w:instrText xml:space="preserve"> PAGEREF _Toc235862330 \h </w:instrText>
+              <w:instrText xml:space="preserve"> PAGEREF _Toc236138161 \h </w:instrText>
             </w:r>
             <w:r>
               <w:rPr>
@@ -2133,13 +2115,12 @@
             <w:rPr>
               <w:rFonts w:eastAsiaTheme="minorEastAsia"/>
               <w:noProof/>
-              <w:kern w:val="0"/>
-              <w:sz w:val="22"/>
+              <w:sz w:val="24"/>
+              <w:szCs w:val="24"/>
               <w:lang w:eastAsia="es-CO"/>
-              <w14:ligatures w14:val="none"/>
             </w:rPr>
           </w:pPr>
-          <w:hyperlink w:anchor="_Toc235862331" w:history="1">
+          <w:hyperlink w:anchor="_Toc236138162" w:history="1">
             <w:r>
               <w:rPr>
                 <w:rStyle w:val="Hipervnculo"/>
@@ -2166,7 +2147,7 @@
                 <w:noProof/>
                 <w:webHidden/>
               </w:rPr>
-              <w:instrText xml:space="preserve"> PAGEREF _Toc235862331 \h </w:instrText>
+              <w:instrText xml:space="preserve"> PAGEREF _Toc236138162 \h </w:instrText>
             </w:r>
             <w:r>
               <w:rPr>
@@ -2186,7 +2167,7 @@
                 <w:noProof/>
                 <w:webHidden/>
               </w:rPr>
-              <w:t>33</w:t>
+              <w:t>34</w:t>
             </w:r>
             <w:r>
               <w:rPr>
@@ -2206,13 +2187,12 @@
             <w:rPr>
               <w:rFonts w:eastAsiaTheme="minorEastAsia"/>
               <w:noProof/>
-              <w:kern w:val="0"/>
-              <w:sz w:val="22"/>
+              <w:sz w:val="24"/>
+              <w:szCs w:val="24"/>
               <w:lang w:eastAsia="es-CO"/>
-              <w14:ligatures w14:val="none"/>
             </w:rPr>
           </w:pPr>
-          <w:hyperlink w:anchor="_Toc235862332" w:history="1">
+          <w:hyperlink w:anchor="_Toc236138163" w:history="1">
             <w:r>
               <w:rPr>
                 <w:rStyle w:val="Hipervnculo"/>
@@ -2239,7 +2219,7 @@
                 <w:noProof/>
                 <w:webHidden/>
               </w:rPr>
-              <w:instrText xml:space="preserve"> PAGEREF _Toc235862332 \h </w:instrText>
+              <w:instrText xml:space="preserve"> PAGEREF _Toc236138163 \h </w:instrText>
             </w:r>
             <w:r>
               <w:rPr>
@@ -2259,7 +2239,7 @@
                 <w:noProof/>
                 <w:webHidden/>
               </w:rPr>
-              <w:t>33</w:t>
+              <w:t>34</w:t>
             </w:r>
             <w:r>
               <w:rPr>
@@ -2279,13 +2259,12 @@
             <w:rPr>
               <w:rFonts w:eastAsiaTheme="minorEastAsia"/>
               <w:noProof/>
-              <w:kern w:val="0"/>
-              <w:sz w:val="22"/>
+              <w:sz w:val="24"/>
+              <w:szCs w:val="24"/>
               <w:lang w:eastAsia="es-CO"/>
-              <w14:ligatures w14:val="none"/>
             </w:rPr>
           </w:pPr>
-          <w:hyperlink w:anchor="_Toc235862333" w:history="1">
+          <w:hyperlink w:anchor="_Toc236138164" w:history="1">
             <w:r>
               <w:rPr>
                 <w:rStyle w:val="Hipervnculo"/>
@@ -2312,7 +2291,7 @@
                 <w:noProof/>
                 <w:webHidden/>
               </w:rPr>
-              <w:instrText xml:space="preserve"> PAGEREF _Toc235862333 \h </w:instrText>
+              <w:instrText xml:space="preserve"> PAGEREF _Toc236138164 \h </w:instrText>
             </w:r>
             <w:r>
               <w:rPr>
@@ -2332,7 +2311,7 @@
                 <w:noProof/>
                 <w:webHidden/>
               </w:rPr>
-              <w:t>34</w:t>
+              <w:t>35</w:t>
             </w:r>
             <w:r>
               <w:rPr>
@@ -2352,13 +2331,12 @@
             <w:rPr>
               <w:rFonts w:eastAsiaTheme="minorEastAsia"/>
               <w:noProof/>
-              <w:kern w:val="0"/>
-              <w:sz w:val="22"/>
+              <w:sz w:val="24"/>
+              <w:szCs w:val="24"/>
               <w:lang w:eastAsia="es-CO"/>
-              <w14:ligatures w14:val="none"/>
             </w:rPr>
           </w:pPr>
-          <w:hyperlink w:anchor="_Toc235862334" w:history="1">
+          <w:hyperlink w:anchor="_Toc236138165" w:history="1">
             <w:r>
               <w:rPr>
                 <w:rStyle w:val="Hipervnculo"/>
@@ -2385,7 +2363,7 @@
                 <w:noProof/>
                 <w:webHidden/>
               </w:rPr>
-              <w:instrText xml:space="preserve"> PAGEREF _Toc235862334 \h </w:instrText>
+              <w:instrText xml:space="preserve"> PAGEREF _Toc236138165 \h </w:instrText>
             </w:r>
             <w:r>
               <w:rPr>
@@ -2405,7 +2383,7 @@
                 <w:noProof/>
                 <w:webHidden/>
               </w:rPr>
-              <w:t>35</w:t>
+              <w:t>36</w:t>
             </w:r>
             <w:r>
               <w:rPr>
@@ -2425,13 +2403,12 @@
             <w:rPr>
               <w:rFonts w:eastAsiaTheme="minorEastAsia"/>
               <w:noProof/>
-              <w:kern w:val="0"/>
-              <w:sz w:val="22"/>
+              <w:sz w:val="24"/>
+              <w:szCs w:val="24"/>
               <w:lang w:eastAsia="es-CO"/>
-              <w14:ligatures w14:val="none"/>
             </w:rPr>
           </w:pPr>
-          <w:hyperlink w:anchor="_Toc235862335" w:history="1">
+          <w:hyperlink w:anchor="_Toc236138166" w:history="1">
             <w:r>
               <w:rPr>
                 <w:rStyle w:val="Hipervnculo"/>
@@ -2458,7 +2435,7 @@
                 <w:noProof/>
                 <w:webHidden/>
               </w:rPr>
-              <w:instrText xml:space="preserve"> PAGEREF _Toc235862335 \h </w:instrText>
+              <w:instrText xml:space="preserve"> PAGEREF _Toc236138166 \h </w:instrText>
             </w:r>
             <w:r>
               <w:rPr>
@@ -2478,7 +2455,7 @@
                 <w:noProof/>
                 <w:webHidden/>
               </w:rPr>
-              <w:t>37</w:t>
+              <w:t>38</w:t>
             </w:r>
             <w:r>
               <w:rPr>
@@ -2498,13 +2475,12 @@
             <w:rPr>
               <w:rFonts w:eastAsiaTheme="minorEastAsia"/>
               <w:noProof/>
-              <w:kern w:val="0"/>
-              <w:sz w:val="22"/>
+              <w:sz w:val="24"/>
+              <w:szCs w:val="24"/>
               <w:lang w:eastAsia="es-CO"/>
-              <w14:ligatures w14:val="none"/>
             </w:rPr>
           </w:pPr>
-          <w:hyperlink w:anchor="_Toc235862336" w:history="1">
+          <w:hyperlink w:anchor="_Toc236138167" w:history="1">
             <w:r>
               <w:rPr>
                 <w:rStyle w:val="Hipervnculo"/>
@@ -2531,7 +2507,7 @@
                 <w:noProof/>
                 <w:webHidden/>
               </w:rPr>
-              <w:instrText xml:space="preserve"> PAGEREF _Toc235862336 \h </w:instrText>
+              <w:instrText xml:space="preserve"> PAGEREF _Toc236138167 \h </w:instrText>
             </w:r>
             <w:r>
               <w:rPr>
@@ -2551,7 +2527,7 @@
                 <w:noProof/>
                 <w:webHidden/>
               </w:rPr>
-              <w:t>37</w:t>
+              <w:t>38</w:t>
             </w:r>
             <w:r>
               <w:rPr>
@@ -2571,13 +2547,12 @@
             <w:rPr>
               <w:rFonts w:eastAsiaTheme="minorEastAsia"/>
               <w:noProof/>
-              <w:kern w:val="0"/>
-              <w:sz w:val="22"/>
+              <w:sz w:val="24"/>
+              <w:szCs w:val="24"/>
               <w:lang w:eastAsia="es-CO"/>
-              <w14:ligatures w14:val="none"/>
             </w:rPr>
           </w:pPr>
-          <w:hyperlink w:anchor="_Toc235862337" w:history="1">
+          <w:hyperlink w:anchor="_Toc236138168" w:history="1">
             <w:r>
               <w:rPr>
                 <w:rStyle w:val="Hipervnculo"/>
@@ -2604,7 +2579,7 @@
                 <w:noProof/>
                 <w:webHidden/>
               </w:rPr>
-              <w:instrText xml:space="preserve"> PAGEREF _Toc235862337 \h </w:instrText>
+              <w:instrText xml:space="preserve"> PAGEREF _Toc236138168 \h </w:instrText>
             </w:r>
             <w:r>
               <w:rPr>
@@ -2624,7 +2599,7 @@
                 <w:noProof/>
                 <w:webHidden/>
               </w:rPr>
-              <w:t>38</w:t>
+              <w:t>39</w:t>
             </w:r>
             <w:r>
               <w:rPr>
@@ -2644,13 +2619,12 @@
             <w:rPr>
               <w:rFonts w:eastAsiaTheme="minorEastAsia"/>
               <w:noProof/>
-              <w:kern w:val="0"/>
-              <w:sz w:val="22"/>
+              <w:sz w:val="24"/>
+              <w:szCs w:val="24"/>
               <w:lang w:eastAsia="es-CO"/>
-              <w14:ligatures w14:val="none"/>
             </w:rPr>
           </w:pPr>
-          <w:hyperlink w:anchor="_Toc235862338" w:history="1">
+          <w:hyperlink w:anchor="_Toc236138169" w:history="1">
             <w:r>
               <w:rPr>
                 <w:rStyle w:val="Hipervnculo"/>
@@ -2677,7 +2651,7 @@
                 <w:noProof/>
                 <w:webHidden/>
               </w:rPr>
-              <w:instrText xml:space="preserve"> PAGEREF _Toc235862338 \h </w:instrText>
+              <w:instrText xml:space="preserve"> PAGEREF _Toc236138169 \h </w:instrText>
             </w:r>
             <w:r>
               <w:rPr>
@@ -2697,7 +2671,7 @@
                 <w:noProof/>
                 <w:webHidden/>
               </w:rPr>
-              <w:t>40</w:t>
+              <w:t>41</w:t>
             </w:r>
             <w:r>
               <w:rPr>
@@ -2717,13 +2691,12 @@
             <w:rPr>
               <w:rFonts w:eastAsiaTheme="minorEastAsia"/>
               <w:noProof/>
-              <w:kern w:val="0"/>
-              <w:sz w:val="22"/>
+              <w:sz w:val="24"/>
+              <w:szCs w:val="24"/>
               <w:lang w:eastAsia="es-CO"/>
-              <w14:ligatures w14:val="none"/>
             </w:rPr>
           </w:pPr>
-          <w:hyperlink w:anchor="_Toc235862339" w:history="1">
+          <w:hyperlink w:anchor="_Toc236138170" w:history="1">
             <w:r>
               <w:rPr>
                 <w:rStyle w:val="Hipervnculo"/>
@@ -2750,7 +2723,7 @@
                 <w:noProof/>
                 <w:webHidden/>
               </w:rPr>
-              <w:instrText xml:space="preserve"> PAGEREF _Toc235862339 \h </w:instrText>
+              <w:instrText xml:space="preserve"> PAGEREF _Toc236138170 \h </w:instrText>
             </w:r>
             <w:r>
               <w:rPr>
@@ -2770,7 +2743,7 @@
                 <w:noProof/>
                 <w:webHidden/>
               </w:rPr>
-              <w:t>43</w:t>
+              <w:t>46</w:t>
             </w:r>
             <w:r>
               <w:rPr>
@@ -2790,13 +2763,12 @@
             <w:rPr>
               <w:rFonts w:eastAsiaTheme="minorEastAsia"/>
               <w:noProof/>
-              <w:kern w:val="0"/>
-              <w:sz w:val="22"/>
+              <w:sz w:val="24"/>
+              <w:szCs w:val="24"/>
               <w:lang w:eastAsia="es-CO"/>
-              <w14:ligatures w14:val="none"/>
             </w:rPr>
           </w:pPr>
-          <w:hyperlink w:anchor="_Toc235862340" w:history="1">
+          <w:hyperlink w:anchor="_Toc236138171" w:history="1">
             <w:r>
               <w:rPr>
                 <w:rStyle w:val="Hipervnculo"/>
@@ -2823,7 +2795,7 @@
                 <w:noProof/>
                 <w:webHidden/>
               </w:rPr>
-              <w:instrText xml:space="preserve"> PAGEREF _Toc235862340 \h </w:instrText>
+              <w:instrText xml:space="preserve"> PAGEREF _Toc236138171 \h </w:instrText>
             </w:r>
             <w:r>
               <w:rPr>
@@ -2843,7 +2815,7 @@
                 <w:noProof/>
                 <w:webHidden/>
               </w:rPr>
-              <w:t>45</w:t>
+              <w:t>48</w:t>
             </w:r>
             <w:r>
               <w:rPr>
@@ -2863,13 +2835,12 @@
             <w:rPr>
               <w:rFonts w:eastAsiaTheme="minorEastAsia"/>
               <w:noProof/>
-              <w:kern w:val="0"/>
-              <w:sz w:val="22"/>
+              <w:sz w:val="24"/>
+              <w:szCs w:val="24"/>
               <w:lang w:eastAsia="es-CO"/>
-              <w14:ligatures w14:val="none"/>
             </w:rPr>
           </w:pPr>
-          <w:hyperlink w:anchor="_Toc235862341" w:history="1">
+          <w:hyperlink w:anchor="_Toc236138172" w:history="1">
             <w:r>
               <w:rPr>
                 <w:rStyle w:val="Hipervnculo"/>
@@ -2896,7 +2867,7 @@
                 <w:noProof/>
                 <w:webHidden/>
               </w:rPr>
-              <w:instrText xml:space="preserve"> PAGEREF _Toc235862341 \h </w:instrText>
+              <w:instrText xml:space="preserve"> PAGEREF _Toc236138172 \h </w:instrText>
             </w:r>
             <w:r>
               <w:rPr>
@@ -2916,7 +2887,7 @@
                 <w:noProof/>
                 <w:webHidden/>
               </w:rPr>
-              <w:t>48</w:t>
+              <w:t>51</w:t>
             </w:r>
             <w:r>
               <w:rPr>
@@ -2936,13 +2907,12 @@
             <w:rPr>
               <w:rFonts w:eastAsiaTheme="minorEastAsia"/>
               <w:noProof/>
-              <w:kern w:val="0"/>
-              <w:sz w:val="22"/>
+              <w:sz w:val="24"/>
+              <w:szCs w:val="24"/>
               <w:lang w:eastAsia="es-CO"/>
-              <w14:ligatures w14:val="none"/>
             </w:rPr>
           </w:pPr>
-          <w:hyperlink w:anchor="_Toc235862342" w:history="1">
+          <w:hyperlink w:anchor="_Toc236138173" w:history="1">
             <w:r>
               <w:rPr>
                 <w:rStyle w:val="Hipervnculo"/>
@@ -2969,7 +2939,7 @@
                 <w:noProof/>
                 <w:webHidden/>
               </w:rPr>
-              <w:instrText xml:space="preserve"> PAGEREF _Toc235862342 \h </w:instrText>
+              <w:instrText xml:space="preserve"> PAGEREF _Toc236138173 \h </w:instrText>
             </w:r>
             <w:r>
               <w:rPr>
@@ -2989,7 +2959,7 @@
                 <w:noProof/>
                 <w:webHidden/>
               </w:rPr>
-              <w:t>49</w:t>
+              <w:t>52</w:t>
             </w:r>
             <w:r>
               <w:rPr>
@@ -3017,7 +2987,7 @@
       <w:pPr>
         <w:pStyle w:val="Titulosgenerales"/>
       </w:pPr>
-      <w:bookmarkStart w:id="0" w:name="_Toc235862310"/>
+      <w:bookmarkStart w:id="0" w:name="_Toc236138141"/>
       <w:r>
         <w:lastRenderedPageBreak/>
         <w:t>Introducción</w:t>
@@ -3073,7 +3043,7 @@
       <w:pPr>
         <w:pStyle w:val="Ttulo1"/>
       </w:pPr>
-      <w:bookmarkStart w:id="1" w:name="_Toc235862311"/>
+      <w:bookmarkStart w:id="1" w:name="_Toc236138142"/>
       <w:r>
         <w:lastRenderedPageBreak/>
         <w:t>Historia del escaparatismo</w:t>
@@ -3112,7 +3082,7 @@
       <w:pPr>
         <w:pStyle w:val="Ttulo2"/>
       </w:pPr>
-      <w:bookmarkStart w:id="2" w:name="_Toc235862312"/>
+      <w:bookmarkStart w:id="2" w:name="_Toc236138143"/>
       <w:r>
         <w:t>Evolución</w:t>
       </w:r>
@@ -3304,7 +3274,7 @@
       <w:pPr>
         <w:pStyle w:val="Ttulo2"/>
       </w:pPr>
-      <w:bookmarkStart w:id="3" w:name="_Toc235862313"/>
+      <w:bookmarkStart w:id="3" w:name="_Toc236138144"/>
       <w:r>
         <w:lastRenderedPageBreak/>
         <w:t>Importancia</w:t>
@@ -3421,7 +3391,7 @@
       <w:pPr>
         <w:pStyle w:val="Ttulo2"/>
       </w:pPr>
-      <w:bookmarkStart w:id="4" w:name="_Toc235862314"/>
+      <w:bookmarkStart w:id="4" w:name="_Toc236138145"/>
       <w:r>
         <w:lastRenderedPageBreak/>
         <w:t>Tendencias</w:t>
@@ -3581,7 +3551,7 @@
       <w:pPr>
         <w:pStyle w:val="Ttulo1"/>
       </w:pPr>
-      <w:bookmarkStart w:id="5" w:name="_Toc235862315"/>
+      <w:bookmarkStart w:id="5" w:name="_Toc236138146"/>
       <w:r>
         <w:lastRenderedPageBreak/>
         <w:t>Exhibición de productos</w:t>
@@ -3606,7 +3576,7 @@
       <w:pPr>
         <w:pStyle w:val="Ttulo2"/>
       </w:pPr>
-      <w:bookmarkStart w:id="6" w:name="_Toc235862316"/>
+      <w:bookmarkStart w:id="6" w:name="_Toc236138147"/>
       <w:r>
         <w:t>Concepto</w:t>
       </w:r>
@@ -3621,7 +3591,7 @@
       <w:pPr>
         <w:pStyle w:val="Ttulo2"/>
       </w:pPr>
-      <w:bookmarkStart w:id="7" w:name="_Toc235862317"/>
+      <w:bookmarkStart w:id="7" w:name="_Toc236138148"/>
       <w:r>
         <w:t>Zonas</w:t>
       </w:r>
@@ -3721,7 +3691,7 @@
       <w:pPr>
         <w:pStyle w:val="Ttulo2"/>
       </w:pPr>
-      <w:bookmarkStart w:id="8" w:name="_Toc235862318"/>
+      <w:bookmarkStart w:id="8" w:name="_Toc236138149"/>
       <w:r>
         <w:t>Tipos</w:t>
       </w:r>
@@ -3858,7 +3828,7 @@
       <w:pPr>
         <w:pStyle w:val="Ttulo2"/>
       </w:pPr>
-      <w:bookmarkStart w:id="9" w:name="_Toc235862319"/>
+      <w:bookmarkStart w:id="9" w:name="_Toc236138150"/>
       <w:r>
         <w:lastRenderedPageBreak/>
         <w:t>Niveles</w:t>
@@ -4062,7 +4032,7 @@
       <w:pPr>
         <w:pStyle w:val="Ttulo2"/>
       </w:pPr>
-      <w:bookmarkStart w:id="10" w:name="_Toc235862320"/>
+      <w:bookmarkStart w:id="10" w:name="_Toc236138151"/>
       <w:r>
         <w:t>Técnicas</w:t>
       </w:r>
@@ -4221,7 +4191,7 @@
       <w:pPr>
         <w:pStyle w:val="Ttulo2"/>
       </w:pPr>
-      <w:bookmarkStart w:id="11" w:name="_Toc235862321"/>
+      <w:bookmarkStart w:id="11" w:name="_Toc236138152"/>
       <w:r>
         <w:lastRenderedPageBreak/>
         <w:t>Usos</w:t>
@@ -4318,7 +4288,7 @@
           <w:noProof/>
         </w:rPr>
         <w:drawing>
-          <wp:inline distT="0" distB="0" distL="0" distR="0" wp14:anchorId="34275C7D" wp14:editId="36A9BA8D">
+          <wp:inline distT="0" distB="0" distL="0" distR="0" wp14:anchorId="34275C7D" wp14:editId="65C37329">
             <wp:extent cx="4679792" cy="2632383"/>
             <wp:effectExtent l="0" t="0" r="6985" b="0"/>
             <wp:docPr id="1" name="Imagen 1">
@@ -4570,7 +4540,7 @@
           <w:rStyle w:val="Extranjerismo"/>
         </w:rPr>
       </w:pPr>
-      <w:bookmarkStart w:id="12" w:name="_Toc235862322"/>
+      <w:bookmarkStart w:id="12" w:name="_Toc236138153"/>
       <w:r>
         <w:rPr>
           <w:rStyle w:val="Extranjerismo"/>
@@ -4612,7 +4582,7 @@
       <w:pPr>
         <w:pStyle w:val="Ttulo2"/>
       </w:pPr>
-      <w:bookmarkStart w:id="13" w:name="_Toc235862323"/>
+      <w:bookmarkStart w:id="13" w:name="_Toc236138154"/>
       <w:r>
         <w:t>Concepto</w:t>
       </w:r>
@@ -4645,7 +4615,7 @@
       <w:pPr>
         <w:pStyle w:val="Ttulo2"/>
       </w:pPr>
-      <w:bookmarkStart w:id="14" w:name="_Toc235862324"/>
+      <w:bookmarkStart w:id="14" w:name="_Toc236138155"/>
       <w:r>
         <w:lastRenderedPageBreak/>
         <w:t>Tipos</w:t>
@@ -4829,7 +4799,7 @@
       <w:pPr>
         <w:pStyle w:val="Ttulo2"/>
       </w:pPr>
-      <w:bookmarkStart w:id="15" w:name="_Toc235862325"/>
+      <w:bookmarkStart w:id="15" w:name="_Toc236138156"/>
       <w:r>
         <w:t>Técnicas</w:t>
       </w:r>
@@ -4969,7 +4939,7 @@
       <w:pPr>
         <w:pStyle w:val="Ttulo2"/>
       </w:pPr>
-      <w:bookmarkStart w:id="16" w:name="_Toc235862326"/>
+      <w:bookmarkStart w:id="16" w:name="_Toc236138157"/>
       <w:r>
         <w:lastRenderedPageBreak/>
         <w:t>Aplicabilidad</w:t>
@@ -5026,7 +4996,7 @@
       <w:pPr>
         <w:pStyle w:val="Ttulo2"/>
       </w:pPr>
-      <w:bookmarkStart w:id="17" w:name="_Toc235862327"/>
+      <w:bookmarkStart w:id="17" w:name="_Toc236138158"/>
       <w:r>
         <w:rPr>
           <w:rStyle w:val="Extranjerismo"/>
@@ -5642,7 +5612,7 @@
       <w:pPr>
         <w:pStyle w:val="Ttulo1"/>
       </w:pPr>
-      <w:bookmarkStart w:id="18" w:name="_Toc235862328"/>
+      <w:bookmarkStart w:id="18" w:name="_Toc236138159"/>
       <w:r>
         <w:lastRenderedPageBreak/>
         <w:t>Medios visuales y comunicación</w:t>
@@ -5676,7 +5646,7 @@
       <w:pPr>
         <w:pStyle w:val="Ttulo2"/>
       </w:pPr>
-      <w:bookmarkStart w:id="19" w:name="_Toc235862329"/>
+      <w:bookmarkStart w:id="19" w:name="_Toc236138160"/>
       <w:r>
         <w:t>Fundamentos visuales</w:t>
       </w:r>
@@ -5831,7 +5801,7 @@
       <w:pPr>
         <w:pStyle w:val="Ttulo2"/>
       </w:pPr>
-      <w:bookmarkStart w:id="20" w:name="_Toc235862330"/>
+      <w:bookmarkStart w:id="20" w:name="_Toc236138161"/>
       <w:r>
         <w:t>Teoría visual</w:t>
       </w:r>
@@ -5852,19 +5822,9 @@
     </w:p>
     <w:p>
       <w:pPr>
-        <w:spacing w:before="0" w:after="160" w:line="259" w:lineRule="auto"/>
-        <w:ind w:firstLine="0"/>
-      </w:pPr>
-      <w:r>
-        <w:br w:type="page"/>
-      </w:r>
-    </w:p>
-    <w:p>
-      <w:pPr>
         <w:pStyle w:val="Tabla"/>
       </w:pPr>
       <w:r>
-        <w:lastRenderedPageBreak/>
         <w:t>Aspectos en la teoría visual</w:t>
       </w:r>
     </w:p>
@@ -5986,6 +5946,7 @@
               <w:spacing w:line="360" w:lineRule="auto"/>
             </w:pPr>
             <w:r>
+              <w:lastRenderedPageBreak/>
               <w:t>Percepción</w:t>
             </w:r>
           </w:p>
@@ -6091,11 +6052,7 @@
               <w:spacing w:line="360" w:lineRule="auto"/>
             </w:pPr>
             <w:r>
-              <w:t xml:space="preserve">Integra colores, formas, materiales, iluminación y distribución del espacio </w:t>
-            </w:r>
-            <w:r>
-              <w:lastRenderedPageBreak/>
-              <w:t>para crear una exhibición coherente, agradable y alineada con la identidad visual de la marca, fortaleciendo la experiencia de compra.</w:t>
+              <w:t>Integra colores, formas, materiales, iluminación y distribución del espacio para crear una exhibición coherente, agradable y alineada con la identidad visual de la marca, fortaleciendo la experiencia de compra.</w:t>
             </w:r>
           </w:p>
         </w:tc>
@@ -6109,12 +6066,7 @@
               <w:spacing w:line="360" w:lineRule="auto"/>
             </w:pPr>
             <w:r>
-              <w:lastRenderedPageBreak/>
-              <w:t xml:space="preserve">Las tiendas Zara mantienen una combinación uniforme de colores, </w:t>
-            </w:r>
-            <w:r>
-              <w:lastRenderedPageBreak/>
-              <w:t>mobiliario e iluminación que refuerza la identidad de la marca y aporta una experiencia visual consistente.</w:t>
+              <w:t>Las tiendas Zara mantienen una combinación uniforme de colores, mobiliario e iluminación que refuerza la identidad de la marca y aporta una experiencia visual consistente.</w:t>
             </w:r>
           </w:p>
         </w:tc>
@@ -6125,30 +6077,43 @@
         <w:ind w:firstLine="0"/>
       </w:pPr>
       <w:r>
+        <w:t>Nota. SENA, (2026).</w:t>
+      </w:r>
+    </w:p>
+    <w:p>
+      <w:r>
+        <w:t>Los fundamentos y la</w:t>
+      </w:r>
+      <w:r>
+        <w:t>s</w:t>
+      </w:r>
+      <w:r>
+        <w:t xml:space="preserve"> teoría</w:t>
+      </w:r>
+      <w:r>
+        <w:t>s</w:t>
+      </w:r>
+      <w:r>
+        <w:t xml:space="preserve"> visuales permiten organizar estratégicamente los espacios comerciales y las vitrinas para fortalecer la comunicación visual, mejorar la </w:t>
+      </w:r>
+      <w:r>
         <w:lastRenderedPageBreak/>
-        <w:t>Nota. SENA, (2026).</w:t>
-      </w:r>
-    </w:p>
-    <w:p>
-      <w:r>
-        <w:t>Los fundamentos y la</w:t>
-      </w:r>
-      <w:r>
-        <w:t>s</w:t>
-      </w:r>
-      <w:r>
-        <w:t xml:space="preserve"> teoría</w:t>
-      </w:r>
-      <w:r>
-        <w:t>s</w:t>
-      </w:r>
-      <w:r>
-        <w:t xml:space="preserve"> visuales permiten organizar estratégicamente los espacios comerciales y las vitrinas para fortalecer la comunicación visual, mejorar la experiencia del consumidor y favorecer las estrategias de exhibición dentro del punto de venta.</w:t>
-      </w:r>
-    </w:p>
-    <w:p>
-      <w:r>
-        <w:t>Lo invitamos al siguiente pódcast:</w:t>
+        <w:t>experiencia del consumidor y favorecer las estrategias de exhibición dentro del punto de venta.</w:t>
+      </w:r>
+    </w:p>
+    <w:p>
+      <w:pPr>
+        <w:rPr>
+          <w:b/>
+          <w:bCs/>
+        </w:rPr>
+      </w:pPr>
+      <w:r>
+        <w:rPr>
+          <w:b/>
+          <w:bCs/>
+        </w:rPr>
+        <w:t>Pódcast</w:t>
       </w:r>
     </w:p>
     <w:tbl>
@@ -6161,6 +6126,10 @@
         <w:gridCol w:w="9962"/>
       </w:tblGrid>
       <w:tr>
+        <w:trPr>
+          <w:cantSplit/>
+          <w:tblHeader/>
+        </w:trPr>
         <w:tc>
           <w:tcPr>
             <w:tcW w:w="9962" w:type="dxa"/>
@@ -6181,6 +6150,28 @@
               </w:rPr>
               <w:t xml:space="preserve">Transcripción del pódcast. </w:t>
             </w:r>
+            <w:r>
+              <w:rPr>
+                <w:b/>
+                <w:bCs/>
+              </w:rPr>
+              <w:t xml:space="preserve">El </w:t>
+            </w:r>
+            <w:r>
+              <w:rPr>
+                <w:rStyle w:val="Extranjerismo"/>
+                <w:b/>
+                <w:bCs/>
+              </w:rPr>
+              <w:t>merchandising</w:t>
+            </w:r>
+            <w:r>
+              <w:rPr>
+                <w:b/>
+                <w:bCs/>
+              </w:rPr>
+              <w:t xml:space="preserve"> como herramienta clave para el crecimiento de los emprendimientos</w:t>
+            </w:r>
           </w:p>
         </w:tc>
       </w:tr>
@@ -6195,30 +6186,187 @@
                 <w:b/>
                 <w:bCs/>
               </w:rPr>
-              <w:t>Hombre:</w:t>
-            </w:r>
-            <w:r>
-              <w:t xml:space="preserve"> </w:t>
-            </w:r>
-          </w:p>
-          <w:p/>
-          <w:p/>
-          <w:p/>
-          <w:p/>
-          <w:p/>
-          <w:p/>
-          <w:p/>
-          <w:p/>
+              <w:t>Mujer</w:t>
+            </w:r>
+            <w:r>
+              <w:t>: a veces entramos a un almacén por un solo producto y salimos con dos o tres más. A todos nos ha pasado, aunque pocas veces pensamos por qué ocurre.</w:t>
+            </w:r>
+          </w:p>
           <w:p>
             <w:r>
               <w:rPr>
                 <w:b/>
                 <w:bCs/>
               </w:rPr>
-              <w:t>Mujer:</w:t>
-            </w:r>
-            <w:r>
-              <w:t xml:space="preserve"> </w:t>
+              <w:t>Hombre</w:t>
+            </w:r>
+            <w:r>
+              <w:t>: sin darnos cuenta, hay detalles que empiezan a llamar nuestra atención. Un producto bien ubicado, un espacio agradable o un recorrido cómodo hacen que nos quedemos más tiempo dentro del negocio.</w:t>
+            </w:r>
+          </w:p>
+          <w:p>
+            <w:r>
+              <w:rPr>
+                <w:b/>
+                <w:bCs/>
+              </w:rPr>
+              <w:t>Mujer</w:t>
+            </w:r>
+            <w:r>
+              <w:tab/>
+              <w:t xml:space="preserve">: eso es precisamente el </w:t>
+            </w:r>
+            <w:r>
+              <w:rPr>
+                <w:rStyle w:val="Extranjerismo"/>
+              </w:rPr>
+              <w:t>merchandising</w:t>
+            </w:r>
+            <w:r>
+              <w:t>: organizar el espacio y presentar los productos para que comprar resulte mucho más fácil y agradable para el cliente.</w:t>
+            </w:r>
+          </w:p>
+          <w:p>
+            <w:r>
+              <w:rPr>
+                <w:b/>
+                <w:bCs/>
+              </w:rPr>
+              <w:t>Hombre</w:t>
+            </w:r>
+            <w:r>
+              <w:t>: y no hace falta tener una gran cadena de almacenes para aplicarlo. Cualquier emprendimiento, por pequeño que sea, puede aprovecharlo.</w:t>
+            </w:r>
+          </w:p>
+          <w:p>
+            <w:r>
+              <w:rPr>
+                <w:b/>
+                <w:bCs/>
+              </w:rPr>
+              <w:t>Mujer</w:t>
+            </w:r>
+            <w:r>
+              <w:tab/>
+              <w:t>: un negocio limpio, ordenado y bien presentado transmite confianza desde el primer momento. Invita a entrar, recorrer el espacio y descubrir los productos.</w:t>
+            </w:r>
+          </w:p>
+          <w:p>
+            <w:r>
+              <w:rPr>
+                <w:b/>
+                <w:bCs/>
+              </w:rPr>
+              <w:lastRenderedPageBreak/>
+              <w:t>Hombre</w:t>
+            </w:r>
+            <w:r>
+              <w:t>: la ubicación de los productos también influye. Los artículos más llamativos suelen captar la atención desde la entrada, mientras que otros, cerca de la caja, pueden motivar compras que el cliente no tenía previstas.</w:t>
+            </w:r>
+          </w:p>
+          <w:p>
+            <w:r>
+              <w:rPr>
+                <w:b/>
+                <w:bCs/>
+              </w:rPr>
+              <w:t>Mujer</w:t>
+            </w:r>
+            <w:r>
+              <w:tab/>
+              <w:t>: hay negocios donde la primera impresión pesa muchísimo. En moda, belleza o tecnología, muchas veces el cliente empieza a construir su opinión desde el momento en que mira la vitrina o entra al establecimiento.</w:t>
+            </w:r>
+          </w:p>
+          <w:p>
+            <w:r>
+              <w:rPr>
+                <w:b/>
+                <w:bCs/>
+              </w:rPr>
+              <w:t>Hombre</w:t>
+            </w:r>
+            <w:r>
+              <w:t>: cada detalle ayuda a contar una historia. La iluminación, los colores y la forma de exhibir los productos hacen que el negocio tenga una identidad propia y resulte mucho más agradable para quien lo visita.</w:t>
+            </w:r>
+          </w:p>
+          <w:p>
+            <w:r>
+              <w:rPr>
+                <w:b/>
+                <w:bCs/>
+              </w:rPr>
+              <w:t>Mujer</w:t>
+            </w:r>
+            <w:r>
+              <w:tab/>
+              <w:t>: lo interesante es que esa idea no se queda en las tiendas físicas. En una tienda virtual, el diseño de la página, las fotografías y la organización de la información cumplen el papel que tendría una vitrina en un establecimiento físico.</w:t>
+            </w:r>
+          </w:p>
+          <w:p>
+            <w:r>
+              <w:rPr>
+                <w:b/>
+                <w:bCs/>
+              </w:rPr>
+              <w:t>Hombre</w:t>
+            </w:r>
+            <w:r>
+              <w:t xml:space="preserve">: el </w:t>
+            </w:r>
+            <w:r>
+              <w:rPr>
+                <w:rStyle w:val="Extranjerismo"/>
+              </w:rPr>
+              <w:t>merchandising</w:t>
+            </w:r>
+            <w:r>
+              <w:t xml:space="preserve"> también facilita el trabajo diario. Cuando los productos están organizados, es más fácil reponer mercancía, aprovechar mejor el espacio y atender a los clientes.</w:t>
+            </w:r>
+          </w:p>
+          <w:p>
+            <w:r>
+              <w:rPr>
+                <w:b/>
+                <w:bCs/>
+              </w:rPr>
+              <w:t>Mujer</w:t>
+            </w:r>
+            <w:r>
+              <w:t>: un buen producto siempre será importante. Pero cuando además está bien presentado, es mucho más fácil que el cliente lo descubra, se interese por él y decida comprarlo.</w:t>
+            </w:r>
+          </w:p>
+          <w:p>
+            <w:r>
+              <w:rPr>
+                <w:b/>
+                <w:bCs/>
+              </w:rPr>
+              <w:lastRenderedPageBreak/>
+              <w:t>Hombre</w:t>
+            </w:r>
+            <w:r>
+              <w:t xml:space="preserve">: el </w:t>
+            </w:r>
+            <w:r>
+              <w:rPr>
+                <w:rStyle w:val="Extranjerismo"/>
+              </w:rPr>
+              <w:t>merchandising</w:t>
+            </w:r>
+            <w:r>
+              <w:t xml:space="preserve"> cumple su propósito cuando comprar resulta más fácil, la experiencia es agradable y el cliente quiere volver. </w:t>
+            </w:r>
+          </w:p>
+          <w:p>
+            <w:r>
+              <w:rPr>
+                <w:b/>
+                <w:bCs/>
+              </w:rPr>
+              <w:t>Mujer</w:t>
+            </w:r>
+            <w:r>
+              <w:t>: muchas veces no hace falta hacer grandes inversiones. Pequeños cambios en la forma de presentar un negocio pueden convertirse en una oportunidad para vender más y fortalecer un emprendimiento.</w:t>
             </w:r>
           </w:p>
         </w:tc>
@@ -6242,7 +6390,7 @@
       <w:pPr>
         <w:pStyle w:val="Ttulo1"/>
       </w:pPr>
-      <w:bookmarkStart w:id="21" w:name="_Toc235862331"/>
+      <w:bookmarkStart w:id="21" w:name="_Toc236138162"/>
       <w:r>
         <w:lastRenderedPageBreak/>
         <w:t>Percepción visual</w:t>
@@ -6258,7 +6406,7 @@
       <w:pPr>
         <w:pStyle w:val="Ttulo2"/>
       </w:pPr>
-      <w:bookmarkStart w:id="22" w:name="_Toc235862332"/>
+      <w:bookmarkStart w:id="22" w:name="_Toc236138163"/>
       <w:r>
         <w:t>Concepto</w:t>
       </w:r>
@@ -6385,7 +6533,7 @@
       <w:pPr>
         <w:pStyle w:val="Ttulo2"/>
       </w:pPr>
-      <w:bookmarkStart w:id="23" w:name="_Toc235862333"/>
+      <w:bookmarkStart w:id="23" w:name="_Toc236138164"/>
       <w:r>
         <w:t>Dinámicas visuales</w:t>
       </w:r>
@@ -6444,6 +6592,7 @@
           <w:p>
             <w:pPr>
               <w:pStyle w:val="TextoTablas"/>
+              <w:spacing w:line="360" w:lineRule="auto"/>
             </w:pPr>
             <w:r>
               <w:t>Color</w:t>
@@ -6457,6 +6606,7 @@
           <w:p>
             <w:pPr>
               <w:pStyle w:val="TextoTablas"/>
+              <w:spacing w:line="360" w:lineRule="auto"/>
             </w:pPr>
             <w:r>
               <w:t>Impacto psicológico</w:t>
@@ -6470,6 +6620,7 @@
           <w:p>
             <w:pPr>
               <w:pStyle w:val="TextoTablas"/>
+              <w:spacing w:line="360" w:lineRule="auto"/>
             </w:pPr>
             <w:r>
               <w:t>Beneficios en el punto de venta</w:t>
@@ -6483,6 +6634,7 @@
           <w:p>
             <w:pPr>
               <w:pStyle w:val="TextoTablas"/>
+              <w:spacing w:line="360" w:lineRule="auto"/>
             </w:pPr>
             <w:r>
               <w:t>Ejemplos de uso común</w:t>
@@ -6501,6 +6653,7 @@
           <w:p>
             <w:pPr>
               <w:pStyle w:val="TextoTablas"/>
+              <w:spacing w:line="360" w:lineRule="auto"/>
             </w:pPr>
             <w:r>
               <w:t>Rojo</w:t>
@@ -6514,6 +6667,7 @@
           <w:p>
             <w:pPr>
               <w:pStyle w:val="TextoTablas"/>
+              <w:spacing w:line="360" w:lineRule="auto"/>
             </w:pPr>
             <w:r>
               <w:t>Estimula, crea urgencia, llama la atención</w:t>
@@ -6527,6 +6681,7 @@
           <w:p>
             <w:pPr>
               <w:pStyle w:val="TextoTablas"/>
+              <w:spacing w:line="360" w:lineRule="auto"/>
             </w:pPr>
             <w:r>
               <w:t>Aumenta el deseo de compra, útil en promociones.</w:t>
@@ -6540,6 +6695,7 @@
           <w:p>
             <w:pPr>
               <w:pStyle w:val="TextoTablas"/>
+              <w:spacing w:line="360" w:lineRule="auto"/>
             </w:pPr>
             <w:r>
               <w:t>Señales de descuento, ofertas, zonas de impulso</w:t>
@@ -6555,6 +6711,7 @@
           <w:p>
             <w:pPr>
               <w:pStyle w:val="TextoTablas"/>
+              <w:spacing w:line="360" w:lineRule="auto"/>
             </w:pPr>
             <w:r>
               <w:t>Azul</w:t>
@@ -6568,6 +6725,7 @@
           <w:p>
             <w:pPr>
               <w:pStyle w:val="TextoTablas"/>
+              <w:spacing w:line="360" w:lineRule="auto"/>
             </w:pPr>
             <w:r>
               <w:t>Transmite confianza, tranquilidad y profesionalismo</w:t>
@@ -6581,6 +6739,7 @@
           <w:p>
             <w:pPr>
               <w:pStyle w:val="TextoTablas"/>
+              <w:spacing w:line="360" w:lineRule="auto"/>
             </w:pPr>
             <w:r>
               <w:t>Genera sensación de seguridad, ideal para fidelización.</w:t>
@@ -6594,6 +6753,7 @@
           <w:p>
             <w:pPr>
               <w:pStyle w:val="TextoTablas"/>
+              <w:spacing w:line="360" w:lineRule="auto"/>
             </w:pPr>
             <w:r>
               <w:t>Productos tecnológicos, marcas bancarias</w:t>
@@ -6612,8 +6772,10 @@
           <w:p>
             <w:pPr>
               <w:pStyle w:val="TextoTablas"/>
-            </w:pPr>
-            <w:r>
+              <w:spacing w:line="360" w:lineRule="auto"/>
+            </w:pPr>
+            <w:r>
+              <w:lastRenderedPageBreak/>
               <w:t>Amarillo</w:t>
             </w:r>
           </w:p>
@@ -6625,6 +6787,7 @@
           <w:p>
             <w:pPr>
               <w:pStyle w:val="TextoTablas"/>
+              <w:spacing w:line="360" w:lineRule="auto"/>
             </w:pPr>
             <w:r>
               <w:t>Alegre, energético, estimula la atención</w:t>
@@ -6638,6 +6801,7 @@
           <w:p>
             <w:pPr>
               <w:pStyle w:val="TextoTablas"/>
+              <w:spacing w:line="360" w:lineRule="auto"/>
             </w:pPr>
             <w:r>
               <w:t>Aumenta la visibilidad y favorece la retención visual.</w:t>
@@ -6651,6 +6815,7 @@
           <w:p>
             <w:pPr>
               <w:pStyle w:val="TextoTablas"/>
+              <w:spacing w:line="360" w:lineRule="auto"/>
             </w:pPr>
             <w:r>
               <w:t>Áreas infantiles, anuncios llamativos</w:t>
@@ -6666,9 +6831,9 @@
           <w:p>
             <w:pPr>
               <w:pStyle w:val="TextoTablas"/>
-            </w:pPr>
-            <w:r>
-              <w:lastRenderedPageBreak/>
+              <w:spacing w:line="360" w:lineRule="auto"/>
+            </w:pPr>
+            <w:r>
               <w:t>Verde</w:t>
             </w:r>
           </w:p>
@@ -6680,6 +6845,7 @@
           <w:p>
             <w:pPr>
               <w:pStyle w:val="TextoTablas"/>
+              <w:spacing w:line="360" w:lineRule="auto"/>
             </w:pPr>
             <w:r>
               <w:t>Asociado con naturaleza, frescura y bienestar</w:t>
@@ -6693,6 +6859,7 @@
           <w:p>
             <w:pPr>
               <w:pStyle w:val="TextoTablas"/>
+              <w:spacing w:line="360" w:lineRule="auto"/>
             </w:pPr>
             <w:r>
               <w:t>Ideal para productos ecológicos o saludables</w:t>
@@ -6706,6 +6873,7 @@
           <w:p>
             <w:pPr>
               <w:pStyle w:val="TextoTablas"/>
+              <w:spacing w:line="360" w:lineRule="auto"/>
             </w:pPr>
             <w:r>
               <w:t>Supermercados, negocios verdes, farmacias</w:t>
@@ -6724,6 +6892,7 @@
           <w:p>
             <w:pPr>
               <w:pStyle w:val="TextoTablas"/>
+              <w:spacing w:line="360" w:lineRule="auto"/>
             </w:pPr>
             <w:r>
               <w:t>Naranja</w:t>
@@ -6737,6 +6906,7 @@
           <w:p>
             <w:pPr>
               <w:pStyle w:val="TextoTablas"/>
+              <w:spacing w:line="360" w:lineRule="auto"/>
             </w:pPr>
             <w:r>
               <w:t>Entusiasmo, creatividad, dinamismo</w:t>
@@ -6750,6 +6920,7 @@
           <w:p>
             <w:pPr>
               <w:pStyle w:val="TextoTablas"/>
+              <w:spacing w:line="360" w:lineRule="auto"/>
             </w:pPr>
             <w:r>
               <w:t>Estimula la acción y el consumo impulsivo.</w:t>
@@ -6763,6 +6934,7 @@
           <w:p>
             <w:pPr>
               <w:pStyle w:val="TextoTablas"/>
+              <w:spacing w:line="360" w:lineRule="auto"/>
             </w:pPr>
             <w:r>
               <w:t>Tiendas deportivas, accesorios</w:t>
@@ -6778,6 +6950,7 @@
           <w:p>
             <w:pPr>
               <w:pStyle w:val="TextoTablas"/>
+              <w:spacing w:line="360" w:lineRule="auto"/>
             </w:pPr>
             <w:r>
               <w:t>Negro</w:t>
@@ -6791,6 +6964,7 @@
           <w:p>
             <w:pPr>
               <w:pStyle w:val="TextoTablas"/>
+              <w:spacing w:line="360" w:lineRule="auto"/>
             </w:pPr>
             <w:r>
               <w:t>Elegancia, sofisticación</w:t>
@@ -6804,6 +6978,7 @@
           <w:p>
             <w:pPr>
               <w:pStyle w:val="TextoTablas"/>
+              <w:spacing w:line="360" w:lineRule="auto"/>
             </w:pPr>
             <w:r>
               <w:t>Transmite exclusividad y lujo.</w:t>
@@ -6817,6 +6992,7 @@
           <w:p>
             <w:pPr>
               <w:pStyle w:val="TextoTablas"/>
+              <w:spacing w:line="360" w:lineRule="auto"/>
             </w:pPr>
             <w:r>
               <w:t xml:space="preserve">Productos </w:t>
@@ -6844,6 +7020,7 @@
           <w:p>
             <w:pPr>
               <w:pStyle w:val="TextoTablas"/>
+              <w:spacing w:line="360" w:lineRule="auto"/>
             </w:pPr>
             <w:r>
               <w:t>Blanco</w:t>
@@ -6857,6 +7034,7 @@
           <w:p>
             <w:pPr>
               <w:pStyle w:val="TextoTablas"/>
+              <w:spacing w:line="360" w:lineRule="auto"/>
             </w:pPr>
             <w:r>
               <w:t>Limpieza, pureza, simplicidad</w:t>
@@ -6870,6 +7048,7 @@
           <w:p>
             <w:pPr>
               <w:pStyle w:val="TextoTablas"/>
+              <w:spacing w:line="360" w:lineRule="auto"/>
             </w:pPr>
             <w:r>
               <w:t>Genera sensación de orden y amplitud</w:t>
@@ -6883,6 +7062,7 @@
           <w:p>
             <w:pPr>
               <w:pStyle w:val="TextoTablas"/>
+              <w:spacing w:line="360" w:lineRule="auto"/>
             </w:pPr>
             <w:r>
               <w:t>Farmacias, tiendas de tecnología, vitrinas minimalistas</w:t>
@@ -6898,6 +7078,7 @@
           <w:p>
             <w:pPr>
               <w:pStyle w:val="TextoTablas"/>
+              <w:spacing w:line="360" w:lineRule="auto"/>
             </w:pPr>
             <w:r>
               <w:t>Rosa</w:t>
@@ -6911,6 +7092,7 @@
           <w:p>
             <w:pPr>
               <w:pStyle w:val="TextoTablas"/>
+              <w:spacing w:line="360" w:lineRule="auto"/>
             </w:pPr>
             <w:r>
               <w:t>Sensibilidad, ternura, feminidad</w:t>
@@ -6924,6 +7106,7 @@
           <w:p>
             <w:pPr>
               <w:pStyle w:val="TextoTablas"/>
+              <w:spacing w:line="360" w:lineRule="auto"/>
             </w:pPr>
             <w:r>
               <w:t>Crea un ambiente acogedor, usado en productos dirigidos a mujeres.</w:t>
@@ -6937,6 +7120,7 @@
           <w:p>
             <w:pPr>
               <w:pStyle w:val="TextoTablas"/>
+              <w:spacing w:line="360" w:lineRule="auto"/>
             </w:pPr>
             <w:r>
               <w:t>Cosméticos, moda femenina</w:t>
@@ -6955,6 +7139,7 @@
           <w:p>
             <w:pPr>
               <w:pStyle w:val="TextoTablas"/>
+              <w:spacing w:line="360" w:lineRule="auto"/>
             </w:pPr>
             <w:r>
               <w:t>Morado</w:t>
@@ -6968,6 +7153,7 @@
           <w:p>
             <w:pPr>
               <w:pStyle w:val="TextoTablas"/>
+              <w:spacing w:line="360" w:lineRule="auto"/>
             </w:pPr>
             <w:r>
               <w:t>Lujo, misterio, creatividad</w:t>
@@ -6981,6 +7167,7 @@
           <w:p>
             <w:pPr>
               <w:pStyle w:val="TextoTablas"/>
+              <w:spacing w:line="360" w:lineRule="auto"/>
             </w:pPr>
             <w:r>
               <w:t>Potencia productos exclusivos o innovadores.</w:t>
@@ -6994,6 +7181,7 @@
           <w:p>
             <w:pPr>
               <w:pStyle w:val="TextoTablas"/>
+              <w:spacing w:line="360" w:lineRule="auto"/>
             </w:pPr>
             <w:r>
               <w:t>Perfumería, productos de belleza</w:t>
@@ -7014,8 +7202,9 @@
       <w:pPr>
         <w:pStyle w:val="Ttulo2"/>
       </w:pPr>
-      <w:bookmarkStart w:id="24" w:name="_Toc235862334"/>
-      <w:r>
+      <w:bookmarkStart w:id="24" w:name="_Toc236138165"/>
+      <w:r>
+        <w:lastRenderedPageBreak/>
         <w:t>Comportamiento visual del consumidor</w:t>
       </w:r>
       <w:bookmarkEnd w:id="24"/>
@@ -7036,7 +7225,6 @@
     </w:p>
     <w:p>
       <w:r>
-        <w:lastRenderedPageBreak/>
         <w:t>Entre los principales factores que influyen en el comportamiento visual del consumidor se encuentran:</w:t>
       </w:r>
     </w:p>
@@ -7143,6 +7331,7 @@
     </w:p>
     <w:p>
       <w:r>
+        <w:lastRenderedPageBreak/>
         <w:t>Por ejemplo, supermercados como Éxito ubican productos promocionales en zonas estratégicas para captar la atención del consumidor y aumentar las ventas.</w:t>
       </w:r>
     </w:p>
@@ -7164,7 +7353,7 @@
       <w:pPr>
         <w:pStyle w:val="Ttulo1"/>
       </w:pPr>
-      <w:bookmarkStart w:id="25" w:name="_Toc235862335"/>
+      <w:bookmarkStart w:id="25" w:name="_Toc236138166"/>
       <w:r>
         <w:lastRenderedPageBreak/>
         <w:t>Leyes de Gestalt</w:t>
@@ -7194,7 +7383,7 @@
       <w:pPr>
         <w:pStyle w:val="Ttulo2"/>
       </w:pPr>
-      <w:bookmarkStart w:id="26" w:name="_Toc235862336"/>
+      <w:bookmarkStart w:id="26" w:name="_Toc236138167"/>
       <w:r>
         <w:t>Concepto y principios de Gestalt</w:t>
       </w:r>
@@ -7242,8 +7431,10 @@
           <w:p>
             <w:pPr>
               <w:pStyle w:val="TextoTablas"/>
-            </w:pPr>
-            <w:r>
+              <w:spacing w:line="360" w:lineRule="auto"/>
+            </w:pPr>
+            <w:r>
+              <w:lastRenderedPageBreak/>
               <w:t>Principio</w:t>
             </w:r>
           </w:p>
@@ -7255,6 +7446,7 @@
           <w:p>
             <w:pPr>
               <w:pStyle w:val="TextoTablas"/>
+              <w:spacing w:line="360" w:lineRule="auto"/>
             </w:pPr>
             <w:r>
               <w:t>Aplicación visual</w:t>
@@ -7268,6 +7460,7 @@
           <w:p>
             <w:pPr>
               <w:pStyle w:val="TextoTablas"/>
+              <w:spacing w:line="360" w:lineRule="auto"/>
             </w:pPr>
             <w:r>
               <w:t>Aplicación comercial</w:t>
@@ -7286,6 +7479,7 @@
           <w:p>
             <w:pPr>
               <w:pStyle w:val="TextoTablas"/>
+              <w:spacing w:line="360" w:lineRule="auto"/>
             </w:pPr>
             <w:r>
               <w:t>Proximidad</w:t>
@@ -7299,6 +7493,7 @@
           <w:p>
             <w:pPr>
               <w:pStyle w:val="TextoTablas"/>
+              <w:spacing w:line="360" w:lineRule="auto"/>
             </w:pPr>
             <w:r>
               <w:t>Agrupa elementos cercanos visualmente.</w:t>
@@ -7312,6 +7507,7 @@
           <w:p>
             <w:pPr>
               <w:pStyle w:val="TextoTablas"/>
+              <w:spacing w:line="360" w:lineRule="auto"/>
             </w:pPr>
             <w:r>
               <w:t>Permite organizar productos similares dentro de vitrinas y exhibiciones.</w:t>
@@ -7327,9 +7523,9 @@
           <w:p>
             <w:pPr>
               <w:pStyle w:val="TextoTablas"/>
-            </w:pPr>
-            <w:r>
-              <w:lastRenderedPageBreak/>
+              <w:spacing w:line="360" w:lineRule="auto"/>
+            </w:pPr>
+            <w:r>
               <w:t>Semejanza</w:t>
             </w:r>
           </w:p>
@@ -7341,6 +7537,7 @@
           <w:p>
             <w:pPr>
               <w:pStyle w:val="TextoTablas"/>
+              <w:spacing w:line="360" w:lineRule="auto"/>
             </w:pPr>
             <w:r>
               <w:t>Relaciona elementos con colores, formas o tamaños similares.</w:t>
@@ -7354,6 +7551,7 @@
           <w:p>
             <w:pPr>
               <w:pStyle w:val="TextoTablas"/>
+              <w:spacing w:line="360" w:lineRule="auto"/>
             </w:pPr>
             <w:r>
               <w:t>Facilita la identificación de categorías y líneas de productos.</w:t>
@@ -7372,6 +7570,7 @@
           <w:p>
             <w:pPr>
               <w:pStyle w:val="TextoTablas"/>
+              <w:spacing w:line="360" w:lineRule="auto"/>
             </w:pPr>
             <w:r>
               <w:t>Continuidad</w:t>
@@ -7385,6 +7584,7 @@
           <w:p>
             <w:pPr>
               <w:pStyle w:val="TextoTablas"/>
+              <w:spacing w:line="360" w:lineRule="auto"/>
             </w:pPr>
             <w:r>
               <w:t>Genera recorridos visuales organizados.</w:t>
@@ -7398,6 +7598,7 @@
           <w:p>
             <w:pPr>
               <w:pStyle w:val="TextoTablas"/>
+              <w:spacing w:line="360" w:lineRule="auto"/>
             </w:pPr>
             <w:r>
               <w:t>Orienta la mirada del consumidor hacia productos estratégicos.</w:t>
@@ -7413,6 +7614,7 @@
           <w:p>
             <w:pPr>
               <w:pStyle w:val="TextoTablas"/>
+              <w:spacing w:line="360" w:lineRule="auto"/>
             </w:pPr>
             <w:r>
               <w:t>Figura y fondo</w:t>
@@ -7426,6 +7628,7 @@
           <w:p>
             <w:pPr>
               <w:pStyle w:val="TextoTablas"/>
+              <w:spacing w:line="360" w:lineRule="auto"/>
             </w:pPr>
             <w:r>
               <w:t>Destaca elementos principales sobre otros secundarios.</w:t>
@@ -7439,6 +7642,7 @@
           <w:p>
             <w:pPr>
               <w:pStyle w:val="TextoTablas"/>
+              <w:spacing w:line="360" w:lineRule="auto"/>
             </w:pPr>
             <w:r>
               <w:t>Resalta promociones o productos de mayor interés comercial.</w:t>
@@ -7457,6 +7661,7 @@
           <w:p>
             <w:pPr>
               <w:pStyle w:val="TextoTablas"/>
+              <w:spacing w:line="360" w:lineRule="auto"/>
             </w:pPr>
             <w:r>
               <w:t>Cierre</w:t>
@@ -7470,6 +7675,7 @@
           <w:p>
             <w:pPr>
               <w:pStyle w:val="TextoTablas"/>
+              <w:spacing w:line="360" w:lineRule="auto"/>
             </w:pPr>
             <w:r>
               <w:t>Completa visualmente figuras incompletas.</w:t>
@@ -7483,6 +7689,7 @@
           <w:p>
             <w:pPr>
               <w:pStyle w:val="TextoTablas"/>
+              <w:spacing w:line="360" w:lineRule="auto"/>
             </w:pPr>
             <w:r>
               <w:t>Genera creatividad e impacto visual en vitrinas comerciales.</w:t>
@@ -7516,7 +7723,7 @@
       <w:pPr>
         <w:pStyle w:val="Ttulo2"/>
       </w:pPr>
-      <w:bookmarkStart w:id="27" w:name="_Toc235862337"/>
+      <w:bookmarkStart w:id="27" w:name="_Toc236138168"/>
       <w:r>
         <w:t>Aplicación de las leyes de Gestalt</w:t>
       </w:r>
@@ -7527,7 +7734,11 @@
     </w:p>
     <w:p>
       <w:r>
-        <w:t xml:space="preserve">Las leyes de Gestalt constituyen principios de la percepción visual que orientan la organización de los elementos en una exhibición. Se aplican en vitrinas y exhibiciones comerciales para organizar productos de forma estratégica y generar armonía visual dentro del punto de venta. Estas herramientas permiten captar la atención del consumidor y fortalecer las estrategias de comunicación visual. Entre las </w:t>
+        <w:t xml:space="preserve">Las leyes de Gestalt constituyen principios de la percepción visual que orientan la organización de los elementos en una exhibición. Se aplican en vitrinas y exhibiciones </w:t>
+      </w:r>
+      <w:r>
+        <w:lastRenderedPageBreak/>
+        <w:t xml:space="preserve">comerciales para organizar productos de forma estratégica y generar armonía visual dentro del punto de venta. Estas herramientas permiten captar la atención del consumidor y fortalecer las estrategias de comunicación visual. Entre las </w:t>
       </w:r>
       <w:r>
         <w:t>más</w:t>
@@ -7549,7 +7760,6 @@
           <w:b/>
           <w:bCs/>
         </w:rPr>
-        <w:lastRenderedPageBreak/>
         <w:t>Proximidad</w:t>
       </w:r>
       <w:r>
@@ -7700,6 +7910,7 @@
           <w:b/>
           <w:bCs/>
         </w:rPr>
+        <w:lastRenderedPageBreak/>
         <w:t>Pregnancia o buena forma</w:t>
       </w:r>
       <w:r>
@@ -7728,7 +7939,6 @@
           <w:b/>
           <w:bCs/>
         </w:rPr>
-        <w:lastRenderedPageBreak/>
         <w:t>Destino común</w:t>
       </w:r>
       <w:r>
@@ -7750,7 +7960,7 @@
       <w:pPr>
         <w:pStyle w:val="Ttulo2"/>
       </w:pPr>
-      <w:bookmarkStart w:id="28" w:name="_Toc235862338"/>
+      <w:bookmarkStart w:id="28" w:name="_Toc236138169"/>
       <w:r>
         <w:t>Organización visual de espacios y productos</w:t>
       </w:r>
@@ -7808,6 +8018,7 @@
           <w:p>
             <w:pPr>
               <w:pStyle w:val="TextoTablas"/>
+              <w:spacing w:line="360" w:lineRule="auto"/>
             </w:pPr>
             <w:r>
               <w:t>Elemento</w:t>
@@ -7821,6 +8032,7 @@
           <w:p>
             <w:pPr>
               <w:pStyle w:val="TextoTablas"/>
+              <w:spacing w:line="360" w:lineRule="auto"/>
             </w:pPr>
             <w:r>
               <w:t>Función</w:t>
@@ -7834,6 +8046,7 @@
           <w:p>
             <w:pPr>
               <w:pStyle w:val="TextoTablas"/>
+              <w:spacing w:line="360" w:lineRule="auto"/>
             </w:pPr>
             <w:r>
               <w:t>Aplicación en vitrinismo</w:t>
@@ -7852,6 +8065,7 @@
           <w:p>
             <w:pPr>
               <w:pStyle w:val="TextoTablas"/>
+              <w:spacing w:line="360" w:lineRule="auto"/>
             </w:pPr>
             <w:r>
               <w:t>Iluminación</w:t>
@@ -7865,6 +8079,7 @@
           <w:p>
             <w:pPr>
               <w:pStyle w:val="TextoTablas"/>
+              <w:spacing w:line="360" w:lineRule="auto"/>
             </w:pPr>
             <w:r>
               <w:t>Resalta productos y espacios específicos.</w:t>
@@ -7878,6 +8093,7 @@
           <w:p>
             <w:pPr>
               <w:pStyle w:val="TextoTablas"/>
+              <w:spacing w:line="360" w:lineRule="auto"/>
             </w:pPr>
             <w:r>
               <w:t>Destaca vitrinas y productos promocionales.</w:t>
@@ -7893,6 +8109,7 @@
           <w:p>
             <w:pPr>
               <w:pStyle w:val="TextoTablas"/>
+              <w:spacing w:line="360" w:lineRule="auto"/>
             </w:pPr>
             <w:r>
               <w:t>Distribución</w:t>
@@ -7906,6 +8123,7 @@
           <w:p>
             <w:pPr>
               <w:pStyle w:val="TextoTablas"/>
+              <w:spacing w:line="360" w:lineRule="auto"/>
             </w:pPr>
             <w:r>
               <w:t>Organiza el recorrido visual del consumidor.</w:t>
@@ -7919,6 +8137,7 @@
           <w:p>
             <w:pPr>
               <w:pStyle w:val="TextoTablas"/>
+              <w:spacing w:line="360" w:lineRule="auto"/>
             </w:pPr>
             <w:r>
               <w:t>Facilita circulación y visualización de productos.</w:t>
@@ -7937,6 +8156,7 @@
           <w:p>
             <w:pPr>
               <w:pStyle w:val="TextoTablas"/>
+              <w:spacing w:line="360" w:lineRule="auto"/>
             </w:pPr>
             <w:r>
               <w:t>Color</w:t>
@@ -7950,6 +8170,7 @@
           <w:p>
             <w:pPr>
               <w:pStyle w:val="TextoTablas"/>
+              <w:spacing w:line="360" w:lineRule="auto"/>
             </w:pPr>
             <w:r>
               <w:t>Genera emociones y percepción visual.</w:t>
@@ -7963,6 +8184,7 @@
           <w:p>
             <w:pPr>
               <w:pStyle w:val="TextoTablas"/>
+              <w:spacing w:line="360" w:lineRule="auto"/>
             </w:pPr>
             <w:r>
               <w:t>Refuerza campañas comerciales e identidad de marca.</w:t>
@@ -7978,6 +8200,7 @@
           <w:p>
             <w:pPr>
               <w:pStyle w:val="TextoTablas"/>
+              <w:spacing w:line="360" w:lineRule="auto"/>
             </w:pPr>
             <w:r>
               <w:t>Jerarquía visual</w:t>
@@ -7991,6 +8214,7 @@
           <w:p>
             <w:pPr>
               <w:pStyle w:val="TextoTablas"/>
+              <w:spacing w:line="360" w:lineRule="auto"/>
             </w:pPr>
             <w:r>
               <w:t>Prioriza elementos importantes.</w:t>
@@ -8004,6 +8228,7 @@
           <w:p>
             <w:pPr>
               <w:pStyle w:val="TextoTablas"/>
+              <w:spacing w:line="360" w:lineRule="auto"/>
             </w:pPr>
             <w:r>
               <w:t>Destaca productos estratégicos o lanzamientos.</w:t>
@@ -8022,6 +8247,7 @@
           <w:p>
             <w:pPr>
               <w:pStyle w:val="TextoTablas"/>
+              <w:spacing w:line="360" w:lineRule="auto"/>
             </w:pPr>
             <w:r>
               <w:t>Escenografía</w:t>
@@ -8035,6 +8261,7 @@
           <w:p>
             <w:pPr>
               <w:pStyle w:val="TextoTablas"/>
+              <w:spacing w:line="360" w:lineRule="auto"/>
             </w:pPr>
             <w:r>
               <w:t>Ambienta y fortalece la exhibición comercial.</w:t>
@@ -8048,6 +8275,7 @@
           <w:p>
             <w:pPr>
               <w:pStyle w:val="TextoTablas"/>
+              <w:spacing w:line="360" w:lineRule="auto"/>
             </w:pPr>
             <w:r>
               <w:t>Genera experiencias visuales atractivas en vitrinas.</w:t>
@@ -8061,15 +8289,7 @@
         <w:ind w:firstLine="0"/>
       </w:pPr>
       <w:r>
-        <w:t xml:space="preserve">Nota. Adaptada de </w:t>
-      </w:r>
-      <w:proofErr w:type="spellStart"/>
-      <w:r>
-        <w:t>Pegler</w:t>
-      </w:r>
-      <w:proofErr w:type="spellEnd"/>
-      <w:r>
-        <w:t>, (2018).</w:t>
+        <w:t>Nota. Adaptada de Pegler, (2018).</w:t>
       </w:r>
     </w:p>
     <w:p>
@@ -8081,6 +8301,12 @@
       </w:r>
     </w:p>
     <w:p>
+      <w:pPr>
+        <w:rPr>
+          <w:b/>
+          <w:bCs/>
+        </w:rPr>
+      </w:pPr>
       <w:hyperlink r:id="rId19" w:history="1">
         <w:r>
           <w:rPr>
@@ -8090,15 +8316,21 @@
         </w:r>
       </w:hyperlink>
       <w:r>
-        <w:t xml:space="preserve"> </w:t>
-      </w:r>
-      <w:r>
-        <w:t xml:space="preserve"> </w:t>
-      </w:r>
-    </w:p>
-    <w:p>
-      <w:r>
-        <w:t xml:space="preserve">Ir al Pódcast: </w:t>
+        <w:rPr>
+          <w:b/>
+          <w:bCs/>
+        </w:rPr>
+        <w:br w:type="page"/>
+      </w:r>
+    </w:p>
+    <w:p>
+      <w:r>
+        <w:rPr>
+          <w:b/>
+          <w:bCs/>
+        </w:rPr>
+        <w:lastRenderedPageBreak/>
+        <w:t>Pódcast</w:t>
       </w:r>
     </w:p>
     <w:tbl>
@@ -8111,6 +8343,10 @@
         <w:gridCol w:w="9962"/>
       </w:tblGrid>
       <w:tr>
+        <w:trPr>
+          <w:cantSplit/>
+          <w:tblHeader/>
+        </w:trPr>
         <w:tc>
           <w:tcPr>
             <w:tcW w:w="9962" w:type="dxa"/>
@@ -8134,7 +8370,21 @@
                 <w:b/>
                 <w:bCs/>
               </w:rPr>
-              <w:t>Estrategias para aumentar las ventas y la productividad en los negocios</w:t>
+              <w:t xml:space="preserve">Las leyes de Gestalt: </w:t>
+            </w:r>
+            <w:r>
+              <w:rPr>
+                <w:b/>
+                <w:bCs/>
+              </w:rPr>
+              <w:t>e</w:t>
+            </w:r>
+            <w:r>
+              <w:rPr>
+                <w:b/>
+                <w:bCs/>
+              </w:rPr>
+              <w:t>strategias para aumentar las ventas y la productividad en los negocios</w:t>
             </w:r>
           </w:p>
         </w:tc>
@@ -8150,30 +8400,190 @@
                 <w:b/>
                 <w:bCs/>
               </w:rPr>
-              <w:t>Hombre:</w:t>
-            </w:r>
-            <w:r>
-              <w:t xml:space="preserve"> </w:t>
-            </w:r>
-          </w:p>
-          <w:p/>
-          <w:p/>
-          <w:p/>
-          <w:p/>
-          <w:p/>
-          <w:p/>
-          <w:p/>
-          <w:p/>
+              <w:t>Mujer</w:t>
+            </w:r>
+            <w:r>
+              <w:tab/>
+              <w:t>: bienvenidos al pódcast “Las leyes de Gestalt: estrategias para aumentar las ventas y la productividad en los negocios”. En la actualidad, el éxito comercial no depende únicamente de la calidad de los productos o servicios, sino también de la forma en que estos son presentados y percibidos por los consumidores.</w:t>
+            </w:r>
+          </w:p>
           <w:p>
             <w:r>
               <w:rPr>
                 <w:b/>
                 <w:bCs/>
               </w:rPr>
-              <w:t>Mujer:</w:t>
-            </w:r>
-            <w:r>
-              <w:t xml:space="preserve"> </w:t>
+              <w:t>Hombre</w:t>
+            </w:r>
+            <w:r>
+              <w:t>: es allí donde cobra importancia las leyes de Gestalt, un conjunto de principios de percepción visual que ayudan a comprender cómo las personas interpretan imágenes, formas, colores y elementos dentro de un espacio.</w:t>
+            </w:r>
+          </w:p>
+          <w:p>
+            <w:r>
+              <w:rPr>
+                <w:b/>
+                <w:bCs/>
+              </w:rPr>
+              <w:t>Mujer</w:t>
+            </w:r>
+            <w:r>
+              <w:tab/>
+              <w:t>: en este episodio conoceremos cómo estos principios pueden aplicarse en emprendimientos y empresas para fortalecer la comunicación visual, mejorar la experiencia del cliente y aumentar las ventas y la productividad. ¡Comencemos!</w:t>
+            </w:r>
+          </w:p>
+          <w:p>
+            <w:r>
+              <w:rPr>
+                <w:b/>
+                <w:bCs/>
+              </w:rPr>
+              <w:t>Hombre</w:t>
+            </w:r>
+            <w:r>
+              <w:t>: las leyes de Gestalt parten de una idea sencilla: el cerebro humano tiende a percibir los objetos como conjuntos organizados y no como elementos aislados. Por eso, la forma en que se presentan los productos influye directamente en la manera como los consumidores los perciben.</w:t>
+            </w:r>
+          </w:p>
+          <w:p>
+            <w:r>
+              <w:rPr>
+                <w:b/>
+                <w:bCs/>
+              </w:rPr>
+              <w:t>Mujer</w:t>
+            </w:r>
+            <w:r>
+              <w:tab/>
+              <w:t xml:space="preserve">: uno de estos principios es la ley de proximidad. Cuando los productos similares se agrupan, las personas identifican con mayor facilidad las categorías, </w:t>
+            </w:r>
+            <w:r>
+              <w:lastRenderedPageBreak/>
+              <w:t>encuentran lo que buscan más rápidamente y recorren el establecimiento de forma más organizada, mejorando la experiencia de compra.</w:t>
+            </w:r>
+          </w:p>
+          <w:p>
+            <w:r>
+              <w:rPr>
+                <w:b/>
+                <w:bCs/>
+              </w:rPr>
+              <w:t>Hombre</w:t>
+            </w:r>
+            <w:r>
+              <w:t xml:space="preserve">: también está la ley de semejanza, que, a través de colores, formas y estilos coherentes, busca fortalecer la identidad visual de una marca. Esta consistencia facilita el reconocimiento y aumenta la recordación entre los consumidores. </w:t>
+            </w:r>
+          </w:p>
+          <w:p>
+            <w:r>
+              <w:rPr>
+                <w:b/>
+                <w:bCs/>
+              </w:rPr>
+              <w:t>Mujer</w:t>
+            </w:r>
+            <w:r>
+              <w:tab/>
+              <w:t>: otro principio importante es la ley de continuidad que refiere que una adecuada distribución visual orienta la mirada del cliente hacia productos estratégicos, promociones o lanzamientos, favoreciendo el recorrido dentro del punto de venta.</w:t>
+            </w:r>
+          </w:p>
+          <w:p>
+            <w:r>
+              <w:rPr>
+                <w:b/>
+                <w:bCs/>
+              </w:rPr>
+              <w:t>Hombre</w:t>
+            </w:r>
+            <w:r>
+              <w:t>: finalmente, se suma la ley de figura y fondo, que permite destacar un producto principal frente a los demás elementos de la exhibición. Gracias a este principio, promociones, descuentos o novedades captan más rápidamente la atención del consumidor.</w:t>
+            </w:r>
+          </w:p>
+          <w:p>
+            <w:r>
+              <w:rPr>
+                <w:b/>
+                <w:bCs/>
+              </w:rPr>
+              <w:t>Mujer</w:t>
+            </w:r>
+            <w:r>
+              <w:t>: la aplicación de las leyes de proximidad, semejanza, continuidad y figura y fondo, contribuyen a mejorar la productividad del negocio, porque facilitan la organización de los espacios, optimizan la exhibición de productos y hacen más eficientes las labores de quienes trabajan en el establecimiento.</w:t>
+            </w:r>
+          </w:p>
+          <w:p>
+            <w:r>
+              <w:rPr>
+                <w:b/>
+                <w:bCs/>
+              </w:rPr>
+              <w:lastRenderedPageBreak/>
+              <w:t>Hombre</w:t>
+            </w:r>
+            <w:r>
+              <w:t>: para los nuevos emprendedores, esto representa una ventaja importante. Aunque no siempre se dispone de grandes presupuestos para publicidad, una buena organización visual, el uso adecuado del color, la iluminación y la distribución de los productos pueden generar una percepción mucho más profesional del negocio.</w:t>
+            </w:r>
+          </w:p>
+          <w:p>
+            <w:r>
+              <w:rPr>
+                <w:b/>
+                <w:bCs/>
+              </w:rPr>
+              <w:t>Mujer</w:t>
+            </w:r>
+            <w:r>
+              <w:tab/>
+              <w:t>: en el caso de las empresas consolidadas, las leyes de Gestalt permiten mantener una comunicación visual coherente e innovadora, adaptándose a las nuevas tendencias del mercado y fortaleciendo el posicionamiento de la marca frente a la competencia.</w:t>
+            </w:r>
+          </w:p>
+          <w:p>
+            <w:r>
+              <w:rPr>
+                <w:b/>
+                <w:bCs/>
+              </w:rPr>
+              <w:t>Hombre</w:t>
+            </w:r>
+            <w:r>
+              <w:t>: hoy, los consumidores no solo buscan buenos productos. También valoran espacios organizados, experiencias agradables e identidades visuales claras que les faciliten la decisión de compra.</w:t>
+            </w:r>
+          </w:p>
+          <w:p>
+            <w:r>
+              <w:rPr>
+                <w:b/>
+                <w:bCs/>
+              </w:rPr>
+              <w:t>Mujer</w:t>
+            </w:r>
+            <w:r>
+              <w:tab/>
+              <w:t>: por eso, la aplicación de las leyes de Gestalt no consiste únicamente en hacer más atractiva una vitrina. Se trata de diseñar experiencias visuales que orienten al cliente, comuniquen valor y fortalezcan la relación entre la marca y el consumidor.</w:t>
+            </w:r>
+          </w:p>
+          <w:p>
+            <w:r>
+              <w:rPr>
+                <w:b/>
+                <w:bCs/>
+              </w:rPr>
+              <w:t>Hombre</w:t>
+            </w:r>
+            <w:r>
+              <w:t>: porque cuando la percepción visual se convierte en parte de la estrategia comercial, los negocios logran diferenciarse, mejorar la experiencia de compra y aprovechar mejor cada espacio de exhibición.</w:t>
+            </w:r>
+          </w:p>
+          <w:p>
+            <w:r>
+              <w:rPr>
+                <w:b/>
+                <w:bCs/>
+              </w:rPr>
+              <w:lastRenderedPageBreak/>
+              <w:t>Mujer</w:t>
+            </w:r>
+            <w:r>
+              <w:t>: gracias por acompañarnos en este episodio ¡Hasta un próximo encuentro!</w:t>
             </w:r>
           </w:p>
         </w:tc>
@@ -8201,7 +8611,7 @@
           <w:u w:val="single"/>
         </w:rPr>
       </w:pPr>
-      <w:bookmarkStart w:id="29" w:name="_Toc235862339"/>
+      <w:bookmarkStart w:id="29" w:name="_Toc236138170"/>
       <w:r>
         <w:lastRenderedPageBreak/>
         <w:t>Síntesis</w:t>
@@ -8331,7 +8741,7 @@
       <w:pPr>
         <w:pStyle w:val="Titulosgenerales"/>
       </w:pPr>
-      <w:bookmarkStart w:id="30" w:name="_Toc235862340"/>
+      <w:bookmarkStart w:id="30" w:name="_Toc236138171"/>
       <w:r>
         <w:lastRenderedPageBreak/>
         <w:t>Glosario</w:t>
@@ -8600,7 +9010,7 @@
       <w:pPr>
         <w:pStyle w:val="Titulosgenerales"/>
       </w:pPr>
-      <w:bookmarkStart w:id="31" w:name="_Toc235862341"/>
+      <w:bookmarkStart w:id="31" w:name="_Toc236138172"/>
       <w:r>
         <w:lastRenderedPageBreak/>
         <w:t>Referencias bibliográficas</w:t>
@@ -8751,7 +9161,7 @@
       <w:pPr>
         <w:pStyle w:val="Titulosgenerales"/>
       </w:pPr>
-      <w:bookmarkStart w:id="32" w:name="_Toc235862342"/>
+      <w:bookmarkStart w:id="32" w:name="_Toc236138173"/>
       <w:r>
         <w:lastRenderedPageBreak/>
         <w:t>Créditos</w:t>
@@ -9445,13 +9855,8 @@
                 <w:lang w:val="es-CO"/>
               </w:rPr>
             </w:pPr>
-            <w:proofErr w:type="spellStart"/>
-            <w:r>
-              <w:t>Karine</w:t>
-            </w:r>
-            <w:proofErr w:type="spellEnd"/>
-            <w:r>
-              <w:t xml:space="preserve"> Isabel Ospino Fritz </w:t>
+            <w:r>
+              <w:t xml:space="preserve">Karine Isabel Ospino Fritz </w:t>
             </w:r>
           </w:p>
         </w:tc>
@@ -9575,7 +9980,7 @@
 </file>
 
 <file path=word/endnotes.xml><?xml version="1.0" encoding="utf-8"?>
-<w:endnotes xmlns:wpc="http://schemas.microsoft.com/office/word/2010/wordprocessingCanvas" xmlns:cx="http://schemas.microsoft.com/office/drawing/2014/chartex" xmlns:cx1="http://schemas.microsoft.com/office/drawing/2015/9/8/chartex" xmlns:cx2="http://schemas.microsoft.com/office/drawing/2015/10/21/chartex" xmlns:cx3="http://schemas.microsoft.com/office/drawing/2016/5/9/chartex" xmlns:cx4="http://schemas.microsoft.com/office/drawing/2016/5/10/chartex" xmlns:cx5="http://schemas.microsoft.com/office/drawing/2016/5/11/chartex" xmlns:cx6="http://schemas.microsoft.com/office/drawing/2016/5/12/chartex" xmlns:cx7="http://schemas.microsoft.com/office/drawing/2016/5/13/chartex" xmlns:cx8="http://schemas.microsoft.com/office/drawing/2016/5/14/chartex" xmlns:mc="http://schemas.openxmlformats.org/markup-compatibility/2006" xmlns:aink="http://schemas.microsoft.com/office/drawing/2016/ink" xmlns:am3d="http://schemas.microsoft.com/office/drawing/2017/model3d" xmlns:o="urn:schemas-microsoft-com:office:office" xmlns:r="http://schemas.openxmlformats.org/officeDocument/2006/relationships" xmlns:m="http://schemas.openxmlformats.org/officeDocument/2006/math" xmlns:v="urn:schemas-microsoft-com:vml" xmlns:wp14="http://schemas.microsoft.com/office/word/2010/wordprocessingDrawing" xmlns:wp="http://schemas.openxmlformats.org/drawingml/2006/wordprocessingDrawing" xmlns:w10="urn:schemas-microsoft-com:office:word" xmlns:w="http://schemas.openxmlformats.org/wordprocessingml/2006/main" xmlns:w14="http://schemas.microsoft.com/office/word/2010/wordml" xmlns:w15="http://schemas.microsoft.com/office/word/2012/wordml" xmlns:w16cex="http://schemas.microsoft.com/office/word/2018/wordml/cex" xmlns:w16cid="http://schemas.microsoft.com/office/word/2016/wordml/cid" xmlns:w16="http://schemas.microsoft.com/office/word/2018/wordml" xmlns:w16sdtdh="http://schemas.microsoft.com/office/word/2020/wordml/sdtdatahash" xmlns:w16se="http://schemas.microsoft.com/office/word/2015/wordml/symex" xmlns:wpg="http://schemas.microsoft.com/office/word/2010/wordprocessingGroup" xmlns:wpi="http://schemas.microsoft.com/office/word/2010/wordprocessingInk" xmlns:wne="http://schemas.microsoft.com/office/word/2006/wordml" xmlns:wps="http://schemas.microsoft.com/office/word/2010/wordprocessingShape" mc:Ignorable="w14 w15 w16se w16cid w16 w16cex w16sdtdh wp14">
+<w:endnotes xmlns:wpc="http://schemas.microsoft.com/office/word/2010/wordprocessingCanvas" xmlns:cx="http://schemas.microsoft.com/office/drawing/2014/chartex" xmlns:cx1="http://schemas.microsoft.com/office/drawing/2015/9/8/chartex" xmlns:cx2="http://schemas.microsoft.com/office/drawing/2015/10/21/chartex" xmlns:cx3="http://schemas.microsoft.com/office/drawing/2016/5/9/chartex" xmlns:cx4="http://schemas.microsoft.com/office/drawing/2016/5/10/chartex" xmlns:cx5="http://schemas.microsoft.com/office/drawing/2016/5/11/chartex" xmlns:cx6="http://schemas.microsoft.com/office/drawing/2016/5/12/chartex" xmlns:cx7="http://schemas.microsoft.com/office/drawing/2016/5/13/chartex" xmlns:cx8="http://schemas.microsoft.com/office/drawing/2016/5/14/chartex" xmlns:mc="http://schemas.openxmlformats.org/markup-compatibility/2006" xmlns:aink="http://schemas.microsoft.com/office/drawing/2016/ink" xmlns:am3d="http://schemas.microsoft.com/office/drawing/2017/model3d" xmlns:o="urn:schemas-microsoft-com:office:office" xmlns:oel="http://schemas.microsoft.com/office/2019/extlst" xmlns:r="http://schemas.openxmlformats.org/officeDocument/2006/relationships" xmlns:m="http://schemas.openxmlformats.org/officeDocument/2006/math" xmlns:v="urn:schemas-microsoft-com:vml" xmlns:wp14="http://schemas.microsoft.com/office/word/2010/wordprocessingDrawing" xmlns:wp="http://schemas.openxmlformats.org/drawingml/2006/wordprocessingDrawing" xmlns:w10="urn:schemas-microsoft-com:office:word" xmlns:w="http://schemas.openxmlformats.org/wordprocessingml/2006/main" xmlns:w14="http://schemas.microsoft.com/office/word/2010/wordml" xmlns:w15="http://schemas.microsoft.com/office/word/2012/wordml" xmlns:w16cei="http://schemas.microsoft.com/office/word/2026/wordml/cei" xmlns:w16cex="http://schemas.microsoft.com/office/word/2018/wordml/cex" xmlns:w16cid="http://schemas.microsoft.com/office/word/2016/wordml/cid" xmlns:w16="http://schemas.microsoft.com/office/word/2018/wordml" xmlns:w16du="http://schemas.microsoft.com/office/word/2023/wordml/word16du" xmlns:w16sdtdh="http://schemas.microsoft.com/office/word/2020/wordml/sdtdatahash" xmlns:w16sdtfl="http://schemas.microsoft.com/office/word/2024/wordml/sdtformatlock" xmlns:w16se="http://schemas.microsoft.com/office/word/2015/wordml/symex" xmlns:wpg="http://schemas.microsoft.com/office/word/2010/wordprocessingGroup" xmlns:wpi="http://schemas.microsoft.com/office/word/2010/wordprocessingInk" xmlns:wne="http://schemas.microsoft.com/office/word/2006/wordml" xmlns:wps="http://schemas.microsoft.com/office/word/2010/wordprocessingShape" mc:Ignorable="w14 w15 w16se w16cid w16 w16cex w16sdtdh w16sdtfl w16du wp14">
   <w:endnote w:type="separator" w:id="-1">
     <w:p>
       <w:pPr>
@@ -9602,7 +10007,7 @@
 </file>
 
 <file path=word/footer1.xml><?xml version="1.0" encoding="utf-8"?>
-<w:ftr xmlns:wpc="http://schemas.microsoft.com/office/word/2010/wordprocessingCanvas" xmlns:cx="http://schemas.microsoft.com/office/drawing/2014/chartex" xmlns:cx1="http://schemas.microsoft.com/office/drawing/2015/9/8/chartex" xmlns:cx2="http://schemas.microsoft.com/office/drawing/2015/10/21/chartex" xmlns:cx3="http://schemas.microsoft.com/office/drawing/2016/5/9/chartex" xmlns:cx4="http://schemas.microsoft.com/office/drawing/2016/5/10/chartex" xmlns:cx5="http://schemas.microsoft.com/office/drawing/2016/5/11/chartex" xmlns:cx6="http://schemas.microsoft.com/office/drawing/2016/5/12/chartex" xmlns:cx7="http://schemas.microsoft.com/office/drawing/2016/5/13/chartex" xmlns:cx8="http://schemas.microsoft.com/office/drawing/2016/5/14/chartex" xmlns:mc="http://schemas.openxmlformats.org/markup-compatibility/2006" xmlns:aink="http://schemas.microsoft.com/office/drawing/2016/ink" xmlns:am3d="http://schemas.microsoft.com/office/drawing/2017/model3d" xmlns:o="urn:schemas-microsoft-com:office:office" xmlns:r="http://schemas.openxmlformats.org/officeDocument/2006/relationships" xmlns:m="http://schemas.openxmlformats.org/officeDocument/2006/math" xmlns:v="urn:schemas-microsoft-com:vml" xmlns:wp14="http://schemas.microsoft.com/office/word/2010/wordprocessingDrawing" xmlns:wp="http://schemas.openxmlformats.org/drawingml/2006/wordprocessingDrawing" xmlns:w10="urn:schemas-microsoft-com:office:word" xmlns:w="http://schemas.openxmlformats.org/wordprocessingml/2006/main" xmlns:w14="http://schemas.microsoft.com/office/word/2010/wordml" xmlns:w15="http://schemas.microsoft.com/office/word/2012/wordml" xmlns:w16cex="http://schemas.microsoft.com/office/word/2018/wordml/cex" xmlns:w16cid="http://schemas.microsoft.com/office/word/2016/wordml/cid" xmlns:w16="http://schemas.microsoft.com/office/word/2018/wordml" xmlns:w16sdtdh="http://schemas.microsoft.com/office/word/2020/wordml/sdtdatahash" xmlns:w16se="http://schemas.microsoft.com/office/word/2015/wordml/symex" xmlns:wpg="http://schemas.microsoft.com/office/word/2010/wordprocessingGroup" xmlns:wpi="http://schemas.microsoft.com/office/word/2010/wordprocessingInk" xmlns:wne="http://schemas.microsoft.com/office/word/2006/wordml" xmlns:wps="http://schemas.microsoft.com/office/word/2010/wordprocessingShape" mc:Ignorable="w14 w15 w16se w16cid w16 w16cex w16sdtdh wp14">
+<w:ftr xmlns:wpc="http://schemas.microsoft.com/office/word/2010/wordprocessingCanvas" xmlns:cx="http://schemas.microsoft.com/office/drawing/2014/chartex" xmlns:cx1="http://schemas.microsoft.com/office/drawing/2015/9/8/chartex" xmlns:cx2="http://schemas.microsoft.com/office/drawing/2015/10/21/chartex" xmlns:cx3="http://schemas.microsoft.com/office/drawing/2016/5/9/chartex" xmlns:cx4="http://schemas.microsoft.com/office/drawing/2016/5/10/chartex" xmlns:cx5="http://schemas.microsoft.com/office/drawing/2016/5/11/chartex" xmlns:cx6="http://schemas.microsoft.com/office/drawing/2016/5/12/chartex" xmlns:cx7="http://schemas.microsoft.com/office/drawing/2016/5/13/chartex" xmlns:cx8="http://schemas.microsoft.com/office/drawing/2016/5/14/chartex" xmlns:mc="http://schemas.openxmlformats.org/markup-compatibility/2006" xmlns:aink="http://schemas.microsoft.com/office/drawing/2016/ink" xmlns:am3d="http://schemas.microsoft.com/office/drawing/2017/model3d" xmlns:o="urn:schemas-microsoft-com:office:office" xmlns:oel="http://schemas.microsoft.com/office/2019/extlst" xmlns:r="http://schemas.openxmlformats.org/officeDocument/2006/relationships" xmlns:m="http://schemas.openxmlformats.org/officeDocument/2006/math" xmlns:v="urn:schemas-microsoft-com:vml" xmlns:wp14="http://schemas.microsoft.com/office/word/2010/wordprocessingDrawing" xmlns:wp="http://schemas.openxmlformats.org/drawingml/2006/wordprocessingDrawing" xmlns:w10="urn:schemas-microsoft-com:office:word" xmlns:w="http://schemas.openxmlformats.org/wordprocessingml/2006/main" xmlns:w14="http://schemas.microsoft.com/office/word/2010/wordml" xmlns:w15="http://schemas.microsoft.com/office/word/2012/wordml" xmlns:w16cei="http://schemas.microsoft.com/office/word/2026/wordml/cei" xmlns:w16cex="http://schemas.microsoft.com/office/word/2018/wordml/cex" xmlns:w16cid="http://schemas.microsoft.com/office/word/2016/wordml/cid" xmlns:w16="http://schemas.microsoft.com/office/word/2018/wordml" xmlns:w16du="http://schemas.microsoft.com/office/word/2023/wordml/word16du" xmlns:w16sdtdh="http://schemas.microsoft.com/office/word/2020/wordml/sdtdatahash" xmlns:w16sdtfl="http://schemas.microsoft.com/office/word/2024/wordml/sdtformatlock" xmlns:w16se="http://schemas.microsoft.com/office/word/2015/wordml/symex" xmlns:wpg="http://schemas.microsoft.com/office/word/2010/wordprocessingGroup" xmlns:wpi="http://schemas.microsoft.com/office/word/2010/wordprocessingInk" xmlns:wne="http://schemas.microsoft.com/office/word/2006/wordml" xmlns:wps="http://schemas.microsoft.com/office/word/2010/wordprocessingShape" mc:Ignorable="w14 w15 w16se w16cid w16 w16cex w16sdtdh w16sdtfl w16du wp14">
   <w:sdt>
     <w:sdtPr>
       <w:id w:val="-1465197936"/>
@@ -9611,7 +10016,6 @@
         <w:docPartUnique/>
       </w:docPartObj>
     </w:sdtPr>
-    <w:sdtEndPr/>
     <w:sdtContent>
       <w:p>
         <w:pPr>
@@ -9649,7 +10053,7 @@
 </file>
 
 <file path=word/footnotes.xml><?xml version="1.0" encoding="utf-8"?>
-<w:footnotes xmlns:wpc="http://schemas.microsoft.com/office/word/2010/wordprocessingCanvas" xmlns:cx="http://schemas.microsoft.com/office/drawing/2014/chartex" xmlns:cx1="http://schemas.microsoft.com/office/drawing/2015/9/8/chartex" xmlns:cx2="http://schemas.microsoft.com/office/drawing/2015/10/21/chartex" xmlns:cx3="http://schemas.microsoft.com/office/drawing/2016/5/9/chartex" xmlns:cx4="http://schemas.microsoft.com/office/drawing/2016/5/10/chartex" xmlns:cx5="http://schemas.microsoft.com/office/drawing/2016/5/11/chartex" xmlns:cx6="http://schemas.microsoft.com/office/drawing/2016/5/12/chartex" xmlns:cx7="http://schemas.microsoft.com/office/drawing/2016/5/13/chartex" xmlns:cx8="http://schemas.microsoft.com/office/drawing/2016/5/14/chartex" xmlns:mc="http://schemas.openxmlformats.org/markup-compatibility/2006" xmlns:aink="http://schemas.microsoft.com/office/drawing/2016/ink" xmlns:am3d="http://schemas.microsoft.com/office/drawing/2017/model3d" xmlns:o="urn:schemas-microsoft-com:office:office" xmlns:r="http://schemas.openxmlformats.org/officeDocument/2006/relationships" xmlns:m="http://schemas.openxmlformats.org/officeDocument/2006/math" xmlns:v="urn:schemas-microsoft-com:vml" xmlns:wp14="http://schemas.microsoft.com/office/word/2010/wordprocessingDrawing" xmlns:wp="http://schemas.openxmlformats.org/drawingml/2006/wordprocessingDrawing" xmlns:w10="urn:schemas-microsoft-com:office:word" xmlns:w="http://schemas.openxmlformats.org/wordprocessingml/2006/main" xmlns:w14="http://schemas.microsoft.com/office/word/2010/wordml" xmlns:w15="http://schemas.microsoft.com/office/word/2012/wordml" xmlns:w16cex="http://schemas.microsoft.com/office/word/2018/wordml/cex" xmlns:w16cid="http://schemas.microsoft.com/office/word/2016/wordml/cid" xmlns:w16="http://schemas.microsoft.com/office/word/2018/wordml" xmlns:w16sdtdh="http://schemas.microsoft.com/office/word/2020/wordml/sdtdatahash" xmlns:w16se="http://schemas.microsoft.com/office/word/2015/wordml/symex" xmlns:wpg="http://schemas.microsoft.com/office/word/2010/wordprocessingGroup" xmlns:wpi="http://schemas.microsoft.com/office/word/2010/wordprocessingInk" xmlns:wne="http://schemas.microsoft.com/office/word/2006/wordml" xmlns:wps="http://schemas.microsoft.com/office/word/2010/wordprocessingShape" mc:Ignorable="w14 w15 w16se w16cid w16 w16cex w16sdtdh wp14">
+<w:footnotes xmlns:wpc="http://schemas.microsoft.com/office/word/2010/wordprocessingCanvas" xmlns:cx="http://schemas.microsoft.com/office/drawing/2014/chartex" xmlns:cx1="http://schemas.microsoft.com/office/drawing/2015/9/8/chartex" xmlns:cx2="http://schemas.microsoft.com/office/drawing/2015/10/21/chartex" xmlns:cx3="http://schemas.microsoft.com/office/drawing/2016/5/9/chartex" xmlns:cx4="http://schemas.microsoft.com/office/drawing/2016/5/10/chartex" xmlns:cx5="http://schemas.microsoft.com/office/drawing/2016/5/11/chartex" xmlns:cx6="http://schemas.microsoft.com/office/drawing/2016/5/12/chartex" xmlns:cx7="http://schemas.microsoft.com/office/drawing/2016/5/13/chartex" xmlns:cx8="http://schemas.microsoft.com/office/drawing/2016/5/14/chartex" xmlns:mc="http://schemas.openxmlformats.org/markup-compatibility/2006" xmlns:aink="http://schemas.microsoft.com/office/drawing/2016/ink" xmlns:am3d="http://schemas.microsoft.com/office/drawing/2017/model3d" xmlns:o="urn:schemas-microsoft-com:office:office" xmlns:oel="http://schemas.microsoft.com/office/2019/extlst" xmlns:r="http://schemas.openxmlformats.org/officeDocument/2006/relationships" xmlns:m="http://schemas.openxmlformats.org/officeDocument/2006/math" xmlns:v="urn:schemas-microsoft-com:vml" xmlns:wp14="http://schemas.microsoft.com/office/word/2010/wordprocessingDrawing" xmlns:wp="http://schemas.openxmlformats.org/drawingml/2006/wordprocessingDrawing" xmlns:w10="urn:schemas-microsoft-com:office:word" xmlns:w="http://schemas.openxmlformats.org/wordprocessingml/2006/main" xmlns:w14="http://schemas.microsoft.com/office/word/2010/wordml" xmlns:w15="http://schemas.microsoft.com/office/word/2012/wordml" xmlns:w16cei="http://schemas.microsoft.com/office/word/2026/wordml/cei" xmlns:w16cex="http://schemas.microsoft.com/office/word/2018/wordml/cex" xmlns:w16cid="http://schemas.microsoft.com/office/word/2016/wordml/cid" xmlns:w16="http://schemas.microsoft.com/office/word/2018/wordml" xmlns:w16du="http://schemas.microsoft.com/office/word/2023/wordml/word16du" xmlns:w16sdtdh="http://schemas.microsoft.com/office/word/2020/wordml/sdtdatahash" xmlns:w16sdtfl="http://schemas.microsoft.com/office/word/2024/wordml/sdtformatlock" xmlns:w16se="http://schemas.microsoft.com/office/word/2015/wordml/symex" xmlns:wpg="http://schemas.microsoft.com/office/word/2010/wordprocessingGroup" xmlns:wpi="http://schemas.microsoft.com/office/word/2010/wordprocessingInk" xmlns:wne="http://schemas.microsoft.com/office/word/2006/wordml" xmlns:wps="http://schemas.microsoft.com/office/word/2010/wordprocessingShape" mc:Ignorable="w14 w15 w16se w16cid w16 w16cex w16sdtdh w16sdtfl w16du wp14">
   <w:footnote w:type="separator" w:id="-1">
     <w:p>
       <w:pPr>
@@ -9676,7 +10080,7 @@
 </file>
 
 <file path=word/header1.xml><?xml version="1.0" encoding="utf-8"?>
-<w:hdr xmlns:wpc="http://schemas.microsoft.com/office/word/2010/wordprocessingCanvas" xmlns:cx="http://schemas.microsoft.com/office/drawing/2014/chartex" xmlns:cx1="http://schemas.microsoft.com/office/drawing/2015/9/8/chartex" xmlns:cx2="http://schemas.microsoft.com/office/drawing/2015/10/21/chartex" xmlns:cx3="http://schemas.microsoft.com/office/drawing/2016/5/9/chartex" xmlns:cx4="http://schemas.microsoft.com/office/drawing/2016/5/10/chartex" xmlns:cx5="http://schemas.microsoft.com/office/drawing/2016/5/11/chartex" xmlns:cx6="http://schemas.microsoft.com/office/drawing/2016/5/12/chartex" xmlns:cx7="http://schemas.microsoft.com/office/drawing/2016/5/13/chartex" xmlns:cx8="http://schemas.microsoft.com/office/drawing/2016/5/14/chartex" xmlns:mc="http://schemas.openxmlformats.org/markup-compatibility/2006" xmlns:aink="http://schemas.microsoft.com/office/drawing/2016/ink" xmlns:am3d="http://schemas.microsoft.com/office/drawing/2017/model3d" xmlns:o="urn:schemas-microsoft-com:office:office" xmlns:r="http://schemas.openxmlformats.org/officeDocument/2006/relationships" xmlns:m="http://schemas.openxmlformats.org/officeDocument/2006/math" xmlns:v="urn:schemas-microsoft-com:vml" xmlns:wp14="http://schemas.microsoft.com/office/word/2010/wordprocessingDrawing" xmlns:wp="http://schemas.openxmlformats.org/drawingml/2006/wordprocessingDrawing" xmlns:w10="urn:schemas-microsoft-com:office:word" xmlns:w="http://schemas.openxmlformats.org/wordprocessingml/2006/main" xmlns:w14="http://schemas.microsoft.com/office/word/2010/wordml" xmlns:w15="http://schemas.microsoft.com/office/word/2012/wordml" xmlns:w16cex="http://schemas.microsoft.com/office/word/2018/wordml/cex" xmlns:w16cid="http://schemas.microsoft.com/office/word/2016/wordml/cid" xmlns:w16="http://schemas.microsoft.com/office/word/2018/wordml" xmlns:w16sdtdh="http://schemas.microsoft.com/office/word/2020/wordml/sdtdatahash" xmlns:w16se="http://schemas.microsoft.com/office/word/2015/wordml/symex" xmlns:wpg="http://schemas.microsoft.com/office/word/2010/wordprocessingGroup" xmlns:wpi="http://schemas.microsoft.com/office/word/2010/wordprocessingInk" xmlns:wne="http://schemas.microsoft.com/office/word/2006/wordml" xmlns:wps="http://schemas.microsoft.com/office/word/2010/wordprocessingShape" mc:Ignorable="w14 w15 w16se w16cid w16 w16cex w16sdtdh wp14">
+<w:hdr xmlns:wpc="http://schemas.microsoft.com/office/word/2010/wordprocessingCanvas" xmlns:cx="http://schemas.microsoft.com/office/drawing/2014/chartex" xmlns:cx1="http://schemas.microsoft.com/office/drawing/2015/9/8/chartex" xmlns:cx2="http://schemas.microsoft.com/office/drawing/2015/10/21/chartex" xmlns:cx3="http://schemas.microsoft.com/office/drawing/2016/5/9/chartex" xmlns:cx4="http://schemas.microsoft.com/office/drawing/2016/5/10/chartex" xmlns:cx5="http://schemas.microsoft.com/office/drawing/2016/5/11/chartex" xmlns:cx6="http://schemas.microsoft.com/office/drawing/2016/5/12/chartex" xmlns:cx7="http://schemas.microsoft.com/office/drawing/2016/5/13/chartex" xmlns:cx8="http://schemas.microsoft.com/office/drawing/2016/5/14/chartex" xmlns:mc="http://schemas.openxmlformats.org/markup-compatibility/2006" xmlns:aink="http://schemas.microsoft.com/office/drawing/2016/ink" xmlns:am3d="http://schemas.microsoft.com/office/drawing/2017/model3d" xmlns:o="urn:schemas-microsoft-com:office:office" xmlns:oel="http://schemas.microsoft.com/office/2019/extlst" xmlns:r="http://schemas.openxmlformats.org/officeDocument/2006/relationships" xmlns:m="http://schemas.openxmlformats.org/officeDocument/2006/math" xmlns:v="urn:schemas-microsoft-com:vml" xmlns:wp14="http://schemas.microsoft.com/office/word/2010/wordprocessingDrawing" xmlns:wp="http://schemas.openxmlformats.org/drawingml/2006/wordprocessingDrawing" xmlns:w10="urn:schemas-microsoft-com:office:word" xmlns:w="http://schemas.openxmlformats.org/wordprocessingml/2006/main" xmlns:w14="http://schemas.microsoft.com/office/word/2010/wordml" xmlns:w15="http://schemas.microsoft.com/office/word/2012/wordml" xmlns:w16cei="http://schemas.microsoft.com/office/word/2026/wordml/cei" xmlns:w16cex="http://schemas.microsoft.com/office/word/2018/wordml/cex" xmlns:w16cid="http://schemas.microsoft.com/office/word/2016/wordml/cid" xmlns:w16="http://schemas.microsoft.com/office/word/2018/wordml" xmlns:w16du="http://schemas.microsoft.com/office/word/2023/wordml/word16du" xmlns:w16sdtdh="http://schemas.microsoft.com/office/word/2020/wordml/sdtdatahash" xmlns:w16sdtfl="http://schemas.microsoft.com/office/word/2024/wordml/sdtformatlock" xmlns:w16se="http://schemas.microsoft.com/office/word/2015/wordml/symex" xmlns:wpg="http://schemas.microsoft.com/office/word/2010/wordprocessingGroup" xmlns:wpi="http://schemas.microsoft.com/office/word/2010/wordprocessingInk" xmlns:wne="http://schemas.microsoft.com/office/word/2006/wordml" xmlns:wps="http://schemas.microsoft.com/office/word/2010/wordprocessingShape" mc:Ignorable="w14 w15 w16se w16cid w16 w16cex w16sdtdh w16sdtfl w16du wp14">
   <w:p>
     <w:pPr>
       <w:pStyle w:val="Encabezado"/>
@@ -9763,7 +10167,7 @@
 </file>
 
 <file path=word/numbering.xml><?xml version="1.0" encoding="utf-8"?>
-<w:numbering xmlns:wpc="http://schemas.microsoft.com/office/word/2010/wordprocessingCanvas" xmlns:cx="http://schemas.microsoft.com/office/drawing/2014/chartex" xmlns:cx1="http://schemas.microsoft.com/office/drawing/2015/9/8/chartex" xmlns:cx2="http://schemas.microsoft.com/office/drawing/2015/10/21/chartex" xmlns:cx3="http://schemas.microsoft.com/office/drawing/2016/5/9/chartex" xmlns:cx4="http://schemas.microsoft.com/office/drawing/2016/5/10/chartex" xmlns:cx5="http://schemas.microsoft.com/office/drawing/2016/5/11/chartex" xmlns:cx6="http://schemas.microsoft.com/office/drawing/2016/5/12/chartex" xmlns:cx7="http://schemas.microsoft.com/office/drawing/2016/5/13/chartex" xmlns:cx8="http://schemas.microsoft.com/office/drawing/2016/5/14/chartex" xmlns:mc="http://schemas.openxmlformats.org/markup-compatibility/2006" xmlns:aink="http://schemas.microsoft.com/office/drawing/2016/ink" xmlns:am3d="http://schemas.microsoft.com/office/drawing/2017/model3d" xmlns:o="urn:schemas-microsoft-com:office:office" xmlns:r="http://schemas.openxmlformats.org/officeDocument/2006/relationships" xmlns:m="http://schemas.openxmlformats.org/officeDocument/2006/math" xmlns:v="urn:schemas-microsoft-com:vml" xmlns:wp14="http://schemas.microsoft.com/office/word/2010/wordprocessingDrawing" xmlns:wp="http://schemas.openxmlformats.org/drawingml/2006/wordprocessingDrawing" xmlns:w10="urn:schemas-microsoft-com:office:word" xmlns:w="http://schemas.openxmlformats.org/wordprocessingml/2006/main" xmlns:w14="http://schemas.microsoft.com/office/word/2010/wordml" xmlns:w15="http://schemas.microsoft.com/office/word/2012/wordml" xmlns:w16cex="http://schemas.microsoft.com/office/word/2018/wordml/cex" xmlns:w16cid="http://schemas.microsoft.com/office/word/2016/wordml/cid" xmlns:w16="http://schemas.microsoft.com/office/word/2018/wordml" xmlns:w16sdtdh="http://schemas.microsoft.com/office/word/2020/wordml/sdtdatahash" xmlns:w16se="http://schemas.microsoft.com/office/word/2015/wordml/symex" xmlns:wpg="http://schemas.microsoft.com/office/word/2010/wordprocessingGroup" xmlns:wpi="http://schemas.microsoft.com/office/word/2010/wordprocessingInk" xmlns:wne="http://schemas.microsoft.com/office/word/2006/wordml" xmlns:wps="http://schemas.microsoft.com/office/word/2010/wordprocessingShape" mc:Ignorable="w14 w15 w16se w16cid w16 w16cex w16sdtdh wp14">
+<w:numbering xmlns:wpc="http://schemas.microsoft.com/office/word/2010/wordprocessingCanvas" xmlns:cx="http://schemas.microsoft.com/office/drawing/2014/chartex" xmlns:cx1="http://schemas.microsoft.com/office/drawing/2015/9/8/chartex" xmlns:cx2="http://schemas.microsoft.com/office/drawing/2015/10/21/chartex" xmlns:cx3="http://schemas.microsoft.com/office/drawing/2016/5/9/chartex" xmlns:cx4="http://schemas.microsoft.com/office/drawing/2016/5/10/chartex" xmlns:cx5="http://schemas.microsoft.com/office/drawing/2016/5/11/chartex" xmlns:cx6="http://schemas.microsoft.com/office/drawing/2016/5/12/chartex" xmlns:cx7="http://schemas.microsoft.com/office/drawing/2016/5/13/chartex" xmlns:cx8="http://schemas.microsoft.com/office/drawing/2016/5/14/chartex" xmlns:mc="http://schemas.openxmlformats.org/markup-compatibility/2006" xmlns:aink="http://schemas.microsoft.com/office/drawing/2016/ink" xmlns:am3d="http://schemas.microsoft.com/office/drawing/2017/model3d" xmlns:o="urn:schemas-microsoft-com:office:office" xmlns:oel="http://schemas.microsoft.com/office/2019/extlst" xmlns:r="http://schemas.openxmlformats.org/officeDocument/2006/relationships" xmlns:m="http://schemas.openxmlformats.org/officeDocument/2006/math" xmlns:v="urn:schemas-microsoft-com:vml" xmlns:wp14="http://schemas.microsoft.com/office/word/2010/wordprocessingDrawing" xmlns:wp="http://schemas.openxmlformats.org/drawingml/2006/wordprocessingDrawing" xmlns:w10="urn:schemas-microsoft-com:office:word" xmlns:w="http://schemas.openxmlformats.org/wordprocessingml/2006/main" xmlns:w14="http://schemas.microsoft.com/office/word/2010/wordml" xmlns:w15="http://schemas.microsoft.com/office/word/2012/wordml" xmlns:w16cei="http://schemas.microsoft.com/office/word/2026/wordml/cei" xmlns:w16cex="http://schemas.microsoft.com/office/word/2018/wordml/cex" xmlns:w16cid="http://schemas.microsoft.com/office/word/2016/wordml/cid" xmlns:w16="http://schemas.microsoft.com/office/word/2018/wordml" xmlns:w16du="http://schemas.microsoft.com/office/word/2023/wordml/word16du" xmlns:w16sdtdh="http://schemas.microsoft.com/office/word/2020/wordml/sdtdatahash" xmlns:w16sdtfl="http://schemas.microsoft.com/office/word/2024/wordml/sdtformatlock" xmlns:w16se="http://schemas.microsoft.com/office/word/2015/wordml/symex" xmlns:wpg="http://schemas.microsoft.com/office/word/2010/wordprocessingGroup" xmlns:wpi="http://schemas.microsoft.com/office/word/2010/wordprocessingInk" xmlns:wne="http://schemas.microsoft.com/office/word/2006/wordml" xmlns:wps="http://schemas.microsoft.com/office/word/2010/wordprocessingShape" mc:Ignorable="w14 w15 w16se w16cid w16 w16cex w16sdtdh w16sdtfl w16du wp14">
   <w:abstractNum w:abstractNumId="0" w15:restartNumberingAfterBreak="0">
     <w:nsid w:val="FFFFFF89"/>
     <w:multiLevelType w:val="singleLevel"/>
@@ -13097,97 +13501,97 @@
       </w:rPr>
     </w:lvl>
   </w:abstractNum>
-  <w:num w:numId="1">
+  <w:num w:numId="1" w16cid:durableId="275674780">
     <w:abstractNumId w:val="0"/>
   </w:num>
-  <w:num w:numId="2">
+  <w:num w:numId="2" w16cid:durableId="1234244210">
     <w:abstractNumId w:val="9"/>
   </w:num>
-  <w:num w:numId="3">
+  <w:num w:numId="3" w16cid:durableId="471945131">
     <w:abstractNumId w:val="22"/>
   </w:num>
-  <w:num w:numId="4">
+  <w:num w:numId="4" w16cid:durableId="549265301">
     <w:abstractNumId w:val="14"/>
   </w:num>
-  <w:num w:numId="5">
+  <w:num w:numId="5" w16cid:durableId="1467117557">
     <w:abstractNumId w:val="16"/>
   </w:num>
-  <w:num w:numId="6">
+  <w:num w:numId="6" w16cid:durableId="163403226">
     <w:abstractNumId w:val="10"/>
   </w:num>
-  <w:num w:numId="7">
+  <w:num w:numId="7" w16cid:durableId="1636910218">
     <w:abstractNumId w:val="24"/>
   </w:num>
-  <w:num w:numId="8">
+  <w:num w:numId="8" w16cid:durableId="503399975">
     <w:abstractNumId w:val="18"/>
   </w:num>
-  <w:num w:numId="9">
+  <w:num w:numId="9" w16cid:durableId="2032100299">
     <w:abstractNumId w:val="4"/>
   </w:num>
-  <w:num w:numId="10">
+  <w:num w:numId="10" w16cid:durableId="1655530860">
     <w:abstractNumId w:val="30"/>
   </w:num>
-  <w:num w:numId="11">
+  <w:num w:numId="11" w16cid:durableId="261645209">
     <w:abstractNumId w:val="11"/>
   </w:num>
-  <w:num w:numId="12">
+  <w:num w:numId="12" w16cid:durableId="1646817534">
     <w:abstractNumId w:val="15"/>
   </w:num>
-  <w:num w:numId="13">
+  <w:num w:numId="13" w16cid:durableId="210194635">
     <w:abstractNumId w:val="8"/>
   </w:num>
-  <w:num w:numId="14">
+  <w:num w:numId="14" w16cid:durableId="1933925729">
     <w:abstractNumId w:val="3"/>
   </w:num>
-  <w:num w:numId="15">
+  <w:num w:numId="15" w16cid:durableId="1857499737">
     <w:abstractNumId w:val="1"/>
   </w:num>
-  <w:num w:numId="16">
+  <w:num w:numId="16" w16cid:durableId="252932746">
     <w:abstractNumId w:val="2"/>
   </w:num>
-  <w:num w:numId="17">
+  <w:num w:numId="17" w16cid:durableId="459149790">
     <w:abstractNumId w:val="5"/>
   </w:num>
-  <w:num w:numId="18">
+  <w:num w:numId="18" w16cid:durableId="1930849495">
     <w:abstractNumId w:val="25"/>
   </w:num>
-  <w:num w:numId="19">
+  <w:num w:numId="19" w16cid:durableId="265888478">
     <w:abstractNumId w:val="20"/>
   </w:num>
-  <w:num w:numId="20">
+  <w:num w:numId="20" w16cid:durableId="994989969">
     <w:abstractNumId w:val="21"/>
   </w:num>
-  <w:num w:numId="21">
+  <w:num w:numId="21" w16cid:durableId="94442764">
     <w:abstractNumId w:val="26"/>
   </w:num>
-  <w:num w:numId="22">
+  <w:num w:numId="22" w16cid:durableId="1736973074">
     <w:abstractNumId w:val="29"/>
   </w:num>
-  <w:num w:numId="23">
+  <w:num w:numId="23" w16cid:durableId="790976530">
     <w:abstractNumId w:val="19"/>
   </w:num>
-  <w:num w:numId="24">
+  <w:num w:numId="24" w16cid:durableId="491141438">
     <w:abstractNumId w:val="7"/>
   </w:num>
-  <w:num w:numId="25">
+  <w:num w:numId="25" w16cid:durableId="1466657207">
     <w:abstractNumId w:val="23"/>
   </w:num>
-  <w:num w:numId="26">
+  <w:num w:numId="26" w16cid:durableId="1170875769">
     <w:abstractNumId w:val="17"/>
   </w:num>
-  <w:num w:numId="27">
+  <w:num w:numId="27" w16cid:durableId="1699311355">
     <w:abstractNumId w:val="27"/>
   </w:num>
-  <w:num w:numId="28">
+  <w:num w:numId="28" w16cid:durableId="1745491759">
     <w:abstractNumId w:val="28"/>
   </w:num>
-  <w:num w:numId="29">
+  <w:num w:numId="29" w16cid:durableId="1795055487">
     <w:abstractNumId w:val="6"/>
   </w:num>
-  <w:num w:numId="30">
+  <w:num w:numId="30" w16cid:durableId="2137750020">
     <w:abstractNumId w:val="12"/>
   </w:num>
-  <w:num w:numId="31">
+  <w:num w:numId="31" w16cid:durableId="1069884693">
     <w:abstractNumId w:val="13"/>
   </w:num>
   <w:numIdMacAtCleanup w:val="21"/>
@@ -13195,7 +13599,7 @@
 </file>
 
 <file path=word/styles.xml><?xml version="1.0" encoding="utf-8"?>
-<w:styles xmlns:mc="http://schemas.openxmlformats.org/markup-compatibility/2006" xmlns:r="http://schemas.openxmlformats.org/officeDocument/2006/relationships" xmlns:w="http://schemas.openxmlformats.org/wordprocessingml/2006/main" xmlns:w14="http://schemas.microsoft.com/office/word/2010/wordml" xmlns:w15="http://schemas.microsoft.com/office/word/2012/wordml" xmlns:w16cex="http://schemas.microsoft.com/office/word/2018/wordml/cex" xmlns:w16cid="http://schemas.microsoft.com/office/word/2016/wordml/cid" xmlns:w16="http://schemas.microsoft.com/office/word/2018/wordml" xmlns:w16sdtdh="http://schemas.microsoft.com/office/word/2020/wordml/sdtdatahash" xmlns:w16se="http://schemas.microsoft.com/office/word/2015/wordml/symex" mc:Ignorable="w14 w15 w16se w16cid w16 w16cex w16sdtdh">
+<w:styles xmlns:mc="http://schemas.openxmlformats.org/markup-compatibility/2006" xmlns:r="http://schemas.openxmlformats.org/officeDocument/2006/relationships" xmlns:w="http://schemas.openxmlformats.org/wordprocessingml/2006/main" xmlns:w14="http://schemas.microsoft.com/office/word/2010/wordml" xmlns:w15="http://schemas.microsoft.com/office/word/2012/wordml" xmlns:w16cex="http://schemas.microsoft.com/office/word/2018/wordml/cex" xmlns:w16cid="http://schemas.microsoft.com/office/word/2016/wordml/cid" xmlns:w16="http://schemas.microsoft.com/office/word/2018/wordml" xmlns:w16du="http://schemas.microsoft.com/office/word/2023/wordml/word16du" xmlns:w16sdtdh="http://schemas.microsoft.com/office/word/2020/wordml/sdtdatahash" xmlns:w16sdtfl="http://schemas.microsoft.com/office/word/2024/wordml/sdtformatlock" xmlns:w16se="http://schemas.microsoft.com/office/word/2015/wordml/symex" mc:Ignorable="w14 w15 w16se w16cid w16 w16cex w16sdtdh w16sdtfl w16du">
   <w:docDefaults>
     <w:rPrDefault>
       <w:rPr>
@@ -14543,7 +14947,7 @@
       </w:rPr>
     </w:tblStylePr>
   </w:style>
-  <w:style w:type="character" w:styleId="Textoennegrita">
+  <w:style w:type="character" w:styleId="Fuerte">
     <w:name w:val="Strong"/>
     <w:basedOn w:val="Fuentedeprrafopredeter"/>
     <w:uiPriority w:val="22"/>

--- a/fuentes/52430467_CF01_DU.docx
+++ b/fuentes/52430467_CF01_DU.docx
@@ -581,7 +581,7 @@
           <w:r>
             <w:fldChar w:fldCharType="separate"/>
           </w:r>
-          <w:hyperlink w:anchor="_Toc236138141" w:history="1">
+          <w:hyperlink w:anchor="_Toc237968186" w:history="1">
             <w:r>
               <w:rPr>
                 <w:rStyle w:val="Hipervnculo"/>
@@ -608,7 +608,7 @@
                 <w:noProof/>
                 <w:webHidden/>
               </w:rPr>
-              <w:instrText xml:space="preserve"> PAGEREF _Toc236138141 \h </w:instrText>
+              <w:instrText xml:space="preserve"> PAGEREF _Toc237968186 \h </w:instrText>
             </w:r>
             <w:r>
               <w:rPr>
@@ -653,7 +653,7 @@
               <w:lang w:eastAsia="es-CO"/>
             </w:rPr>
           </w:pPr>
-          <w:hyperlink w:anchor="_Toc236138142" w:history="1">
+          <w:hyperlink w:anchor="_Toc237968187" w:history="1">
             <w:r>
               <w:rPr>
                 <w:rStyle w:val="Hipervnculo"/>
@@ -680,7 +680,7 @@
                 <w:noProof/>
                 <w:webHidden/>
               </w:rPr>
-              <w:instrText xml:space="preserve"> PAGEREF _Toc236138142 \h </w:instrText>
+              <w:instrText xml:space="preserve"> PAGEREF _Toc237968187 \h </w:instrText>
             </w:r>
             <w:r>
               <w:rPr>
@@ -725,7 +725,7 @@
               <w:lang w:eastAsia="es-CO"/>
             </w:rPr>
           </w:pPr>
-          <w:hyperlink w:anchor="_Toc236138143" w:history="1">
+          <w:hyperlink w:anchor="_Toc237968188" w:history="1">
             <w:r>
               <w:rPr>
                 <w:rStyle w:val="Hipervnculo"/>
@@ -752,7 +752,7 @@
                 <w:noProof/>
                 <w:webHidden/>
               </w:rPr>
-              <w:instrText xml:space="preserve"> PAGEREF _Toc236138143 \h </w:instrText>
+              <w:instrText xml:space="preserve"> PAGEREF _Toc237968188 \h </w:instrText>
             </w:r>
             <w:r>
               <w:rPr>
@@ -797,7 +797,7 @@
               <w:lang w:eastAsia="es-CO"/>
             </w:rPr>
           </w:pPr>
-          <w:hyperlink w:anchor="_Toc236138144" w:history="1">
+          <w:hyperlink w:anchor="_Toc237968189" w:history="1">
             <w:r>
               <w:rPr>
                 <w:rStyle w:val="Hipervnculo"/>
@@ -824,7 +824,7 @@
                 <w:noProof/>
                 <w:webHidden/>
               </w:rPr>
-              <w:instrText xml:space="preserve"> PAGEREF _Toc236138144 \h </w:instrText>
+              <w:instrText xml:space="preserve"> PAGEREF _Toc237968189 \h </w:instrText>
             </w:r>
             <w:r>
               <w:rPr>
@@ -869,7 +869,7 @@
               <w:lang w:eastAsia="es-CO"/>
             </w:rPr>
           </w:pPr>
-          <w:hyperlink w:anchor="_Toc236138145" w:history="1">
+          <w:hyperlink w:anchor="_Toc237968190" w:history="1">
             <w:r>
               <w:rPr>
                 <w:rStyle w:val="Hipervnculo"/>
@@ -896,7 +896,7 @@
                 <w:noProof/>
                 <w:webHidden/>
               </w:rPr>
-              <w:instrText xml:space="preserve"> PAGEREF _Toc236138145 \h </w:instrText>
+              <w:instrText xml:space="preserve"> PAGEREF _Toc237968190 \h </w:instrText>
             </w:r>
             <w:r>
               <w:rPr>
@@ -941,7 +941,7 @@
               <w:lang w:eastAsia="es-CO"/>
             </w:rPr>
           </w:pPr>
-          <w:hyperlink w:anchor="_Toc236138146" w:history="1">
+          <w:hyperlink w:anchor="_Toc237968191" w:history="1">
             <w:r>
               <w:rPr>
                 <w:rStyle w:val="Hipervnculo"/>
@@ -968,7 +968,7 @@
                 <w:noProof/>
                 <w:webHidden/>
               </w:rPr>
-              <w:instrText xml:space="preserve"> PAGEREF _Toc236138146 \h </w:instrText>
+              <w:instrText xml:space="preserve"> PAGEREF _Toc237968191 \h </w:instrText>
             </w:r>
             <w:r>
               <w:rPr>
@@ -1013,7 +1013,7 @@
               <w:lang w:eastAsia="es-CO"/>
             </w:rPr>
           </w:pPr>
-          <w:hyperlink w:anchor="_Toc236138147" w:history="1">
+          <w:hyperlink w:anchor="_Toc237968192" w:history="1">
             <w:r>
               <w:rPr>
                 <w:rStyle w:val="Hipervnculo"/>
@@ -1040,7 +1040,7 @@
                 <w:noProof/>
                 <w:webHidden/>
               </w:rPr>
-              <w:instrText xml:space="preserve"> PAGEREF _Toc236138147 \h </w:instrText>
+              <w:instrText xml:space="preserve"> PAGEREF _Toc237968192 \h </w:instrText>
             </w:r>
             <w:r>
               <w:rPr>
@@ -1085,7 +1085,7 @@
               <w:lang w:eastAsia="es-CO"/>
             </w:rPr>
           </w:pPr>
-          <w:hyperlink w:anchor="_Toc236138148" w:history="1">
+          <w:hyperlink w:anchor="_Toc237968193" w:history="1">
             <w:r>
               <w:rPr>
                 <w:rStyle w:val="Hipervnculo"/>
@@ -1112,7 +1112,7 @@
                 <w:noProof/>
                 <w:webHidden/>
               </w:rPr>
-              <w:instrText xml:space="preserve"> PAGEREF _Toc236138148 \h </w:instrText>
+              <w:instrText xml:space="preserve"> PAGEREF _Toc237968193 \h </w:instrText>
             </w:r>
             <w:r>
               <w:rPr>
@@ -1157,7 +1157,7 @@
               <w:lang w:eastAsia="es-CO"/>
             </w:rPr>
           </w:pPr>
-          <w:hyperlink w:anchor="_Toc236138149" w:history="1">
+          <w:hyperlink w:anchor="_Toc237968194" w:history="1">
             <w:r>
               <w:rPr>
                 <w:rStyle w:val="Hipervnculo"/>
@@ -1184,7 +1184,7 @@
                 <w:noProof/>
                 <w:webHidden/>
               </w:rPr>
-              <w:instrText xml:space="preserve"> PAGEREF _Toc236138149 \h </w:instrText>
+              <w:instrText xml:space="preserve"> PAGEREF _Toc237968194 \h </w:instrText>
             </w:r>
             <w:r>
               <w:rPr>
@@ -1229,7 +1229,7 @@
               <w:lang w:eastAsia="es-CO"/>
             </w:rPr>
           </w:pPr>
-          <w:hyperlink w:anchor="_Toc236138150" w:history="1">
+          <w:hyperlink w:anchor="_Toc237968195" w:history="1">
             <w:r>
               <w:rPr>
                 <w:rStyle w:val="Hipervnculo"/>
@@ -1256,7 +1256,7 @@
                 <w:noProof/>
                 <w:webHidden/>
               </w:rPr>
-              <w:instrText xml:space="preserve"> PAGEREF _Toc236138150 \h </w:instrText>
+              <w:instrText xml:space="preserve"> PAGEREF _Toc237968195 \h </w:instrText>
             </w:r>
             <w:r>
               <w:rPr>
@@ -1301,7 +1301,7 @@
               <w:lang w:eastAsia="es-CO"/>
             </w:rPr>
           </w:pPr>
-          <w:hyperlink w:anchor="_Toc236138151" w:history="1">
+          <w:hyperlink w:anchor="_Toc237968196" w:history="1">
             <w:r>
               <w:rPr>
                 <w:rStyle w:val="Hipervnculo"/>
@@ -1328,7 +1328,7 @@
                 <w:noProof/>
                 <w:webHidden/>
               </w:rPr>
-              <w:instrText xml:space="preserve"> PAGEREF _Toc236138151 \h </w:instrText>
+              <w:instrText xml:space="preserve"> PAGEREF _Toc237968196 \h </w:instrText>
             </w:r>
             <w:r>
               <w:rPr>
@@ -1373,7 +1373,7 @@
               <w:lang w:eastAsia="es-CO"/>
             </w:rPr>
           </w:pPr>
-          <w:hyperlink w:anchor="_Toc236138152" w:history="1">
+          <w:hyperlink w:anchor="_Toc237968197" w:history="1">
             <w:r>
               <w:rPr>
                 <w:rStyle w:val="Hipervnculo"/>
@@ -1400,7 +1400,7 @@
                 <w:noProof/>
                 <w:webHidden/>
               </w:rPr>
-              <w:instrText xml:space="preserve"> PAGEREF _Toc236138152 \h </w:instrText>
+              <w:instrText xml:space="preserve"> PAGEREF _Toc237968197 \h </w:instrText>
             </w:r>
             <w:r>
               <w:rPr>
@@ -1445,7 +1445,7 @@
               <w:lang w:eastAsia="es-CO"/>
             </w:rPr>
           </w:pPr>
-          <w:hyperlink w:anchor="_Toc236138153" w:history="1">
+          <w:hyperlink w:anchor="_Toc237968198" w:history="1">
             <w:r>
               <w:rPr>
                 <w:rStyle w:val="Hipervnculo"/>
@@ -1474,7 +1474,7 @@
                 <w:noProof/>
                 <w:webHidden/>
               </w:rPr>
-              <w:instrText xml:space="preserve"> PAGEREF _Toc236138153 \h </w:instrText>
+              <w:instrText xml:space="preserve"> PAGEREF _Toc237968198 \h </w:instrText>
             </w:r>
             <w:r>
               <w:rPr>
@@ -1519,7 +1519,7 @@
               <w:lang w:eastAsia="es-CO"/>
             </w:rPr>
           </w:pPr>
-          <w:hyperlink w:anchor="_Toc236138154" w:history="1">
+          <w:hyperlink w:anchor="_Toc237968199" w:history="1">
             <w:r>
               <w:rPr>
                 <w:rStyle w:val="Hipervnculo"/>
@@ -1546,7 +1546,7 @@
                 <w:noProof/>
                 <w:webHidden/>
               </w:rPr>
-              <w:instrText xml:space="preserve"> PAGEREF _Toc236138154 \h </w:instrText>
+              <w:instrText xml:space="preserve"> PAGEREF _Toc237968199 \h </w:instrText>
             </w:r>
             <w:r>
               <w:rPr>
@@ -1591,7 +1591,7 @@
               <w:lang w:eastAsia="es-CO"/>
             </w:rPr>
           </w:pPr>
-          <w:hyperlink w:anchor="_Toc236138155" w:history="1">
+          <w:hyperlink w:anchor="_Toc237968200" w:history="1">
             <w:r>
               <w:rPr>
                 <w:rStyle w:val="Hipervnculo"/>
@@ -1618,7 +1618,7 @@
                 <w:noProof/>
                 <w:webHidden/>
               </w:rPr>
-              <w:instrText xml:space="preserve"> PAGEREF _Toc236138155 \h </w:instrText>
+              <w:instrText xml:space="preserve"> PAGEREF _Toc237968200 \h </w:instrText>
             </w:r>
             <w:r>
               <w:rPr>
@@ -1663,7 +1663,7 @@
               <w:lang w:eastAsia="es-CO"/>
             </w:rPr>
           </w:pPr>
-          <w:hyperlink w:anchor="_Toc236138156" w:history="1">
+          <w:hyperlink w:anchor="_Toc237968201" w:history="1">
             <w:r>
               <w:rPr>
                 <w:rStyle w:val="Hipervnculo"/>
@@ -1690,7 +1690,7 @@
                 <w:noProof/>
                 <w:webHidden/>
               </w:rPr>
-              <w:instrText xml:space="preserve"> PAGEREF _Toc236138156 \h </w:instrText>
+              <w:instrText xml:space="preserve"> PAGEREF _Toc237968201 \h </w:instrText>
             </w:r>
             <w:r>
               <w:rPr>
@@ -1735,7 +1735,7 @@
               <w:lang w:eastAsia="es-CO"/>
             </w:rPr>
           </w:pPr>
-          <w:hyperlink w:anchor="_Toc236138157" w:history="1">
+          <w:hyperlink w:anchor="_Toc237968202" w:history="1">
             <w:r>
               <w:rPr>
                 <w:rStyle w:val="Hipervnculo"/>
@@ -1762,7 +1762,7 @@
                 <w:noProof/>
                 <w:webHidden/>
               </w:rPr>
-              <w:instrText xml:space="preserve"> PAGEREF _Toc236138157 \h </w:instrText>
+              <w:instrText xml:space="preserve"> PAGEREF _Toc237968202 \h </w:instrText>
             </w:r>
             <w:r>
               <w:rPr>
@@ -1807,7 +1807,7 @@
               <w:lang w:eastAsia="es-CO"/>
             </w:rPr>
           </w:pPr>
-          <w:hyperlink w:anchor="_Toc236138158" w:history="1">
+          <w:hyperlink w:anchor="_Toc237968203" w:history="1">
             <w:r>
               <w:rPr>
                 <w:rStyle w:val="Hipervnculo"/>
@@ -1859,7 +1859,7 @@
                 <w:noProof/>
                 <w:webHidden/>
               </w:rPr>
-              <w:instrText xml:space="preserve"> PAGEREF _Toc236138158 \h </w:instrText>
+              <w:instrText xml:space="preserve"> PAGEREF _Toc237968203 \h </w:instrText>
             </w:r>
             <w:r>
               <w:rPr>
@@ -1904,7 +1904,7 @@
               <w:lang w:eastAsia="es-CO"/>
             </w:rPr>
           </w:pPr>
-          <w:hyperlink w:anchor="_Toc236138159" w:history="1">
+          <w:hyperlink w:anchor="_Toc237968204" w:history="1">
             <w:r>
               <w:rPr>
                 <w:rStyle w:val="Hipervnculo"/>
@@ -1931,7 +1931,7 @@
                 <w:noProof/>
                 <w:webHidden/>
               </w:rPr>
-              <w:instrText xml:space="preserve"> PAGEREF _Toc236138159 \h </w:instrText>
+              <w:instrText xml:space="preserve"> PAGEREF _Toc237968204 \h </w:instrText>
             </w:r>
             <w:r>
               <w:rPr>
@@ -1976,7 +1976,7 @@
               <w:lang w:eastAsia="es-CO"/>
             </w:rPr>
           </w:pPr>
-          <w:hyperlink w:anchor="_Toc236138160" w:history="1">
+          <w:hyperlink w:anchor="_Toc237968205" w:history="1">
             <w:r>
               <w:rPr>
                 <w:rStyle w:val="Hipervnculo"/>
@@ -2003,7 +2003,7 @@
                 <w:noProof/>
                 <w:webHidden/>
               </w:rPr>
-              <w:instrText xml:space="preserve"> PAGEREF _Toc236138160 \h </w:instrText>
+              <w:instrText xml:space="preserve"> PAGEREF _Toc237968205 \h </w:instrText>
             </w:r>
             <w:r>
               <w:rPr>
@@ -2048,7 +2048,7 @@
               <w:lang w:eastAsia="es-CO"/>
             </w:rPr>
           </w:pPr>
-          <w:hyperlink w:anchor="_Toc236138161" w:history="1">
+          <w:hyperlink w:anchor="_Toc237968206" w:history="1">
             <w:r>
               <w:rPr>
                 <w:rStyle w:val="Hipervnculo"/>
@@ -2075,7 +2075,7 @@
                 <w:noProof/>
                 <w:webHidden/>
               </w:rPr>
-              <w:instrText xml:space="preserve"> PAGEREF _Toc236138161 \h </w:instrText>
+              <w:instrText xml:space="preserve"> PAGEREF _Toc237968206 \h </w:instrText>
             </w:r>
             <w:r>
               <w:rPr>
@@ -2120,7 +2120,7 @@
               <w:lang w:eastAsia="es-CO"/>
             </w:rPr>
           </w:pPr>
-          <w:hyperlink w:anchor="_Toc236138162" w:history="1">
+          <w:hyperlink w:anchor="_Toc237968207" w:history="1">
             <w:r>
               <w:rPr>
                 <w:rStyle w:val="Hipervnculo"/>
@@ -2147,7 +2147,7 @@
                 <w:noProof/>
                 <w:webHidden/>
               </w:rPr>
-              <w:instrText xml:space="preserve"> PAGEREF _Toc236138162 \h </w:instrText>
+              <w:instrText xml:space="preserve"> PAGEREF _Toc237968207 \h </w:instrText>
             </w:r>
             <w:r>
               <w:rPr>
@@ -2192,7 +2192,7 @@
               <w:lang w:eastAsia="es-CO"/>
             </w:rPr>
           </w:pPr>
-          <w:hyperlink w:anchor="_Toc236138163" w:history="1">
+          <w:hyperlink w:anchor="_Toc237968208" w:history="1">
             <w:r>
               <w:rPr>
                 <w:rStyle w:val="Hipervnculo"/>
@@ -2219,7 +2219,7 @@
                 <w:noProof/>
                 <w:webHidden/>
               </w:rPr>
-              <w:instrText xml:space="preserve"> PAGEREF _Toc236138163 \h </w:instrText>
+              <w:instrText xml:space="preserve"> PAGEREF _Toc237968208 \h </w:instrText>
             </w:r>
             <w:r>
               <w:rPr>
@@ -2264,7 +2264,7 @@
               <w:lang w:eastAsia="es-CO"/>
             </w:rPr>
           </w:pPr>
-          <w:hyperlink w:anchor="_Toc236138164" w:history="1">
+          <w:hyperlink w:anchor="_Toc237968209" w:history="1">
             <w:r>
               <w:rPr>
                 <w:rStyle w:val="Hipervnculo"/>
@@ -2291,7 +2291,7 @@
                 <w:noProof/>
                 <w:webHidden/>
               </w:rPr>
-              <w:instrText xml:space="preserve"> PAGEREF _Toc236138164 \h </w:instrText>
+              <w:instrText xml:space="preserve"> PAGEREF _Toc237968209 \h </w:instrText>
             </w:r>
             <w:r>
               <w:rPr>
@@ -2336,7 +2336,7 @@
               <w:lang w:eastAsia="es-CO"/>
             </w:rPr>
           </w:pPr>
-          <w:hyperlink w:anchor="_Toc236138165" w:history="1">
+          <w:hyperlink w:anchor="_Toc237968210" w:history="1">
             <w:r>
               <w:rPr>
                 <w:rStyle w:val="Hipervnculo"/>
@@ -2363,7 +2363,7 @@
                 <w:noProof/>
                 <w:webHidden/>
               </w:rPr>
-              <w:instrText xml:space="preserve"> PAGEREF _Toc236138165 \h </w:instrText>
+              <w:instrText xml:space="preserve"> PAGEREF _Toc237968210 \h </w:instrText>
             </w:r>
             <w:r>
               <w:rPr>
@@ -2383,7 +2383,7 @@
                 <w:noProof/>
                 <w:webHidden/>
               </w:rPr>
-              <w:t>36</w:t>
+              <w:t>37</w:t>
             </w:r>
             <w:r>
               <w:rPr>
@@ -2408,7 +2408,7 @@
               <w:lang w:eastAsia="es-CO"/>
             </w:rPr>
           </w:pPr>
-          <w:hyperlink w:anchor="_Toc236138166" w:history="1">
+          <w:hyperlink w:anchor="_Toc237968211" w:history="1">
             <w:r>
               <w:rPr>
                 <w:rStyle w:val="Hipervnculo"/>
@@ -2435,7 +2435,7 @@
                 <w:noProof/>
                 <w:webHidden/>
               </w:rPr>
-              <w:instrText xml:space="preserve"> PAGEREF _Toc236138166 \h </w:instrText>
+              <w:instrText xml:space="preserve"> PAGEREF _Toc237968211 \h </w:instrText>
             </w:r>
             <w:r>
               <w:rPr>
@@ -2455,7 +2455,7 @@
                 <w:noProof/>
                 <w:webHidden/>
               </w:rPr>
-              <w:t>38</w:t>
+              <w:t>39</w:t>
             </w:r>
             <w:r>
               <w:rPr>
@@ -2480,7 +2480,7 @@
               <w:lang w:eastAsia="es-CO"/>
             </w:rPr>
           </w:pPr>
-          <w:hyperlink w:anchor="_Toc236138167" w:history="1">
+          <w:hyperlink w:anchor="_Toc237968212" w:history="1">
             <w:r>
               <w:rPr>
                 <w:rStyle w:val="Hipervnculo"/>
@@ -2507,7 +2507,7 @@
                 <w:noProof/>
                 <w:webHidden/>
               </w:rPr>
-              <w:instrText xml:space="preserve"> PAGEREF _Toc236138167 \h </w:instrText>
+              <w:instrText xml:space="preserve"> PAGEREF _Toc237968212 \h </w:instrText>
             </w:r>
             <w:r>
               <w:rPr>
@@ -2527,7 +2527,7 @@
                 <w:noProof/>
                 <w:webHidden/>
               </w:rPr>
-              <w:t>38</w:t>
+              <w:t>39</w:t>
             </w:r>
             <w:r>
               <w:rPr>
@@ -2552,7 +2552,7 @@
               <w:lang w:eastAsia="es-CO"/>
             </w:rPr>
           </w:pPr>
-          <w:hyperlink w:anchor="_Toc236138168" w:history="1">
+          <w:hyperlink w:anchor="_Toc237968213" w:history="1">
             <w:r>
               <w:rPr>
                 <w:rStyle w:val="Hipervnculo"/>
@@ -2579,7 +2579,7 @@
                 <w:noProof/>
                 <w:webHidden/>
               </w:rPr>
-              <w:instrText xml:space="preserve"> PAGEREF _Toc236138168 \h </w:instrText>
+              <w:instrText xml:space="preserve"> PAGEREF _Toc237968213 \h </w:instrText>
             </w:r>
             <w:r>
               <w:rPr>
@@ -2599,7 +2599,7 @@
                 <w:noProof/>
                 <w:webHidden/>
               </w:rPr>
-              <w:t>39</w:t>
+              <w:t>40</w:t>
             </w:r>
             <w:r>
               <w:rPr>
@@ -2624,7 +2624,7 @@
               <w:lang w:eastAsia="es-CO"/>
             </w:rPr>
           </w:pPr>
-          <w:hyperlink w:anchor="_Toc236138169" w:history="1">
+          <w:hyperlink w:anchor="_Toc237968214" w:history="1">
             <w:r>
               <w:rPr>
                 <w:rStyle w:val="Hipervnculo"/>
@@ -2651,7 +2651,7 @@
                 <w:noProof/>
                 <w:webHidden/>
               </w:rPr>
-              <w:instrText xml:space="preserve"> PAGEREF _Toc236138169 \h </w:instrText>
+              <w:instrText xml:space="preserve"> PAGEREF _Toc237968214 \h </w:instrText>
             </w:r>
             <w:r>
               <w:rPr>
@@ -2671,7 +2671,7 @@
                 <w:noProof/>
                 <w:webHidden/>
               </w:rPr>
-              <w:t>41</w:t>
+              <w:t>42</w:t>
             </w:r>
             <w:r>
               <w:rPr>
@@ -2696,7 +2696,7 @@
               <w:lang w:eastAsia="es-CO"/>
             </w:rPr>
           </w:pPr>
-          <w:hyperlink w:anchor="_Toc236138170" w:history="1">
+          <w:hyperlink w:anchor="_Toc237968215" w:history="1">
             <w:r>
               <w:rPr>
                 <w:rStyle w:val="Hipervnculo"/>
@@ -2723,7 +2723,7 @@
                 <w:noProof/>
                 <w:webHidden/>
               </w:rPr>
-              <w:instrText xml:space="preserve"> PAGEREF _Toc236138170 \h </w:instrText>
+              <w:instrText xml:space="preserve"> PAGEREF _Toc237968215 \h </w:instrText>
             </w:r>
             <w:r>
               <w:rPr>
@@ -2743,7 +2743,7 @@
                 <w:noProof/>
                 <w:webHidden/>
               </w:rPr>
-              <w:t>46</w:t>
+              <w:t>48</w:t>
             </w:r>
             <w:r>
               <w:rPr>
@@ -2768,7 +2768,7 @@
               <w:lang w:eastAsia="es-CO"/>
             </w:rPr>
           </w:pPr>
-          <w:hyperlink w:anchor="_Toc236138171" w:history="1">
+          <w:hyperlink w:anchor="_Toc237968216" w:history="1">
             <w:r>
               <w:rPr>
                 <w:rStyle w:val="Hipervnculo"/>
@@ -2795,7 +2795,7 @@
                 <w:noProof/>
                 <w:webHidden/>
               </w:rPr>
-              <w:instrText xml:space="preserve"> PAGEREF _Toc236138171 \h </w:instrText>
+              <w:instrText xml:space="preserve"> PAGEREF _Toc237968216 \h </w:instrText>
             </w:r>
             <w:r>
               <w:rPr>
@@ -2815,7 +2815,7 @@
                 <w:noProof/>
                 <w:webHidden/>
               </w:rPr>
-              <w:t>48</w:t>
+              <w:t>50</w:t>
             </w:r>
             <w:r>
               <w:rPr>
@@ -2840,7 +2840,7 @@
               <w:lang w:eastAsia="es-CO"/>
             </w:rPr>
           </w:pPr>
-          <w:hyperlink w:anchor="_Toc236138172" w:history="1">
+          <w:hyperlink w:anchor="_Toc237968217" w:history="1">
             <w:r>
               <w:rPr>
                 <w:rStyle w:val="Hipervnculo"/>
@@ -2867,7 +2867,7 @@
                 <w:noProof/>
                 <w:webHidden/>
               </w:rPr>
-              <w:instrText xml:space="preserve"> PAGEREF _Toc236138172 \h </w:instrText>
+              <w:instrText xml:space="preserve"> PAGEREF _Toc237968217 \h </w:instrText>
             </w:r>
             <w:r>
               <w:rPr>
@@ -2887,7 +2887,7 @@
                 <w:noProof/>
                 <w:webHidden/>
               </w:rPr>
-              <w:t>51</w:t>
+              <w:t>53</w:t>
             </w:r>
             <w:r>
               <w:rPr>
@@ -2912,7 +2912,7 @@
               <w:lang w:eastAsia="es-CO"/>
             </w:rPr>
           </w:pPr>
-          <w:hyperlink w:anchor="_Toc236138173" w:history="1">
+          <w:hyperlink w:anchor="_Toc237968218" w:history="1">
             <w:r>
               <w:rPr>
                 <w:rStyle w:val="Hipervnculo"/>
@@ -2939,7 +2939,7 @@
                 <w:noProof/>
                 <w:webHidden/>
               </w:rPr>
-              <w:instrText xml:space="preserve"> PAGEREF _Toc236138173 \h </w:instrText>
+              <w:instrText xml:space="preserve"> PAGEREF _Toc237968218 \h </w:instrText>
             </w:r>
             <w:r>
               <w:rPr>
@@ -2959,7 +2959,7 @@
                 <w:noProof/>
                 <w:webHidden/>
               </w:rPr>
-              <w:t>52</w:t>
+              <w:t>54</w:t>
             </w:r>
             <w:r>
               <w:rPr>
@@ -2987,7 +2987,7 @@
       <w:pPr>
         <w:pStyle w:val="Titulosgenerales"/>
       </w:pPr>
-      <w:bookmarkStart w:id="0" w:name="_Toc236138141"/>
+      <w:bookmarkStart w:id="0" w:name="_Toc237968186"/>
       <w:r>
         <w:lastRenderedPageBreak/>
         <w:t>Introducción</w:t>
@@ -3043,7 +3043,7 @@
       <w:pPr>
         <w:pStyle w:val="Ttulo1"/>
       </w:pPr>
-      <w:bookmarkStart w:id="1" w:name="_Toc236138142"/>
+      <w:bookmarkStart w:id="1" w:name="_Toc237968187"/>
       <w:r>
         <w:lastRenderedPageBreak/>
         <w:t>Historia del escaparatismo</w:t>
@@ -3082,7 +3082,7 @@
       <w:pPr>
         <w:pStyle w:val="Ttulo2"/>
       </w:pPr>
-      <w:bookmarkStart w:id="2" w:name="_Toc236138143"/>
+      <w:bookmarkStart w:id="2" w:name="_Toc237968188"/>
       <w:r>
         <w:t>Evolución</w:t>
       </w:r>
@@ -3128,11 +3128,17 @@
       </w:r>
     </w:p>
     <w:p>
+      <w:pPr>
+        <w:ind w:left="707"/>
+      </w:pPr>
       <w:r>
         <w:t>Exhibición básica de productos con limitada organización visual.</w:t>
       </w:r>
     </w:p>
     <w:p>
+      <w:pPr>
+        <w:ind w:left="1416" w:firstLine="0"/>
+      </w:pPr>
       <w:r>
         <w:rPr>
           <w:b/>
@@ -3166,11 +3172,17 @@
       </w:r>
     </w:p>
     <w:p>
+      <w:pPr>
+        <w:ind w:left="707"/>
+      </w:pPr>
       <w:r>
         <w:t>Incorporación de decoración, iluminación y organización visual en vitrinas.</w:t>
       </w:r>
     </w:p>
     <w:p>
+      <w:pPr>
+        <w:ind w:left="1416" w:firstLine="0"/>
+      </w:pPr>
       <w:r>
         <w:rPr>
           <w:b/>
@@ -3203,6 +3215,9 @@
       </w:r>
     </w:p>
     <w:p>
+      <w:pPr>
+        <w:ind w:left="1416" w:firstLine="1"/>
+      </w:pPr>
       <w:r>
         <w:t xml:space="preserve">Integración de </w:t>
       </w:r>
@@ -3217,6 +3232,9 @@
       </w:r>
     </w:p>
     <w:p>
+      <w:pPr>
+        <w:ind w:left="1416" w:firstLine="1"/>
+      </w:pPr>
       <w:r>
         <w:rPr>
           <w:b/>
@@ -3249,11 +3267,17 @@
       </w:r>
     </w:p>
     <w:p>
+      <w:pPr>
+        <w:ind w:left="707"/>
+      </w:pPr>
       <w:r>
         <w:t>Uso de tecnología, pantallas y experiencias visuales interactivas.</w:t>
       </w:r>
     </w:p>
     <w:p>
+      <w:pPr>
+        <w:ind w:left="1416" w:firstLine="0"/>
+      </w:pPr>
       <w:r>
         <w:rPr>
           <w:b/>
@@ -3274,7 +3298,7 @@
       <w:pPr>
         <w:pStyle w:val="Ttulo2"/>
       </w:pPr>
-      <w:bookmarkStart w:id="3" w:name="_Toc236138144"/>
+      <w:bookmarkStart w:id="3" w:name="_Toc237968189"/>
       <w:r>
         <w:lastRenderedPageBreak/>
         <w:t>Importancia</w:t>
@@ -3391,7 +3415,7 @@
       <w:pPr>
         <w:pStyle w:val="Ttulo2"/>
       </w:pPr>
-      <w:bookmarkStart w:id="4" w:name="_Toc236138145"/>
+      <w:bookmarkStart w:id="4" w:name="_Toc237968190"/>
       <w:r>
         <w:lastRenderedPageBreak/>
         <w:t>Tendencias</w:t>
@@ -3551,7 +3575,7 @@
       <w:pPr>
         <w:pStyle w:val="Ttulo1"/>
       </w:pPr>
-      <w:bookmarkStart w:id="5" w:name="_Toc236138146"/>
+      <w:bookmarkStart w:id="5" w:name="_Toc237968191"/>
       <w:r>
         <w:lastRenderedPageBreak/>
         <w:t>Exhibición de productos</w:t>
@@ -3576,7 +3600,7 @@
       <w:pPr>
         <w:pStyle w:val="Ttulo2"/>
       </w:pPr>
-      <w:bookmarkStart w:id="6" w:name="_Toc236138147"/>
+      <w:bookmarkStart w:id="6" w:name="_Toc237968192"/>
       <w:r>
         <w:t>Concepto</w:t>
       </w:r>
@@ -3591,7 +3615,7 @@
       <w:pPr>
         <w:pStyle w:val="Ttulo2"/>
       </w:pPr>
-      <w:bookmarkStart w:id="7" w:name="_Toc236138148"/>
+      <w:bookmarkStart w:id="7" w:name="_Toc237968193"/>
       <w:r>
         <w:t>Zonas</w:t>
       </w:r>
@@ -3691,7 +3715,7 @@
       <w:pPr>
         <w:pStyle w:val="Ttulo2"/>
       </w:pPr>
-      <w:bookmarkStart w:id="8" w:name="_Toc236138149"/>
+      <w:bookmarkStart w:id="8" w:name="_Toc237968194"/>
       <w:r>
         <w:t>Tipos</w:t>
       </w:r>
@@ -3828,7 +3852,7 @@
       <w:pPr>
         <w:pStyle w:val="Ttulo2"/>
       </w:pPr>
-      <w:bookmarkStart w:id="9" w:name="_Toc236138150"/>
+      <w:bookmarkStart w:id="9" w:name="_Toc237968195"/>
       <w:r>
         <w:lastRenderedPageBreak/>
         <w:t>Niveles</w:t>
@@ -4032,7 +4056,7 @@
       <w:pPr>
         <w:pStyle w:val="Ttulo2"/>
       </w:pPr>
-      <w:bookmarkStart w:id="10" w:name="_Toc236138151"/>
+      <w:bookmarkStart w:id="10" w:name="_Toc237968196"/>
       <w:r>
         <w:t>Técnicas</w:t>
       </w:r>
@@ -4191,7 +4215,7 @@
       <w:pPr>
         <w:pStyle w:val="Ttulo2"/>
       </w:pPr>
-      <w:bookmarkStart w:id="11" w:name="_Toc236138152"/>
+      <w:bookmarkStart w:id="11" w:name="_Toc237968197"/>
       <w:r>
         <w:lastRenderedPageBreak/>
         <w:t>Usos</w:t>
@@ -4246,9 +4270,6 @@
       <w:r>
         <w:t xml:space="preserve"> donde se presentan recomendaciones sobre cómo realizar una adecuada exhibición de productos en el punto de venta, mostrando estrategias para organizar los artículos, mejorar su visibilidad y atraer la atención de los clientes dentro del establecimiento comercial.</w:t>
       </w:r>
-      <w:r>
-        <w:t xml:space="preserve"> </w:t>
-      </w:r>
     </w:p>
     <w:p>
       <w:hyperlink r:id="rId13" w:history="1">
@@ -4259,6 +4280,12 @@
           <w:t>https://www.youtube.com/watch?v=Hl4zlHKQ6ts</w:t>
         </w:r>
       </w:hyperlink>
+      <w:r>
+        <w:t xml:space="preserve"> </w:t>
+      </w:r>
+      <w:r>
+        <w:t xml:space="preserve"> </w:t>
+      </w:r>
     </w:p>
     <w:p>
       <w:pPr>
@@ -4288,7 +4315,7 @@
           <w:noProof/>
         </w:rPr>
         <w:drawing>
-          <wp:inline distT="0" distB="0" distL="0" distR="0" wp14:anchorId="34275C7D" wp14:editId="65C37329">
+          <wp:inline distT="0" distB="0" distL="0" distR="0" wp14:anchorId="34275C7D" wp14:editId="2D92C1F8">
             <wp:extent cx="4679792" cy="2632383"/>
             <wp:effectExtent l="0" t="0" r="6985" b="0"/>
             <wp:docPr id="1" name="Imagen 1">
@@ -4540,7 +4567,7 @@
           <w:rStyle w:val="Extranjerismo"/>
         </w:rPr>
       </w:pPr>
-      <w:bookmarkStart w:id="12" w:name="_Toc236138153"/>
+      <w:bookmarkStart w:id="12" w:name="_Toc237968198"/>
       <w:r>
         <w:rPr>
           <w:rStyle w:val="Extranjerismo"/>
@@ -4582,7 +4609,7 @@
       <w:pPr>
         <w:pStyle w:val="Ttulo2"/>
       </w:pPr>
-      <w:bookmarkStart w:id="13" w:name="_Toc236138154"/>
+      <w:bookmarkStart w:id="13" w:name="_Toc237968199"/>
       <w:r>
         <w:t>Concepto</w:t>
       </w:r>
@@ -4615,7 +4642,7 @@
       <w:pPr>
         <w:pStyle w:val="Ttulo2"/>
       </w:pPr>
-      <w:bookmarkStart w:id="14" w:name="_Toc236138155"/>
+      <w:bookmarkStart w:id="14" w:name="_Toc237968200"/>
       <w:r>
         <w:lastRenderedPageBreak/>
         <w:t>Tipos</w:t>
@@ -4799,7 +4826,7 @@
       <w:pPr>
         <w:pStyle w:val="Ttulo2"/>
       </w:pPr>
-      <w:bookmarkStart w:id="15" w:name="_Toc236138156"/>
+      <w:bookmarkStart w:id="15" w:name="_Toc237968201"/>
       <w:r>
         <w:t>Técnicas</w:t>
       </w:r>
@@ -4939,7 +4966,7 @@
       <w:pPr>
         <w:pStyle w:val="Ttulo2"/>
       </w:pPr>
-      <w:bookmarkStart w:id="16" w:name="_Toc236138157"/>
+      <w:bookmarkStart w:id="16" w:name="_Toc237968202"/>
       <w:r>
         <w:lastRenderedPageBreak/>
         <w:t>Aplicabilidad</w:t>
@@ -4996,7 +5023,7 @@
       <w:pPr>
         <w:pStyle w:val="Ttulo2"/>
       </w:pPr>
-      <w:bookmarkStart w:id="17" w:name="_Toc236138158"/>
+      <w:bookmarkStart w:id="17" w:name="_Toc237968203"/>
       <w:r>
         <w:rPr>
           <w:rStyle w:val="Extranjerismo"/>
@@ -5612,7 +5639,7 @@
       <w:pPr>
         <w:pStyle w:val="Ttulo1"/>
       </w:pPr>
-      <w:bookmarkStart w:id="18" w:name="_Toc236138159"/>
+      <w:bookmarkStart w:id="18" w:name="_Toc237968204"/>
       <w:r>
         <w:lastRenderedPageBreak/>
         <w:t>Medios visuales y comunicación</w:t>
@@ -5646,7 +5673,7 @@
       <w:pPr>
         <w:pStyle w:val="Ttulo2"/>
       </w:pPr>
-      <w:bookmarkStart w:id="19" w:name="_Toc236138160"/>
+      <w:bookmarkStart w:id="19" w:name="_Toc237968205"/>
       <w:r>
         <w:t>Fundamentos visuales</w:t>
       </w:r>
@@ -5679,6 +5706,9 @@
       </w:r>
     </w:p>
     <w:p>
+      <w:pPr>
+        <w:ind w:left="1416" w:firstLine="1"/>
+      </w:pPr>
       <w:r>
         <w:t>Elemento visual que transmite sensaciones, refuerza la identidad de la marca, dirige la atención del consumidor y resalta productos, favoreciendo la comunicación y el impacto de la exhibición.</w:t>
       </w:r>
@@ -5702,6 +5732,9 @@
       </w:r>
     </w:p>
     <w:p>
+      <w:pPr>
+        <w:ind w:left="1416" w:firstLine="1"/>
+      </w:pPr>
       <w:r>
         <w:t>Recurso que destaca productos, crea ambientes atractivos y orienta la atención del cliente hacia áreas específicas, mejorando la percepción visual y la experiencia de compra.</w:t>
       </w:r>
@@ -5727,6 +5760,9 @@
       </w:r>
     </w:p>
     <w:p>
+      <w:pPr>
+        <w:ind w:left="1416" w:firstLine="1"/>
+      </w:pPr>
       <w:r>
         <w:t>Elementos visuales que organizan la exhibición, aportan armonía y facilitan la percepción de los productos, generando composiciones atractivas y funcionales para el consumidor.</w:t>
       </w:r>
@@ -5756,6 +5792,9 @@
       </w:r>
     </w:p>
     <w:p>
+      <w:pPr>
+        <w:ind w:left="1416" w:firstLine="1"/>
+      </w:pPr>
       <w:r>
         <w:t>Principio visual que combina colores, tamaños, formas o texturas para resaltar productos, captar la atención y facilitar la diferenciación entre los elementos de la exhibición.</w:t>
       </w:r>
@@ -5781,6 +5820,9 @@
       </w:r>
     </w:p>
     <w:p>
+      <w:pPr>
+        <w:ind w:left="1416" w:firstLine="1"/>
+      </w:pPr>
       <w:r>
         <w:t>Distribución armónica de los elementos de la exhibición para lograr una composición ordenada, atractiva y funcional, favoreciendo la percepción y el recorrido visual del consumidor.</w:t>
       </w:r>
@@ -5801,7 +5843,7 @@
       <w:pPr>
         <w:pStyle w:val="Ttulo2"/>
       </w:pPr>
-      <w:bookmarkStart w:id="20" w:name="_Toc236138161"/>
+      <w:bookmarkStart w:id="20" w:name="_Toc237968206"/>
       <w:r>
         <w:t>Teoría visual</w:t>
       </w:r>
@@ -6390,7 +6432,7 @@
       <w:pPr>
         <w:pStyle w:val="Ttulo1"/>
       </w:pPr>
-      <w:bookmarkStart w:id="21" w:name="_Toc236138162"/>
+      <w:bookmarkStart w:id="21" w:name="_Toc237968207"/>
       <w:r>
         <w:lastRenderedPageBreak/>
         <w:t>Percepción visual</w:t>
@@ -6406,7 +6448,7 @@
       <w:pPr>
         <w:pStyle w:val="Ttulo2"/>
       </w:pPr>
-      <w:bookmarkStart w:id="22" w:name="_Toc236138163"/>
+      <w:bookmarkStart w:id="22" w:name="_Toc237968208"/>
       <w:r>
         <w:t>Concepto</w:t>
       </w:r>
@@ -6533,7 +6575,7 @@
       <w:pPr>
         <w:pStyle w:val="Ttulo2"/>
       </w:pPr>
-      <w:bookmarkStart w:id="23" w:name="_Toc236138164"/>
+      <w:bookmarkStart w:id="23" w:name="_Toc237968209"/>
       <w:r>
         <w:t>Dinámicas visuales</w:t>
       </w:r>
@@ -7202,7 +7244,7 @@
       <w:pPr>
         <w:pStyle w:val="Ttulo2"/>
       </w:pPr>
-      <w:bookmarkStart w:id="24" w:name="_Toc236138165"/>
+      <w:bookmarkStart w:id="24" w:name="_Toc237968210"/>
       <w:r>
         <w:lastRenderedPageBreak/>
         <w:t>Comportamiento visual del consumidor</w:t>
@@ -7353,7 +7395,7 @@
       <w:pPr>
         <w:pStyle w:val="Ttulo1"/>
       </w:pPr>
-      <w:bookmarkStart w:id="25" w:name="_Toc236138166"/>
+      <w:bookmarkStart w:id="25" w:name="_Toc237968211"/>
       <w:r>
         <w:lastRenderedPageBreak/>
         <w:t>Leyes de Gestalt</w:t>
@@ -7383,7 +7425,7 @@
       <w:pPr>
         <w:pStyle w:val="Ttulo2"/>
       </w:pPr>
-      <w:bookmarkStart w:id="26" w:name="_Toc236138167"/>
+      <w:bookmarkStart w:id="26" w:name="_Toc237968212"/>
       <w:r>
         <w:t>Concepto y principios de Gestalt</w:t>
       </w:r>
@@ -7401,9 +7443,19 @@
     </w:p>
     <w:p>
       <w:pPr>
+        <w:spacing w:before="0" w:after="160" w:line="259" w:lineRule="auto"/>
+        <w:ind w:firstLine="0"/>
+      </w:pPr>
+      <w:r>
+        <w:br w:type="page"/>
+      </w:r>
+    </w:p>
+    <w:p>
+      <w:pPr>
         <w:pStyle w:val="Tabla"/>
       </w:pPr>
       <w:r>
+        <w:lastRenderedPageBreak/>
         <w:t>Principios de Gestalt</w:t>
       </w:r>
     </w:p>
@@ -7415,8 +7467,8 @@
       </w:tblPr>
       <w:tblGrid>
         <w:gridCol w:w="1555"/>
-        <w:gridCol w:w="2976"/>
-        <w:gridCol w:w="5431"/>
+        <w:gridCol w:w="3402"/>
+        <w:gridCol w:w="5005"/>
       </w:tblGrid>
       <w:tr>
         <w:trPr>
@@ -7434,14 +7486,13 @@
               <w:spacing w:line="360" w:lineRule="auto"/>
             </w:pPr>
             <w:r>
-              <w:lastRenderedPageBreak/>
               <w:t>Principio</w:t>
             </w:r>
           </w:p>
         </w:tc>
         <w:tc>
           <w:tcPr>
-            <w:tcW w:w="2976" w:type="dxa"/>
+            <w:tcW w:w="3402" w:type="dxa"/>
           </w:tcPr>
           <w:p>
             <w:pPr>
@@ -7455,7 +7506,7 @@
         </w:tc>
         <w:tc>
           <w:tcPr>
-            <w:tcW w:w="5431" w:type="dxa"/>
+            <w:tcW w:w="5005" w:type="dxa"/>
           </w:tcPr>
           <w:p>
             <w:pPr>
@@ -7488,7 +7539,7 @@
         </w:tc>
         <w:tc>
           <w:tcPr>
-            <w:tcW w:w="2976" w:type="dxa"/>
+            <w:tcW w:w="3402" w:type="dxa"/>
           </w:tcPr>
           <w:p>
             <w:pPr>
@@ -7502,7 +7553,7 @@
         </w:tc>
         <w:tc>
           <w:tcPr>
-            <w:tcW w:w="5431" w:type="dxa"/>
+            <w:tcW w:w="5005" w:type="dxa"/>
           </w:tcPr>
           <w:p>
             <w:pPr>
@@ -7532,7 +7583,7 @@
         </w:tc>
         <w:tc>
           <w:tcPr>
-            <w:tcW w:w="2976" w:type="dxa"/>
+            <w:tcW w:w="3402" w:type="dxa"/>
           </w:tcPr>
           <w:p>
             <w:pPr>
@@ -7546,7 +7597,7 @@
         </w:tc>
         <w:tc>
           <w:tcPr>
-            <w:tcW w:w="5431" w:type="dxa"/>
+            <w:tcW w:w="5005" w:type="dxa"/>
           </w:tcPr>
           <w:p>
             <w:pPr>
@@ -7579,7 +7630,7 @@
         </w:tc>
         <w:tc>
           <w:tcPr>
-            <w:tcW w:w="2976" w:type="dxa"/>
+            <w:tcW w:w="3402" w:type="dxa"/>
           </w:tcPr>
           <w:p>
             <w:pPr>
@@ -7593,7 +7644,7 @@
         </w:tc>
         <w:tc>
           <w:tcPr>
-            <w:tcW w:w="5431" w:type="dxa"/>
+            <w:tcW w:w="5005" w:type="dxa"/>
           </w:tcPr>
           <w:p>
             <w:pPr>
@@ -7623,7 +7674,7 @@
         </w:tc>
         <w:tc>
           <w:tcPr>
-            <w:tcW w:w="2976" w:type="dxa"/>
+            <w:tcW w:w="3402" w:type="dxa"/>
           </w:tcPr>
           <w:p>
             <w:pPr>
@@ -7637,7 +7688,7 @@
         </w:tc>
         <w:tc>
           <w:tcPr>
-            <w:tcW w:w="5431" w:type="dxa"/>
+            <w:tcW w:w="5005" w:type="dxa"/>
           </w:tcPr>
           <w:p>
             <w:pPr>
@@ -7670,7 +7721,7 @@
         </w:tc>
         <w:tc>
           <w:tcPr>
-            <w:tcW w:w="2976" w:type="dxa"/>
+            <w:tcW w:w="3402" w:type="dxa"/>
           </w:tcPr>
           <w:p>
             <w:pPr>
@@ -7684,7 +7735,7 @@
         </w:tc>
         <w:tc>
           <w:tcPr>
-            <w:tcW w:w="5431" w:type="dxa"/>
+            <w:tcW w:w="5005" w:type="dxa"/>
           </w:tcPr>
           <w:p>
             <w:pPr>
@@ -7723,7 +7774,7 @@
       <w:pPr>
         <w:pStyle w:val="Ttulo2"/>
       </w:pPr>
-      <w:bookmarkStart w:id="27" w:name="_Toc236138168"/>
+      <w:bookmarkStart w:id="27" w:name="_Toc237968213"/>
       <w:r>
         <w:t>Aplicación de las leyes de Gestalt</w:t>
       </w:r>
@@ -7960,7 +8011,7 @@
       <w:pPr>
         <w:pStyle w:val="Ttulo2"/>
       </w:pPr>
-      <w:bookmarkStart w:id="28" w:name="_Toc236138169"/>
+      <w:bookmarkStart w:id="28" w:name="_Toc237968214"/>
       <w:r>
         <w:t>Organización visual de espacios y productos</w:t>
       </w:r>
@@ -8611,7 +8662,7 @@
           <w:u w:val="single"/>
         </w:rPr>
       </w:pPr>
-      <w:bookmarkStart w:id="29" w:name="_Toc236138170"/>
+      <w:bookmarkStart w:id="29" w:name="_Toc237968215"/>
       <w:r>
         <w:lastRenderedPageBreak/>
         <w:t>Síntesis</w:t>
@@ -8741,7 +8792,7 @@
       <w:pPr>
         <w:pStyle w:val="Titulosgenerales"/>
       </w:pPr>
-      <w:bookmarkStart w:id="30" w:name="_Toc236138171"/>
+      <w:bookmarkStart w:id="30" w:name="_Toc237968216"/>
       <w:r>
         <w:lastRenderedPageBreak/>
         <w:t>Glosario</w:t>
@@ -9010,7 +9061,7 @@
       <w:pPr>
         <w:pStyle w:val="Titulosgenerales"/>
       </w:pPr>
-      <w:bookmarkStart w:id="31" w:name="_Toc236138172"/>
+      <w:bookmarkStart w:id="31" w:name="_Toc237968217"/>
       <w:r>
         <w:lastRenderedPageBreak/>
         <w:t>Referencias bibliográficas</w:t>
@@ -9161,7 +9212,7 @@
       <w:pPr>
         <w:pStyle w:val="Titulosgenerales"/>
       </w:pPr>
-      <w:bookmarkStart w:id="32" w:name="_Toc236138173"/>
+      <w:bookmarkStart w:id="32" w:name="_Toc237968218"/>
       <w:r>
         <w:lastRenderedPageBreak/>
         <w:t>Créditos</w:t>
